--- a/resources/documents/consent-to-provide-information-about-the-author.docx
+++ b/resources/documents/consent-to-provide-information-about-the-author.docx
@@ -1,28 +1,21 @@
 
 <file path=word/document.xml><?xml version="1.0" encoding="utf-8"?>
-<w:document xmlns:o="urn:schemas-microsoft-com:office:office" xmlns:r="http://schemas.openxmlformats.org/officeDocument/2006/relationships" xmlns:v="urn:schemas-microsoft-com:vml" xmlns:w="http://schemas.openxmlformats.org/wordprocessingml/2006/main" xmlns:w10="urn:schemas-microsoft-com:office:word" xmlns:wp="http://schemas.openxmlformats.org/drawingml/2006/wordprocessingDrawing" xmlns:wps="http://schemas.microsoft.com/office/word/2010/wordprocessingShape" xmlns:wpg="http://schemas.microsoft.com/office/word/2010/wordprocessingGroup" xmlns:mc="http://schemas.openxmlformats.org/markup-compatibility/2006" xmlns:wp14="http://schemas.microsoft.com/office/word/2010/wordprocessingDrawing" xmlns:w14="http://schemas.microsoft.com/office/word/2010/wordml" xmlns:w15="http://schemas.microsoft.com/office/word/2012/wordml" mc:Ignorable="w14 wp14 w15">
+<w:document xmlns:wpc="http://schemas.microsoft.com/office/word/2010/wordprocessingCanvas" xmlns:cx="http://schemas.microsoft.com/office/drawing/2014/chartex" xmlns:cx1="http://schemas.microsoft.com/office/drawing/2015/9/8/chartex" xmlns:cx2="http://schemas.microsoft.com/office/drawing/2015/10/21/chartex" xmlns:cx3="http://schemas.microsoft.com/office/drawing/2016/5/9/chartex" xmlns:cx4="http://schemas.microsoft.com/office/drawing/2016/5/10/chartex" xmlns:cx5="http://schemas.microsoft.com/office/drawing/2016/5/11/chartex" xmlns:cx6="http://schemas.microsoft.com/office/drawing/2016/5/12/chartex" xmlns:cx7="http://schemas.microsoft.com/office/drawing/2016/5/13/chartex" xmlns:cx8="http://schemas.microsoft.com/office/drawing/2016/5/14/chartex" xmlns:mc="http://schemas.openxmlformats.org/markup-compatibility/2006" xmlns:aink="http://schemas.microsoft.com/office/drawing/2016/ink" xmlns:am3d="http://schemas.microsoft.com/office/drawing/2017/model3d" xmlns:o="urn:schemas-microsoft-com:office:office" xmlns:r="http://schemas.openxmlformats.org/officeDocument/2006/relationships" xmlns:m="http://schemas.openxmlformats.org/officeDocument/2006/math" xmlns:v="urn:schemas-microsoft-com:vml" xmlns:wp14="http://schemas.microsoft.com/office/word/2010/wordprocessingDrawing" xmlns:wp="http://schemas.openxmlformats.org/drawingml/2006/wordprocessingDrawing" xmlns:w10="urn:schemas-microsoft-com:office:word" xmlns:w="http://schemas.openxmlformats.org/wordprocessingml/2006/main" xmlns:w14="http://schemas.microsoft.com/office/word/2010/wordml" xmlns:w15="http://schemas.microsoft.com/office/word/2012/wordml" xmlns:w16cex="http://schemas.microsoft.com/office/word/2018/wordml/cex" xmlns:w16cid="http://schemas.microsoft.com/office/word/2016/wordml/cid" xmlns:w16="http://schemas.microsoft.com/office/word/2018/wordml" xmlns:w16se="http://schemas.microsoft.com/office/word/2015/wordml/symex" xmlns:wpg="http://schemas.microsoft.com/office/word/2010/wordprocessingGroup" xmlns:wpi="http://schemas.microsoft.com/office/word/2010/wordprocessingInk" xmlns:wne="http://schemas.microsoft.com/office/word/2006/wordml" xmlns:wps="http://schemas.microsoft.com/office/word/2010/wordprocessingShape" mc:Ignorable="w14 w15 w16se w16cid w16 w16cex wp14">
   <w:body>
     <w:tbl>
       <w:tblPr>
         <w:tblW w:w="9931" w:type="dxa"/>
-        <w:jc w:val="left"/>
         <w:tblInd w:w="-160" w:type="dxa"/>
         <w:tblLayout w:type="fixed"/>
-        <w:tblCellMar>
-          <w:top w:w="0" w:type="dxa"/>
-          <w:left w:w="108" w:type="dxa"/>
-          <w:bottom w:w="0" w:type="dxa"/>
-          <w:right w:w="108" w:type="dxa"/>
-        </w:tblCellMar>
-        <w:tblLook w:firstRow="1" w:noVBand="1" w:lastRow="0" w:firstColumn="1" w:lastColumn="0" w:noHBand="0" w:val="04a0"/>
+        <w:tblLook w:val="04A0" w:firstRow="1" w:lastRow="0" w:firstColumn="1" w:lastColumn="0" w:noHBand="0" w:noVBand="1"/>
       </w:tblPr>
       <w:tblGrid>
         <w:gridCol w:w="4705"/>
-        <w:gridCol w:w="5225"/>
+        <w:gridCol w:w="5226"/>
       </w:tblGrid>
       <w:tr>
         <w:trPr>
-          <w:trHeight w:val="801" w:hRule="atLeast"/>
+          <w:trHeight w:val="801"/>
         </w:trPr>
         <w:tc>
           <w:tcPr>
@@ -36,20 +29,19 @@
           </w:tcPr>
           <w:p>
             <w:pPr>
-              <w:pStyle w:val="Normal"/>
-              <w:widowControl w:val="false"/>
-              <w:spacing w:lineRule="auto" w:line="240" w:before="0" w:after="0"/>
-              <w:ind w:left="72" w:hanging="0"/>
-              <w:rPr>
-                <w:rFonts w:ascii="Times New Roman" w:hAnsi="Times New Roman" w:eastAsia="Calibri"/>
-                <w:sz w:val="24"/>
-                <w:szCs w:val="24"/>
-                <w:lang w:eastAsia="ru-RU"/>
-              </w:rPr>
-            </w:pPr>
-            <w:r>
-              <w:rPr>
-                <w:rFonts w:eastAsia="Calibri" w:ascii="Times New Roman" w:hAnsi="Times New Roman"/>
+              <w:widowControl w:val="0"/>
+              <w:spacing w:after="0" w:line="240" w:lineRule="auto"/>
+              <w:ind w:left="72"/>
+              <w:rPr>
+                <w:rFonts w:ascii="Times New Roman" w:eastAsia="Calibri" w:hAnsi="Times New Roman"/>
+                <w:sz w:val="24"/>
+                <w:szCs w:val="24"/>
+                <w:lang w:eastAsia="ru-RU"/>
+              </w:rPr>
+            </w:pPr>
+            <w:r>
+              <w:rPr>
+                <w:rFonts w:ascii="Times New Roman" w:eastAsia="Calibri" w:hAnsi="Times New Roman"/>
                 <w:sz w:val="24"/>
                 <w:szCs w:val="24"/>
                 <w:lang w:eastAsia="ru-RU"/>
@@ -59,42 +51,32 @@
           </w:p>
           <w:p>
             <w:pPr>
-              <w:pStyle w:val="Normal"/>
-              <w:widowControl w:val="false"/>
-              <w:spacing w:lineRule="auto" w:line="240" w:before="60" w:after="0"/>
-              <w:ind w:left="72" w:hanging="0"/>
-              <w:rPr>
-                <w:rFonts w:ascii="Times New Roman" w:hAnsi="Times New Roman" w:eastAsia="Calibri"/>
-                <w:sz w:val="24"/>
-                <w:szCs w:val="24"/>
-                <w:lang w:eastAsia="ru-RU"/>
-              </w:rPr>
-            </w:pPr>
-            <w:r>
-              <w:rPr>
-                <w:rFonts w:eastAsia="Calibri" w:ascii="Times New Roman" w:hAnsi="Times New Roman"/>
-                <w:sz w:val="24"/>
-                <w:szCs w:val="24"/>
-                <w:lang w:eastAsia="ru-RU"/>
-              </w:rPr>
-            </w:r>
-          </w:p>
-          <w:p>
-            <w:pPr>
-              <w:pStyle w:val="Normal"/>
-              <w:widowControl w:val="false"/>
-              <w:spacing w:lineRule="auto" w:line="240" w:before="0" w:after="0"/>
-              <w:ind w:left="72" w:hanging="0"/>
-              <w:rPr>
-                <w:rFonts w:ascii="Times New Roman" w:hAnsi="Times New Roman" w:eastAsia="Calibri"/>
-                <w:sz w:val="24"/>
-                <w:szCs w:val="24"/>
-                <w:lang w:eastAsia="ru-RU"/>
-              </w:rPr>
-            </w:pPr>
-            <w:r>
-              <w:rPr>
-                <w:rFonts w:eastAsia="Calibri" w:ascii="Times New Roman" w:hAnsi="Times New Roman"/>
+              <w:widowControl w:val="0"/>
+              <w:spacing w:before="60" w:after="0" w:line="240" w:lineRule="auto"/>
+              <w:ind w:left="72"/>
+              <w:rPr>
+                <w:rFonts w:ascii="Times New Roman" w:eastAsia="Calibri" w:hAnsi="Times New Roman"/>
+                <w:sz w:val="24"/>
+                <w:szCs w:val="24"/>
+                <w:lang w:eastAsia="ru-RU"/>
+              </w:rPr>
+            </w:pPr>
+          </w:p>
+          <w:p>
+            <w:pPr>
+              <w:widowControl w:val="0"/>
+              <w:spacing w:after="0" w:line="240" w:lineRule="auto"/>
+              <w:ind w:left="72"/>
+              <w:rPr>
+                <w:rFonts w:ascii="Times New Roman" w:eastAsia="Calibri" w:hAnsi="Times New Roman"/>
+                <w:sz w:val="24"/>
+                <w:szCs w:val="24"/>
+                <w:lang w:eastAsia="ru-RU"/>
+              </w:rPr>
+            </w:pPr>
+            <w:r>
+              <w:rPr>
+                <w:rFonts w:ascii="Times New Roman" w:eastAsia="Calibri" w:hAnsi="Times New Roman"/>
                 <w:i/>
                 <w:iCs/>
                 <w:sz w:val="18"/>
@@ -117,23 +99,21 @@
           </w:tcPr>
           <w:p>
             <w:pPr>
-              <w:pStyle w:val="Normal"/>
-              <w:widowControl w:val="false"/>
-              <w:spacing w:lineRule="auto" w:line="240" w:before="0" w:after="0"/>
+              <w:widowControl w:val="0"/>
+              <w:spacing w:after="0" w:line="240" w:lineRule="auto"/>
               <w:jc w:val="center"/>
               <w:rPr>
-                <w:rFonts w:ascii="Times New Roman" w:hAnsi="Times New Roman" w:eastAsia="Calibri"/>
-                <w:b/>
-                <w:b/>
-                <w:bCs/>
-                <w:sz w:val="18"/>
-                <w:szCs w:val="18"/>
-                <w:lang w:eastAsia="ru-RU"/>
-              </w:rPr>
-            </w:pPr>
-            <w:r>
-              <w:rPr>
-                <w:rFonts w:eastAsia="Calibri" w:ascii="Times New Roman" w:hAnsi="Times New Roman"/>
+                <w:rFonts w:ascii="Times New Roman" w:eastAsia="Calibri" w:hAnsi="Times New Roman"/>
+                <w:b/>
+                <w:bCs/>
+                <w:sz w:val="18"/>
+                <w:szCs w:val="18"/>
+                <w:lang w:eastAsia="ru-RU"/>
+              </w:rPr>
+            </w:pPr>
+            <w:r>
+              <w:rPr>
+                <w:rFonts w:ascii="Times New Roman" w:eastAsia="Calibri" w:hAnsi="Times New Roman"/>
                 <w:b/>
                 <w:bCs/>
                 <w:sz w:val="18"/>
@@ -145,23 +125,21 @@
           </w:p>
           <w:p>
             <w:pPr>
-              <w:pStyle w:val="Normal"/>
-              <w:widowControl w:val="false"/>
-              <w:spacing w:lineRule="auto" w:line="240" w:before="0" w:after="0"/>
+              <w:widowControl w:val="0"/>
+              <w:spacing w:after="0" w:line="240" w:lineRule="auto"/>
               <w:jc w:val="center"/>
               <w:rPr>
-                <w:rFonts w:ascii="Times New Roman" w:hAnsi="Times New Roman" w:eastAsia="Calibri"/>
-                <w:b/>
-                <w:b/>
-                <w:bCs/>
-                <w:sz w:val="18"/>
-                <w:szCs w:val="18"/>
-                <w:lang w:eastAsia="ru-RU"/>
-              </w:rPr>
-            </w:pPr>
-            <w:r>
-              <w:rPr>
-                <w:rFonts w:eastAsia="Calibri" w:ascii="Times New Roman" w:hAnsi="Times New Roman"/>
+                <w:rFonts w:ascii="Times New Roman" w:eastAsia="Calibri" w:hAnsi="Times New Roman"/>
+                <w:b/>
+                <w:bCs/>
+                <w:sz w:val="18"/>
+                <w:szCs w:val="18"/>
+                <w:lang w:eastAsia="ru-RU"/>
+              </w:rPr>
+            </w:pPr>
+            <w:r>
+              <w:rPr>
+                <w:rFonts w:ascii="Times New Roman" w:eastAsia="Calibri" w:hAnsi="Times New Roman"/>
                 <w:b/>
                 <w:bCs/>
                 <w:sz w:val="18"/>
@@ -173,15 +151,13 @@
           </w:p>
           <w:p>
             <w:pPr>
-              <w:pStyle w:val="Normal"/>
-              <w:widowControl w:val="false"/>
-              <w:spacing w:lineRule="auto" w:line="240" w:before="0" w:after="0"/>
+              <w:widowControl w:val="0"/>
+              <w:spacing w:after="0" w:line="240" w:lineRule="auto"/>
               <w:jc w:val="center"/>
-              <w:rPr/>
-            </w:pPr>
-            <w:r>
-              <w:rPr>
-                <w:rFonts w:eastAsia="Calibri" w:ascii="Times New Roman" w:hAnsi="Times New Roman"/>
+            </w:pPr>
+            <w:r>
+              <w:rPr>
+                <w:rFonts w:ascii="Times New Roman" w:eastAsia="Calibri" w:hAnsi="Times New Roman"/>
                 <w:sz w:val="18"/>
                 <w:szCs w:val="18"/>
                 <w:lang w:eastAsia="ru-RU"/>
@@ -191,15 +167,13 @@
           </w:p>
           <w:p>
             <w:pPr>
-              <w:pStyle w:val="Normal"/>
-              <w:widowControl w:val="false"/>
-              <w:spacing w:lineRule="auto" w:line="240" w:before="0" w:after="0"/>
+              <w:widowControl w:val="0"/>
+              <w:spacing w:after="0" w:line="240" w:lineRule="auto"/>
               <w:jc w:val="center"/>
-              <w:rPr/>
-            </w:pPr>
-            <w:r>
-              <w:rPr>
-                <w:rFonts w:eastAsia="Calibri" w:ascii="Times New Roman" w:hAnsi="Times New Roman"/>
+            </w:pPr>
+            <w:r>
+              <w:rPr>
+                <w:rFonts w:ascii="Times New Roman" w:eastAsia="Calibri" w:hAnsi="Times New Roman"/>
                 <w:sz w:val="18"/>
                 <w:szCs w:val="18"/>
                 <w:lang w:eastAsia="ru-RU"/>
@@ -209,20 +183,19 @@
           </w:p>
           <w:p>
             <w:pPr>
-              <w:pStyle w:val="Normal"/>
-              <w:widowControl w:val="false"/>
-              <w:spacing w:lineRule="auto" w:line="240" w:before="0" w:after="0"/>
+              <w:widowControl w:val="0"/>
+              <w:spacing w:after="0" w:line="240" w:lineRule="auto"/>
               <w:jc w:val="center"/>
               <w:rPr>
-                <w:rFonts w:ascii="Times New Roman" w:hAnsi="Times New Roman" w:eastAsia="Calibri"/>
-                <w:sz w:val="18"/>
-                <w:szCs w:val="18"/>
-                <w:lang w:eastAsia="ru-RU"/>
-              </w:rPr>
-            </w:pPr>
-            <w:r>
-              <w:rPr>
-                <w:rFonts w:eastAsia="Calibri" w:ascii="Times New Roman" w:hAnsi="Times New Roman"/>
+                <w:rFonts w:ascii="Times New Roman" w:eastAsia="Calibri" w:hAnsi="Times New Roman"/>
+                <w:sz w:val="18"/>
+                <w:szCs w:val="18"/>
+                <w:lang w:eastAsia="ru-RU"/>
+              </w:rPr>
+            </w:pPr>
+            <w:r>
+              <w:rPr>
+                <w:rFonts w:ascii="Times New Roman" w:eastAsia="Calibri" w:hAnsi="Times New Roman"/>
                 <w:sz w:val="18"/>
                 <w:szCs w:val="18"/>
                 <w:lang w:eastAsia="ru-RU"/>
@@ -234,7 +207,7 @@
       </w:tr>
       <w:tr>
         <w:trPr>
-          <w:trHeight w:val="471" w:hRule="atLeast"/>
+          <w:trHeight w:val="471"/>
         </w:trPr>
         <w:tc>
           <w:tcPr>
@@ -250,15 +223,13 @@
           </w:tcPr>
           <w:p>
             <w:pPr>
-              <w:pStyle w:val="Normal"/>
-              <w:widowControl w:val="false"/>
-              <w:spacing w:lineRule="auto" w:line="240" w:before="60" w:after="60"/>
+              <w:widowControl w:val="0"/>
+              <w:spacing w:before="60" w:after="60" w:line="240" w:lineRule="auto"/>
               <w:jc w:val="center"/>
-              <w:rPr/>
-            </w:pPr>
-            <w:r>
-              <w:rPr>
-                <w:rFonts w:eastAsia="Calibri" w:ascii="Times New Roman" w:hAnsi="Times New Roman"/>
+            </w:pPr>
+            <w:r>
+              <w:rPr>
+                <w:rFonts w:ascii="Times New Roman" w:eastAsia="Calibri" w:hAnsi="Times New Roman"/>
                 <w:b/>
                 <w:bCs/>
                 <w:kern w:val="2"/>
@@ -273,7 +244,7 @@
       </w:tr>
       <w:tr>
         <w:trPr>
-          <w:trHeight w:val="1484" w:hRule="atLeast"/>
+          <w:trHeight w:val="1484"/>
         </w:trPr>
         <w:tc>
           <w:tcPr>
@@ -288,19 +259,18 @@
           </w:tcPr>
           <w:p>
             <w:pPr>
-              <w:pStyle w:val="Normal"/>
-              <w:widowControl w:val="false"/>
-              <w:spacing w:lineRule="auto" w:line="240" w:before="60" w:after="0"/>
-              <w:rPr>
-                <w:rFonts w:ascii="Times New Roman" w:hAnsi="Times New Roman" w:eastAsia="Calibri" w:cs="Times New Roman"/>
-                <w:sz w:val="24"/>
-                <w:szCs w:val="24"/>
-                <w:lang w:eastAsia="ru-RU"/>
-              </w:rPr>
-            </w:pPr>
-            <w:r>
-              <w:rPr>
-                <w:rFonts w:eastAsia="Calibri" w:cs="Times New Roman" w:ascii="Times New Roman" w:hAnsi="Times New Roman"/>
+              <w:widowControl w:val="0"/>
+              <w:spacing w:before="60" w:after="0" w:line="240" w:lineRule="auto"/>
+              <w:rPr>
+                <w:rFonts w:ascii="Times New Roman" w:eastAsia="Calibri" w:hAnsi="Times New Roman"/>
+                <w:sz w:val="24"/>
+                <w:szCs w:val="24"/>
+                <w:lang w:eastAsia="ru-RU"/>
+              </w:rPr>
+            </w:pPr>
+            <w:r>
+              <w:rPr>
+                <w:rFonts w:ascii="Times New Roman" w:eastAsia="Calibri" w:hAnsi="Times New Roman"/>
                 <w:sz w:val="24"/>
                 <w:szCs w:val="24"/>
                 <w:lang w:eastAsia="ru-RU"/>
@@ -310,13 +280,11 @@
           </w:p>
           <w:p>
             <w:pPr>
-              <w:pStyle w:val="Normal"/>
-              <w:widowControl w:val="false"/>
-              <w:spacing w:lineRule="auto" w:line="240" w:before="0" w:after="0"/>
+              <w:widowControl w:val="0"/>
+              <w:spacing w:after="0" w:line="240" w:lineRule="auto"/>
               <w:ind w:firstLine="2767"/>
               <w:rPr>
-                <w:rFonts w:ascii="Times New Roman" w:hAnsi="Times New Roman" w:cs="Times New Roman"/>
-                <w:i/>
+                <w:rFonts w:ascii="Times New Roman" w:hAnsi="Times New Roman"/>
                 <w:i/>
                 <w:sz w:val="26"/>
                 <w:szCs w:val="26"/>
@@ -325,36 +293,24 @@
             </w:pPr>
             <w:r>
               <w:rPr>
-                <w:rFonts w:cs="Times New Roman" w:ascii="Times New Roman" w:hAnsi="Times New Roman"/>
+                <w:rFonts w:ascii="Times New Roman" w:hAnsi="Times New Roman"/>
                 <w:i/>
                 <w:sz w:val="26"/>
                 <w:szCs w:val="26"/>
                 <w:vertAlign w:val="superscript"/>
               </w:rPr>
-              <w:t xml:space="preserve"> </w:t>
-            </w:r>
-            <w:r>
-              <w:rPr>
-                <w:rFonts w:cs="Times New Roman" w:ascii="Times New Roman" w:hAnsi="Times New Roman"/>
-                <w:i/>
-                <w:sz w:val="26"/>
-                <w:szCs w:val="26"/>
-                <w:vertAlign w:val="superscript"/>
-              </w:rPr>
-              <w:t xml:space="preserve">(указывается при наличии регистрационного номера заявки) </w:t>
-            </w:r>
-          </w:p>
-          <w:p>
-            <w:pPr>
-              <w:pStyle w:val="Normal"/>
-              <w:widowControl w:val="false"/>
-              <w:spacing w:lineRule="auto" w:line="240" w:before="60" w:after="0"/>
-              <w:ind w:left="72" w:hanging="0"/>
-              <w:rPr/>
-            </w:pPr>
-            <w:r>
-              <w:rPr>
-                <w:rFonts w:eastAsia="Calibri" w:cs="Times New Roman" w:ascii="Times New Roman" w:hAnsi="Times New Roman"/>
+              <w:t xml:space="preserve"> (указывается при наличии регистрационного номера заявки) </w:t>
+            </w:r>
+          </w:p>
+          <w:p>
+            <w:pPr>
+              <w:widowControl w:val="0"/>
+              <w:spacing w:before="60" w:after="0" w:line="240" w:lineRule="auto"/>
+              <w:ind w:left="72"/>
+            </w:pPr>
+            <w:r>
+              <w:rPr>
+                <w:rFonts w:ascii="Times New Roman" w:eastAsia="Calibri" w:hAnsi="Times New Roman"/>
                 <w:sz w:val="24"/>
                 <w:szCs w:val="24"/>
                 <w:lang w:eastAsia="ru-RU"/>
@@ -369,6 +325,7 @@
                   <w:calcOnExit w:val="0"/>
                   <w:checkBox>
                     <w:sizeAuto/>
+                    <w:default w:val="0"/>
                     <w:checked/>
                   </w:checkBox>
                 </w:ffData>
@@ -376,50 +333,50 @@
             </w:r>
             <w:r>
               <w:rPr>
-                <w:sz w:val="20"/>
-                <w:szCs w:val="20"/>
-                <w:rFonts w:eastAsia="Calibri" w:cs="Times New Roman" w:ascii="Times New Roman" w:hAnsi="Times New Roman"/>
+                <w:rFonts w:ascii="Times New Roman" w:eastAsia="Calibri" w:hAnsi="Times New Roman"/>
+                <w:sz w:val="20"/>
+                <w:szCs w:val="20"/>
                 <w:lang w:eastAsia="ru-RU"/>
               </w:rPr>
               <w:instrText xml:space="preserve"> FORMCHECKBOX </w:instrText>
             </w:r>
             <w:r>
               <w:rPr>
-                <w:sz w:val="20"/>
-                <w:szCs w:val="20"/>
-                <w:rFonts w:eastAsia="Calibri" w:cs="Times New Roman" w:ascii="Times New Roman" w:hAnsi="Times New Roman"/>
+                <w:rFonts w:ascii="Times New Roman" w:eastAsia="Calibri" w:hAnsi="Times New Roman"/>
+                <w:sz w:val="20"/>
+                <w:szCs w:val="20"/>
+                <w:lang w:eastAsia="ru-RU"/>
+              </w:rPr>
+            </w:r>
+            <w:r>
+              <w:rPr>
+                <w:rFonts w:ascii="Times New Roman" w:eastAsia="Calibri" w:hAnsi="Times New Roman"/>
+                <w:sz w:val="20"/>
+                <w:szCs w:val="20"/>
                 <w:lang w:eastAsia="ru-RU"/>
               </w:rPr>
               <w:fldChar w:fldCharType="separate"/>
             </w:r>
             <w:bookmarkStart w:id="0" w:name="__Fieldmark__2492_1251897936"/>
-            <w:bookmarkStart w:id="1" w:name="__Fieldmark__2492_1251897936"/>
+            <w:bookmarkEnd w:id="0"/>
+            <w:r>
+              <w:rPr>
+                <w:rFonts w:ascii="Times New Roman" w:eastAsia="Calibri" w:hAnsi="Times New Roman"/>
+                <w:sz w:val="20"/>
+                <w:szCs w:val="20"/>
+                <w:lang w:eastAsia="ru-RU"/>
+              </w:rPr>
+              <w:fldChar w:fldCharType="end"/>
+            </w:r>
+            <w:bookmarkStart w:id="1" w:name="__Fieldmark__31406_2792455965"/>
+            <w:bookmarkStart w:id="2" w:name="__Fieldmark__7126_2975788596213112"/>
+            <w:bookmarkStart w:id="3" w:name="__Fieldmark__1404_3399049309213112"/>
+            <w:bookmarkStart w:id="4" w:name="__Fieldmark__11308_306065192612111111211"/>
+            <w:bookmarkStart w:id="5" w:name="__Fieldmark__80497_317773220112111111211"/>
+            <w:bookmarkStart w:id="6" w:name="__Fieldmark__2958_2975788596213112"/>
+            <w:bookmarkStart w:id="7" w:name="__Fieldmark__10158_2792455965"/>
+            <w:bookmarkStart w:id="8" w:name="__Fieldmark__7571_444835609"/>
             <w:bookmarkEnd w:id="1"/>
-            <w:r>
-              <w:rPr>
-                <w:rFonts w:eastAsia="Calibri" w:cs="Times New Roman" w:ascii="Times New Roman" w:hAnsi="Times New Roman"/>
-                <w:sz w:val="20"/>
-                <w:szCs w:val="20"/>
-                <w:lang w:eastAsia="ru-RU"/>
-              </w:rPr>
-            </w:r>
-            <w:r>
-              <w:rPr>
-                <w:sz w:val="20"/>
-                <w:szCs w:val="20"/>
-                <w:rFonts w:eastAsia="Calibri" w:cs="Times New Roman" w:ascii="Times New Roman" w:hAnsi="Times New Roman"/>
-                <w:lang w:eastAsia="ru-RU"/>
-              </w:rPr>
-              <w:fldChar w:fldCharType="end"/>
-            </w:r>
-            <w:bookmarkStart w:id="2" w:name="__Fieldmark__31406_2792455965"/>
-            <w:bookmarkStart w:id="3" w:name="__Fieldmark__7126_2975788596213112"/>
-            <w:bookmarkStart w:id="4" w:name="__Fieldmark__1404_3399049309213112"/>
-            <w:bookmarkStart w:id="5" w:name="__Fieldmark__11308_306065192612111111211"/>
-            <w:bookmarkStart w:id="6" w:name="__Fieldmark__80497_317773220112111111211"/>
-            <w:bookmarkStart w:id="7" w:name="__Fieldmark__2958_2975788596213112"/>
-            <w:bookmarkStart w:id="8" w:name="__Fieldmark__10158_2792455965"/>
-            <w:bookmarkStart w:id="9" w:name="__Fieldmark__7571_444835609"/>
             <w:bookmarkEnd w:id="2"/>
             <w:bookmarkEnd w:id="3"/>
             <w:bookmarkEnd w:id="4"/>
@@ -427,10 +384,9 @@
             <w:bookmarkEnd w:id="6"/>
             <w:bookmarkEnd w:id="7"/>
             <w:bookmarkEnd w:id="8"/>
-            <w:bookmarkEnd w:id="9"/>
-            <w:r>
-              <w:rPr>
-                <w:rFonts w:eastAsia="Calibri" w:cs="Times New Roman" w:ascii="Times New Roman" w:hAnsi="Times New Roman"/>
+            <w:r>
+              <w:rPr>
+                <w:rFonts w:ascii="Times New Roman" w:eastAsia="Calibri" w:hAnsi="Times New Roman"/>
                 <w:b/>
                 <w:spacing w:val="-8"/>
                 <w:sz w:val="18"/>
@@ -441,7 +397,7 @@
             </w:r>
             <w:r>
               <w:rPr>
-                <w:rFonts w:eastAsia="Calibri" w:cs="Times New Roman" w:ascii="Times New Roman" w:hAnsi="Times New Roman"/>
+                <w:rFonts w:ascii="Times New Roman" w:eastAsia="Calibri" w:hAnsi="Times New Roman"/>
                 <w:b/>
                 <w:bCs/>
                 <w:spacing w:val="-8"/>
@@ -459,79 +415,79 @@
                   <w:calcOnExit w:val="0"/>
                   <w:checkBox>
                     <w:sizeAuto/>
+                    <w:default w:val="0"/>
                   </w:checkBox>
                 </w:ffData>
               </w:fldChar>
             </w:r>
             <w:r>
               <w:rPr>
-                <w:sz w:val="20"/>
+                <w:rFonts w:ascii="Times New Roman" w:eastAsia="Calibri" w:hAnsi="Times New Roman"/>
+                <w:b/>
+                <w:bCs/>
                 <w:spacing w:val="-8"/>
-                <w:b/>
-                <w:szCs w:val="20"/>
-                <w:bCs/>
-                <w:rFonts w:eastAsia="Calibri" w:cs="Times New Roman" w:ascii="Times New Roman" w:hAnsi="Times New Roman"/>
+                <w:sz w:val="20"/>
+                <w:szCs w:val="20"/>
                 <w:lang w:eastAsia="ru-RU"/>
               </w:rPr>
               <w:instrText xml:space="preserve"> FORMCHECKBOX </w:instrText>
             </w:r>
             <w:r>
               <w:rPr>
-                <w:sz w:val="20"/>
+                <w:rFonts w:ascii="Times New Roman" w:eastAsia="Calibri" w:hAnsi="Times New Roman"/>
+                <w:b/>
+                <w:bCs/>
                 <w:spacing w:val="-8"/>
-                <w:b/>
-                <w:szCs w:val="20"/>
-                <w:bCs/>
-                <w:rFonts w:eastAsia="Calibri" w:cs="Times New Roman" w:ascii="Times New Roman" w:hAnsi="Times New Roman"/>
+                <w:sz w:val="20"/>
+                <w:szCs w:val="20"/>
+                <w:lang w:eastAsia="ru-RU"/>
+              </w:rPr>
+            </w:r>
+            <w:r>
+              <w:rPr>
+                <w:rFonts w:ascii="Times New Roman" w:eastAsia="Calibri" w:hAnsi="Times New Roman"/>
+                <w:b/>
+                <w:bCs/>
+                <w:spacing w:val="-8"/>
+                <w:sz w:val="20"/>
+                <w:szCs w:val="20"/>
                 <w:lang w:eastAsia="ru-RU"/>
               </w:rPr>
               <w:fldChar w:fldCharType="separate"/>
             </w:r>
-            <w:bookmarkStart w:id="10" w:name="__Fieldmark__2521_1251897936"/>
-            <w:bookmarkStart w:id="11" w:name="__Fieldmark__2521_1251897936"/>
+            <w:bookmarkStart w:id="9" w:name="__Fieldmark__2521_1251897936"/>
+            <w:bookmarkEnd w:id="9"/>
+            <w:r>
+              <w:rPr>
+                <w:rFonts w:ascii="Times New Roman" w:eastAsia="Calibri" w:hAnsi="Times New Roman"/>
+                <w:b/>
+                <w:bCs/>
+                <w:spacing w:val="-8"/>
+                <w:sz w:val="20"/>
+                <w:szCs w:val="20"/>
+                <w:lang w:eastAsia="ru-RU"/>
+              </w:rPr>
+              <w:fldChar w:fldCharType="end"/>
+            </w:r>
+            <w:bookmarkStart w:id="10" w:name="__Fieldmark__31429_2792455965"/>
+            <w:bookmarkStart w:id="11" w:name="__Fieldmark__7143_2975788596213112"/>
+            <w:bookmarkStart w:id="12" w:name="__Fieldmark__1407_3399049309213112"/>
+            <w:bookmarkStart w:id="13" w:name="__Fieldmark__11306_306065192612111111211"/>
+            <w:bookmarkStart w:id="14" w:name="__Fieldmark__80498_317773220112111111211"/>
+            <w:bookmarkStart w:id="15" w:name="__Fieldmark__2972_2975788596213112"/>
+            <w:bookmarkStart w:id="16" w:name="__Fieldmark__10164_2792455965"/>
+            <w:bookmarkStart w:id="17" w:name="__Fieldmark__7597_444835609"/>
+            <w:bookmarkEnd w:id="10"/>
             <w:bookmarkEnd w:id="11"/>
-            <w:r>
-              <w:rPr>
-                <w:rFonts w:eastAsia="Calibri" w:cs="Times New Roman" w:ascii="Times New Roman" w:hAnsi="Times New Roman"/>
-                <w:b/>
-                <w:bCs/>
-                <w:spacing w:val="-8"/>
-                <w:sz w:val="20"/>
-                <w:szCs w:val="20"/>
-                <w:lang w:eastAsia="ru-RU"/>
-              </w:rPr>
-            </w:r>
-            <w:r>
-              <w:rPr>
-                <w:sz w:val="20"/>
-                <w:spacing w:val="-8"/>
-                <w:b/>
-                <w:szCs w:val="20"/>
-                <w:bCs/>
-                <w:rFonts w:eastAsia="Calibri" w:cs="Times New Roman" w:ascii="Times New Roman" w:hAnsi="Times New Roman"/>
-                <w:lang w:eastAsia="ru-RU"/>
-              </w:rPr>
-              <w:fldChar w:fldCharType="end"/>
-            </w:r>
-            <w:bookmarkStart w:id="12" w:name="__Fieldmark__31429_2792455965"/>
-            <w:bookmarkStart w:id="13" w:name="__Fieldmark__7143_2975788596213112"/>
-            <w:bookmarkStart w:id="14" w:name="__Fieldmark__1407_3399049309213112"/>
-            <w:bookmarkStart w:id="15" w:name="__Fieldmark__11306_306065192612111111211"/>
-            <w:bookmarkStart w:id="16" w:name="__Fieldmark__80498_317773220112111111211"/>
-            <w:bookmarkStart w:id="17" w:name="__Fieldmark__2972_2975788596213112"/>
-            <w:bookmarkStart w:id="18" w:name="__Fieldmark__10164_2792455965"/>
-            <w:bookmarkStart w:id="19" w:name="__Fieldmark__7597_444835609"/>
             <w:bookmarkEnd w:id="12"/>
             <w:bookmarkEnd w:id="13"/>
             <w:bookmarkEnd w:id="14"/>
             <w:bookmarkEnd w:id="15"/>
             <w:bookmarkEnd w:id="16"/>
             <w:bookmarkEnd w:id="17"/>
-            <w:bookmarkEnd w:id="18"/>
-            <w:bookmarkEnd w:id="19"/>
-            <w:r>
-              <w:rPr>
-                <w:rFonts w:eastAsia="Calibri" w:cs="Times New Roman" w:ascii="Times New Roman" w:hAnsi="Times New Roman"/>
+            <w:r>
+              <w:rPr>
+                <w:rFonts w:ascii="Times New Roman" w:eastAsia="Calibri" w:hAnsi="Times New Roman"/>
                 <w:b/>
                 <w:spacing w:val="-8"/>
                 <w:sz w:val="18"/>
@@ -542,7 +498,7 @@
             </w:r>
             <w:r>
               <w:rPr>
-                <w:rFonts w:eastAsia="Calibri" w:cs="Times New Roman" w:ascii="Times New Roman" w:hAnsi="Times New Roman"/>
+                <w:rFonts w:ascii="Times New Roman" w:eastAsia="Calibri" w:hAnsi="Times New Roman"/>
                 <w:b/>
                 <w:bCs/>
                 <w:spacing w:val="-8"/>
@@ -560,79 +516,79 @@
                   <w:calcOnExit w:val="0"/>
                   <w:checkBox>
                     <w:sizeAuto/>
+                    <w:default w:val="0"/>
                   </w:checkBox>
                 </w:ffData>
               </w:fldChar>
             </w:r>
             <w:r>
               <w:rPr>
-                <w:sz w:val="20"/>
+                <w:rFonts w:ascii="Times New Roman" w:eastAsia="Calibri" w:hAnsi="Times New Roman"/>
+                <w:b/>
+                <w:bCs/>
                 <w:spacing w:val="-8"/>
-                <w:b/>
-                <w:szCs w:val="20"/>
-                <w:bCs/>
-                <w:rFonts w:eastAsia="Calibri" w:cs="Times New Roman" w:ascii="Times New Roman" w:hAnsi="Times New Roman"/>
+                <w:sz w:val="20"/>
+                <w:szCs w:val="20"/>
                 <w:lang w:eastAsia="ru-RU"/>
               </w:rPr>
               <w:instrText xml:space="preserve"> FORMCHECKBOX </w:instrText>
             </w:r>
             <w:r>
               <w:rPr>
-                <w:sz w:val="20"/>
+                <w:rFonts w:ascii="Times New Roman" w:eastAsia="Calibri" w:hAnsi="Times New Roman"/>
+                <w:b/>
+                <w:bCs/>
                 <w:spacing w:val="-8"/>
-                <w:b/>
-                <w:szCs w:val="20"/>
-                <w:bCs/>
-                <w:rFonts w:eastAsia="Calibri" w:cs="Times New Roman" w:ascii="Times New Roman" w:hAnsi="Times New Roman"/>
+                <w:sz w:val="20"/>
+                <w:szCs w:val="20"/>
+                <w:lang w:eastAsia="ru-RU"/>
+              </w:rPr>
+            </w:r>
+            <w:r>
+              <w:rPr>
+                <w:rFonts w:ascii="Times New Roman" w:eastAsia="Calibri" w:hAnsi="Times New Roman"/>
+                <w:b/>
+                <w:bCs/>
+                <w:spacing w:val="-8"/>
+                <w:sz w:val="20"/>
+                <w:szCs w:val="20"/>
                 <w:lang w:eastAsia="ru-RU"/>
               </w:rPr>
               <w:fldChar w:fldCharType="separate"/>
             </w:r>
-            <w:bookmarkStart w:id="20" w:name="__Fieldmark__2550_1251897936"/>
-            <w:bookmarkStart w:id="21" w:name="__Fieldmark__2550_1251897936"/>
+            <w:bookmarkStart w:id="18" w:name="__Fieldmark__2550_1251897936"/>
+            <w:bookmarkEnd w:id="18"/>
+            <w:r>
+              <w:rPr>
+                <w:rFonts w:ascii="Times New Roman" w:eastAsia="Calibri" w:hAnsi="Times New Roman"/>
+                <w:b/>
+                <w:bCs/>
+                <w:spacing w:val="-8"/>
+                <w:sz w:val="20"/>
+                <w:szCs w:val="20"/>
+                <w:lang w:eastAsia="ru-RU"/>
+              </w:rPr>
+              <w:fldChar w:fldCharType="end"/>
+            </w:r>
+            <w:bookmarkStart w:id="19" w:name="__Fieldmark__31452_2792455965"/>
+            <w:bookmarkStart w:id="20" w:name="__Fieldmark__7160_2975788596213112"/>
+            <w:bookmarkStart w:id="21" w:name="__Fieldmark__1410_3399049309213112"/>
+            <w:bookmarkStart w:id="22" w:name="__Fieldmark__11304_306065192612111111211"/>
+            <w:bookmarkStart w:id="23" w:name="__Fieldmark__80499_317773220112111111211"/>
+            <w:bookmarkStart w:id="24" w:name="__Fieldmark__2986_2975788596213112"/>
+            <w:bookmarkStart w:id="25" w:name="__Fieldmark__10170_2792455965"/>
+            <w:bookmarkStart w:id="26" w:name="__Fieldmark__7623_444835609"/>
+            <w:bookmarkEnd w:id="19"/>
+            <w:bookmarkEnd w:id="20"/>
             <w:bookmarkEnd w:id="21"/>
-            <w:r>
-              <w:rPr>
-                <w:rFonts w:eastAsia="Calibri" w:cs="Times New Roman" w:ascii="Times New Roman" w:hAnsi="Times New Roman"/>
-                <w:b/>
-                <w:bCs/>
-                <w:spacing w:val="-8"/>
-                <w:sz w:val="20"/>
-                <w:szCs w:val="20"/>
-                <w:lang w:eastAsia="ru-RU"/>
-              </w:rPr>
-            </w:r>
-            <w:r>
-              <w:rPr>
-                <w:sz w:val="20"/>
-                <w:spacing w:val="-8"/>
-                <w:b/>
-                <w:szCs w:val="20"/>
-                <w:bCs/>
-                <w:rFonts w:eastAsia="Calibri" w:cs="Times New Roman" w:ascii="Times New Roman" w:hAnsi="Times New Roman"/>
-                <w:lang w:eastAsia="ru-RU"/>
-              </w:rPr>
-              <w:fldChar w:fldCharType="end"/>
-            </w:r>
-            <w:bookmarkStart w:id="22" w:name="__Fieldmark__31452_2792455965"/>
-            <w:bookmarkStart w:id="23" w:name="__Fieldmark__7160_2975788596213112"/>
-            <w:bookmarkStart w:id="24" w:name="__Fieldmark__1410_3399049309213112"/>
-            <w:bookmarkStart w:id="25" w:name="__Fieldmark__11304_306065192612111111211"/>
-            <w:bookmarkStart w:id="26" w:name="__Fieldmark__80499_317773220112111111211"/>
-            <w:bookmarkStart w:id="27" w:name="__Fieldmark__2986_2975788596213112"/>
-            <w:bookmarkStart w:id="28" w:name="__Fieldmark__10170_2792455965"/>
-            <w:bookmarkStart w:id="29" w:name="__Fieldmark__7623_444835609"/>
             <w:bookmarkEnd w:id="22"/>
             <w:bookmarkEnd w:id="23"/>
             <w:bookmarkEnd w:id="24"/>
             <w:bookmarkEnd w:id="25"/>
             <w:bookmarkEnd w:id="26"/>
-            <w:bookmarkEnd w:id="27"/>
-            <w:bookmarkEnd w:id="28"/>
-            <w:bookmarkEnd w:id="29"/>
-            <w:r>
-              <w:rPr>
-                <w:rFonts w:eastAsia="Calibri" w:cs="Times New Roman" w:ascii="Times New Roman" w:hAnsi="Times New Roman"/>
+            <w:r>
+              <w:rPr>
+                <w:rFonts w:ascii="Times New Roman" w:eastAsia="Calibri" w:hAnsi="Times New Roman"/>
                 <w:b/>
                 <w:spacing w:val="-8"/>
                 <w:sz w:val="18"/>
@@ -643,7 +599,7 @@
             </w:r>
             <w:r>
               <w:rPr>
-                <w:rFonts w:eastAsia="Calibri" w:cs="Times New Roman" w:ascii="Times New Roman" w:hAnsi="Times New Roman"/>
+                <w:rFonts w:ascii="Times New Roman" w:eastAsia="Calibri" w:hAnsi="Times New Roman"/>
                 <w:b/>
                 <w:bCs/>
                 <w:spacing w:val="-8"/>
@@ -655,7 +611,7 @@
             </w:r>
             <w:r>
               <w:rPr>
-                <w:rFonts w:eastAsia="Calibri" w:cs="Times New Roman" w:ascii="Times New Roman" w:hAnsi="Times New Roman"/>
+                <w:rFonts w:ascii="Times New Roman" w:eastAsia="Calibri" w:hAnsi="Times New Roman"/>
                 <w:i/>
                 <w:sz w:val="18"/>
                 <w:szCs w:val="18"/>
@@ -666,14 +622,12 @@
           </w:p>
           <w:p>
             <w:pPr>
-              <w:pStyle w:val="Normal"/>
-              <w:widowControl w:val="false"/>
-              <w:spacing w:lineRule="auto" w:line="240" w:before="120" w:after="0"/>
+              <w:widowControl w:val="0"/>
+              <w:spacing w:before="120" w:after="0" w:line="240" w:lineRule="auto"/>
               <w:ind w:firstLine="72"/>
               <w:jc w:val="both"/>
               <w:rPr>
-                <w:rFonts w:ascii="Times New Roman" w:hAnsi="Times New Roman" w:eastAsia="Calibri" w:cs="Times New Roman"/>
-                <w:b/>
+                <w:rFonts w:ascii="Times New Roman" w:eastAsia="Calibri" w:hAnsi="Times New Roman"/>
                 <w:b/>
                 <w:iCs/>
                 <w:spacing w:val="-2"/>
@@ -685,7 +639,7 @@
             </w:pPr>
             <w:r>
               <w:rPr>
-                <w:rFonts w:eastAsia="Calibri" w:cs="Times New Roman" w:ascii="Times New Roman" w:hAnsi="Times New Roman"/>
+                <w:rFonts w:ascii="Times New Roman" w:eastAsia="Calibri" w:hAnsi="Times New Roman"/>
                 <w:sz w:val="24"/>
                 <w:szCs w:val="24"/>
                 <w:lang w:eastAsia="ru-RU"/>
@@ -694,7 +648,7 @@
             </w:r>
             <w:r>
               <w:rPr>
-                <w:rFonts w:eastAsia="Calibri" w:cs="Times New Roman" w:ascii="Times New Roman" w:hAnsi="Times New Roman"/>
+                <w:rFonts w:ascii="Times New Roman" w:eastAsia="Calibri" w:hAnsi="Times New Roman"/>
                 <w:b/>
                 <w:sz w:val="24"/>
                 <w:szCs w:val="24"/>
@@ -705,7 +659,7 @@
             </w:r>
             <w:r>
               <w:rPr>
-                <w:rFonts w:eastAsia="Calibri" w:cs="Times New Roman" w:ascii="Times New Roman" w:hAnsi="Times New Roman"/>
+                <w:rFonts w:ascii="Times New Roman" w:eastAsia="Calibri" w:hAnsi="Times New Roman"/>
                 <w:b/>
                 <w:iCs/>
                 <w:spacing w:val="-2"/>
@@ -718,26 +672,71 @@
             </w:r>
             <w:r>
               <w:rPr>
-                <w:rFonts w:eastAsia="Calibri" w:cs="" w:ascii="Times New Roman" w:hAnsi="Times New Roman"/>
-                <w:b/>
-                <w:iCs/>
-                <w:color w:val="C9211E"/>
-                <w:spacing w:val="-2"/>
-                <w:kern w:val="0"/>
-                <w:sz w:val="24"/>
-                <w:szCs w:val="22"/>
-                <w:u w:val="single"/>
-                <w:lang w:val="ru-RU" w:eastAsia="en-US" w:bidi="ar-SA"/>
-              </w:rPr>
-              <w:t>Название программы ЭВМ</w:t>
-            </w:r>
-            <w:r>
-              <w:rPr>
-                <w:rFonts w:eastAsia="Calibri" w:cs="Times New Roman" w:ascii="Times New Roman" w:hAnsi="Times New Roman"/>
+                <w:rFonts w:ascii="Times New Roman" w:eastAsia="Calibri" w:hAnsi="Times New Roman"/>
                 <w:b/>
                 <w:iCs/>
                 <w:spacing w:val="-2"/>
                 <w:sz w:val="24"/>
+                <w:u w:val="single"/>
+                <w:lang w:eastAsia="en-US"/>
+              </w:rPr>
+              <w:t xml:space="preserve">{{ </w:t>
+            </w:r>
+            <w:r>
+              <w:rPr>
+                <w:rFonts w:ascii="Times New Roman" w:eastAsia="Calibri" w:hAnsi="Times New Roman"/>
+                <w:b/>
+                <w:iCs/>
+                <w:spacing w:val="-2"/>
+                <w:sz w:val="24"/>
+                <w:u w:val="single"/>
+                <w:lang w:val="en-US" w:eastAsia="en-US"/>
+              </w:rPr>
+              <w:t>ibm</w:t>
+            </w:r>
+            <w:r>
+              <w:rPr>
+                <w:rFonts w:ascii="Times New Roman" w:eastAsia="Calibri" w:hAnsi="Times New Roman"/>
+                <w:b/>
+                <w:iCs/>
+                <w:spacing w:val="-2"/>
+                <w:sz w:val="24"/>
+                <w:u w:val="single"/>
+                <w:lang w:eastAsia="en-US"/>
+              </w:rPr>
+              <w:t>_</w:t>
+            </w:r>
+            <w:r>
+              <w:rPr>
+                <w:rFonts w:ascii="Times New Roman" w:eastAsia="Calibri" w:hAnsi="Times New Roman"/>
+                <w:b/>
+                <w:iCs/>
+                <w:spacing w:val="-2"/>
+                <w:sz w:val="24"/>
+                <w:u w:val="single"/>
+                <w:lang w:val="en-US" w:eastAsia="en-US"/>
+              </w:rPr>
+              <w:t>name</w:t>
+            </w:r>
+            <w:r>
+              <w:rPr>
+                <w:rFonts w:ascii="Times New Roman" w:eastAsia="Calibri" w:hAnsi="Times New Roman"/>
+                <w:b/>
+                <w:iCs/>
+                <w:spacing w:val="-2"/>
+                <w:sz w:val="24"/>
+                <w:u w:val="single"/>
+                <w:lang w:eastAsia="en-US"/>
+              </w:rPr>
+              <w:t xml:space="preserve"> }}</w:t>
+            </w:r>
+            <w:r>
+              <w:rPr>
+                <w:rFonts w:ascii="Times New Roman" w:eastAsia="Calibri" w:hAnsi="Times New Roman"/>
+                <w:b/>
+                <w:iCs/>
+                <w:spacing w:val="-2"/>
+                <w:sz w:val="24"/>
                 <w:szCs w:val="24"/>
                 <w:u w:val="single"/>
                 <w:lang w:eastAsia="ru-RU"/>
@@ -747,12 +746,11 @@
           </w:p>
           <w:p>
             <w:pPr>
-              <w:pStyle w:val="Normal"/>
-              <w:widowControl w:val="false"/>
-              <w:spacing w:lineRule="auto" w:line="240" w:before="0" w:after="60"/>
+              <w:widowControl w:val="0"/>
+              <w:spacing w:after="60" w:line="240" w:lineRule="auto"/>
               <w:jc w:val="center"/>
               <w:rPr>
-                <w:rFonts w:ascii="Times New Roman" w:hAnsi="Times New Roman" w:eastAsia="Calibri" w:cs="Times New Roman"/>
+                <w:rFonts w:ascii="Times New Roman" w:eastAsia="Calibri" w:hAnsi="Times New Roman"/>
                 <w:sz w:val="17"/>
                 <w:szCs w:val="17"/>
                 <w:lang w:eastAsia="ru-RU"/>
@@ -760,7 +758,7 @@
             </w:pPr>
             <w:r>
               <w:rPr>
-                <w:rFonts w:eastAsia="Calibri" w:cs="Times New Roman" w:ascii="Times New Roman" w:hAnsi="Times New Roman"/>
+                <w:rFonts w:ascii="Times New Roman" w:eastAsia="Calibri" w:hAnsi="Times New Roman"/>
                 <w:i/>
                 <w:sz w:val="17"/>
                 <w:szCs w:val="17"/>
@@ -773,7 +771,7 @@
       </w:tr>
       <w:tr>
         <w:trPr>
-          <w:trHeight w:val="1124" w:hRule="atLeast"/>
+          <w:trHeight w:val="1124"/>
         </w:trPr>
         <w:tc>
           <w:tcPr>
@@ -788,16 +786,14 @@
           </w:tcPr>
           <w:p>
             <w:pPr>
-              <w:pStyle w:val="Normal"/>
-              <w:widowControl w:val="false"/>
-              <w:spacing w:lineRule="auto" w:line="240" w:before="0" w:after="0"/>
-              <w:ind w:left="72" w:right="175" w:hanging="0"/>
+              <w:widowControl w:val="0"/>
+              <w:spacing w:after="0" w:line="240" w:lineRule="auto"/>
+              <w:ind w:left="72" w:right="175"/>
               <w:jc w:val="both"/>
-              <w:rPr/>
-            </w:pPr>
-            <w:r>
-              <w:rPr>
-                <w:rFonts w:eastAsia="Calibri" w:cs="Times New Roman" w:ascii="Times New Roman" w:hAnsi="Times New Roman"/>
+            </w:pPr>
+            <w:r>
+              <w:rPr>
+                <w:rFonts w:ascii="Times New Roman" w:eastAsia="Calibri" w:hAnsi="Times New Roman"/>
                 <w:sz w:val="24"/>
                 <w:szCs w:val="24"/>
                 <w:lang w:eastAsia="ru-RU"/>
@@ -806,7 +802,7 @@
             </w:r>
             <w:r>
               <w:rPr>
-                <w:rFonts w:eastAsia="Calibri" w:cs="Times New Roman" w:ascii="Times New Roman" w:hAnsi="Times New Roman"/>
+                <w:rFonts w:ascii="Times New Roman" w:eastAsia="Calibri" w:hAnsi="Times New Roman"/>
                 <w:i/>
                 <w:sz w:val="18"/>
                 <w:szCs w:val="18"/>
@@ -817,177 +813,77 @@
           </w:p>
           <w:p>
             <w:pPr>
-              <w:pStyle w:val="Normal"/>
-              <w:widowControl w:val="false"/>
-              <w:overflowPunct w:val="false"/>
-              <w:spacing w:lineRule="auto" w:line="240" w:before="0" w:after="0"/>
-              <w:ind w:right="-236" w:hanging="0"/>
+              <w:widowControl w:val="0"/>
+              <w:overflowPunct w:val="0"/>
+              <w:spacing w:after="0" w:line="240" w:lineRule="auto"/>
+              <w:ind w:right="-236"/>
               <w:textAlignment w:val="baseline"/>
               <w:rPr>
                 <w:color w:val="C9211E"/>
-              </w:rPr>
-            </w:pPr>
-            <w:r>
-              <w:rPr>
-                <w:rFonts w:cs="Times New Roman CYR" w:ascii="Times New Roman CYR" w:hAnsi="Times New Roman CYR"/>
-                <w:b/>
-                <w:color w:val="C9211E"/>
-                <w:sz w:val="24"/>
-                <w:szCs w:val="24"/>
-                <w:u w:val="single"/>
-                <w:lang w:eastAsia="ru-RU"/>
-              </w:rPr>
-              <w:t>В</w:t>
-            </w:r>
-            <w:r>
-              <w:rPr>
-                <w:rFonts w:cs="Times New Roman CYR" w:ascii="Times New Roman CYR" w:hAnsi="Times New Roman CYR"/>
-                <w:b/>
-                <w:color w:val="C9211E"/>
-                <w:sz w:val="24"/>
-                <w:szCs w:val="24"/>
-                <w:u w:val="single"/>
-                <w:lang w:eastAsia="ru-RU"/>
-              </w:rPr>
-              <w:t>ыбрать что-то одно из нижеприведенного</w:t>
-            </w:r>
-          </w:p>
-          <w:p>
-            <w:pPr>
-              <w:pStyle w:val="Normal"/>
-              <w:widowControl w:val="false"/>
-              <w:overflowPunct w:val="false"/>
-              <w:spacing w:lineRule="auto" w:line="240" w:before="0" w:after="0"/>
-              <w:ind w:right="-236" w:hanging="0"/>
-              <w:textAlignment w:val="baseline"/>
-              <w:rPr>
-                <w:color w:val="C9211E"/>
-              </w:rPr>
-            </w:pPr>
-            <w:r>
-              <w:rPr>
-                <w:rFonts w:cs="Times New Roman CYR" w:ascii="Times New Roman CYR" w:hAnsi="Times New Roman CYR"/>
-                <w:b/>
-                <w:color w:val="C9211E"/>
-                <w:sz w:val="24"/>
-                <w:szCs w:val="24"/>
-                <w:u w:val="single"/>
-                <w:lang w:eastAsia="ru-RU"/>
-              </w:rPr>
-              <w:t xml:space="preserve">Физ. Лицо - </w:t>
-            </w:r>
-            <w:r>
-              <w:rPr>
-                <w:rFonts w:cs="Times New Roman CYR" w:ascii="Times New Roman CYR" w:hAnsi="Times New Roman CYR"/>
-                <w:b/>
-                <w:color w:val="C9211E"/>
-                <w:sz w:val="24"/>
-                <w:szCs w:val="24"/>
-                <w:u w:val="single"/>
-                <w:lang w:eastAsia="ru-RU"/>
-              </w:rPr>
-              <w:t xml:space="preserve"> указываются фамилия, имя, отчество (последнее – при наличии), место жительства </w:t>
-            </w:r>
-            <w:r>
-              <w:rPr>
-                <w:rFonts w:cs="Times New Roman CYR" w:ascii="Times New Roman CYR" w:hAnsi="Times New Roman CYR"/>
-                <w:b/>
-                <w:color w:val="C9211E"/>
-                <w:sz w:val="24"/>
-                <w:szCs w:val="24"/>
-                <w:u w:val="single"/>
-                <w:lang w:eastAsia="ru-RU"/>
-              </w:rPr>
-              <w:t>_____________</w:t>
-            </w:r>
-          </w:p>
-          <w:p>
-            <w:pPr>
-              <w:pStyle w:val="Normal"/>
-              <w:widowControl w:val="false"/>
-              <w:spacing w:lineRule="auto" w:line="240" w:before="0" w:after="0"/>
+                <w:lang w:val="en-US"/>
+              </w:rPr>
+            </w:pPr>
+            <w:r>
+              <w:rPr>
+                <w:rFonts w:ascii="Times New Roman CYR" w:hAnsi="Times New Roman CYR" w:cs="Times New Roman CYR"/>
+                <w:b/>
+                <w:sz w:val="24"/>
+                <w:szCs w:val="24"/>
+                <w:u w:val="single"/>
+                <w:lang w:val="en-US" w:eastAsia="ru-RU"/>
+              </w:rPr>
+              <w:t>{{ physical_person_data }}</w:t>
+            </w:r>
+          </w:p>
+          <w:p>
+            <w:pPr>
+              <w:widowControl w:val="0"/>
+              <w:spacing w:after="0" w:line="240" w:lineRule="auto"/>
               <w:jc w:val="both"/>
               <w:rPr>
-                <w:rFonts w:ascii="Times New Roman" w:hAnsi="Times New Roman" w:cs="Times New Roman"/>
-                <w:i/>
+                <w:rFonts w:ascii="Times New Roman" w:hAnsi="Times New Roman"/>
                 <w:i/>
                 <w:iCs/>
                 <w:spacing w:val="-2"/>
                 <w:sz w:val="16"/>
                 <w:szCs w:val="16"/>
                 <w:u w:val="single"/>
-              </w:rPr>
-            </w:pPr>
-            <w:r>
-              <w:rPr>
-                <w:rFonts w:cs="Times New Roman CYR" w:ascii="Times New Roman CYR" w:hAnsi="Times New Roman CYR"/>
-                <w:b/>
-                <w:color w:val="C9211E"/>
-                <w:sz w:val="24"/>
-                <w:szCs w:val="24"/>
-                <w:u w:val="single"/>
-                <w:lang w:eastAsia="ru-RU"/>
-              </w:rPr>
-              <w:t xml:space="preserve">Юр. Лицо - </w:t>
-            </w:r>
-            <w:r>
-              <w:rPr>
-                <w:rFonts w:cs="Times New Roman CYR" w:ascii="Times New Roman CYR" w:hAnsi="Times New Roman CYR"/>
-                <w:b/>
-                <w:color w:val="C9211E"/>
-                <w:sz w:val="24"/>
-                <w:szCs w:val="24"/>
-                <w:u w:val="single"/>
-                <w:lang w:eastAsia="ru-RU"/>
-              </w:rPr>
-              <w:t xml:space="preserve"> </w:t>
-            </w:r>
-            <w:r>
-              <w:rPr>
-                <w:rFonts w:cs="Times New Roman" w:ascii="Times New Roman" w:hAnsi="Times New Roman"/>
-                <w:b/>
-                <w:color w:val="C9211E"/>
-                <w:sz w:val="24"/>
-                <w:szCs w:val="24"/>
-                <w:u w:val="single"/>
-                <w:lang w:eastAsia="ru-RU"/>
-              </w:rPr>
-              <w:t>наименование, место нахождения, основной государственный регистрационный номер (ОГРН)  и идентификационный номер налогоплательщика (ИНН)</w:t>
-            </w:r>
-            <w:r>
-              <w:rPr>
-                <w:rFonts w:cs="Times New Roman" w:ascii="Times New Roman" w:hAnsi="Times New Roman"/>
-                <w:b/>
-                <w:color w:val="C9211E"/>
-                <w:sz w:val="24"/>
-                <w:szCs w:val="24"/>
-                <w:u w:val="single"/>
-              </w:rPr>
-              <w:t>_</w:t>
-            </w:r>
-            <w:r>
-              <w:rPr>
-                <w:rFonts w:cs="Times New Roman" w:ascii="Times New Roman" w:hAnsi="Times New Roman"/>
-                <w:b/>
-                <w:sz w:val="24"/>
-                <w:szCs w:val="24"/>
-                <w:u w:val="single"/>
+                <w:lang w:val="en-US"/>
+              </w:rPr>
+            </w:pPr>
+            <w:r>
+              <w:rPr>
+                <w:rFonts w:ascii="Times New Roman CYR" w:hAnsi="Times New Roman CYR" w:cs="Times New Roman CYR"/>
+                <w:b/>
+                <w:sz w:val="24"/>
+                <w:szCs w:val="24"/>
+                <w:u w:val="single"/>
+                <w:lang w:val="en-US" w:eastAsia="ru-RU"/>
+              </w:rPr>
+              <w:t>{{ juridical_person_data }}</w:t>
+            </w:r>
+            <w:r>
+              <w:rPr>
+                <w:rFonts w:ascii="Times New Roman" w:hAnsi="Times New Roman"/>
+                <w:b/>
+                <w:sz w:val="24"/>
+                <w:szCs w:val="24"/>
+                <w:u w:val="single"/>
+                <w:lang w:val="en-US"/>
               </w:rPr>
               <w:t>____________________________________________</w:t>
             </w:r>
           </w:p>
           <w:p>
             <w:pPr>
-              <w:pStyle w:val="Normal"/>
-              <w:widowControl w:val="false"/>
-              <w:spacing w:lineRule="auto" w:line="240" w:before="60" w:after="0"/>
-              <w:ind w:left="72" w:right="175" w:hanging="0"/>
+              <w:widowControl w:val="0"/>
+              <w:spacing w:before="60" w:after="0" w:line="240" w:lineRule="auto"/>
+              <w:ind w:left="72" w:right="175"/>
               <w:jc w:val="both"/>
-              <w:rPr/>
-            </w:pPr>
-            <w:r>
-              <w:rPr>
-                <w:rFonts w:eastAsia="Calibri" w:cs="Times New Roman" w:ascii="Times New Roman" w:hAnsi="Times New Roman"/>
+            </w:pPr>
+            <w:r>
+              <w:rPr>
+                <w:rFonts w:ascii="Times New Roman" w:eastAsia="Calibri" w:hAnsi="Times New Roman"/>
                 <w:b/>
                 <w:i/>
                 <w:lang w:eastAsia="ru-RU"/>
@@ -997,50 +893,46 @@
           </w:p>
           <w:p>
             <w:pPr>
-              <w:pStyle w:val="Normal"/>
-              <w:widowControl w:val="false"/>
-              <w:spacing w:lineRule="auto" w:line="240" w:before="60" w:after="0"/>
+              <w:widowControl w:val="0"/>
+              <w:spacing w:before="60" w:after="0" w:line="240" w:lineRule="auto"/>
               <w:ind w:firstLine="72"/>
               <w:jc w:val="both"/>
               <w:rPr>
-                <w:rFonts w:ascii="Times New Roman" w:hAnsi="Times New Roman" w:eastAsia="Calibri" w:cs="Times New Roman"/>
+                <w:rFonts w:ascii="Times New Roman" w:eastAsia="Calibri" w:hAnsi="Times New Roman"/>
                 <w:i/>
+                <w:sz w:val="20"/>
+                <w:szCs w:val="20"/>
+                <w:lang w:eastAsia="ru-RU"/>
+              </w:rPr>
+            </w:pPr>
+            <w:r>
+              <w:rPr>
+                <w:rFonts w:ascii="Times New Roman" w:eastAsia="Calibri" w:hAnsi="Times New Roman"/>
                 <w:i/>
                 <w:sz w:val="20"/>
                 <w:szCs w:val="20"/>
                 <w:lang w:eastAsia="ru-RU"/>
               </w:rPr>
-            </w:pPr>
-            <w:r>
-              <w:rPr>
-                <w:rFonts w:eastAsia="Calibri" w:cs="Times New Roman" w:ascii="Times New Roman" w:hAnsi="Times New Roman"/>
-                <w:i/>
-                <w:sz w:val="20"/>
-                <w:szCs w:val="20"/>
-                <w:lang w:eastAsia="ru-RU"/>
-              </w:rPr>
               <w:t>7А. СВЕДЕНИЯ ОБ АВТОРЕ:</w:t>
             </w:r>
           </w:p>
           <w:p>
             <w:pPr>
-              <w:pStyle w:val="Normal"/>
-              <w:widowControl w:val="false"/>
-              <w:spacing w:lineRule="auto" w:line="360" w:before="60" w:after="0"/>
+              <w:widowControl w:val="0"/>
+              <w:spacing w:before="60" w:after="0" w:line="360" w:lineRule="auto"/>
               <w:ind w:firstLine="72"/>
               <w:jc w:val="both"/>
               <w:rPr>
-                <w:rFonts w:ascii="Times New Roman" w:hAnsi="Times New Roman" w:cs="Times New Roman"/>
-                <w:b/>
-                <w:b/>
-                <w:bCs/>
-                <w:sz w:val="24"/>
-                <w:szCs w:val="24"/>
-              </w:rPr>
-            </w:pPr>
-            <w:r>
-              <w:rPr>
-                <w:rFonts w:cs="Times New Roman" w:ascii="Times New Roman" w:hAnsi="Times New Roman"/>
+                <w:rFonts w:ascii="Times New Roman" w:hAnsi="Times New Roman"/>
+                <w:b/>
+                <w:bCs/>
+                <w:sz w:val="24"/>
+                <w:szCs w:val="24"/>
+              </w:rPr>
+            </w:pPr>
+            <w:r>
+              <w:rPr>
+                <w:rFonts w:ascii="Times New Roman" w:hAnsi="Times New Roman"/>
                 <w:bCs/>
                 <w:i/>
                 <w:sz w:val="20"/>
@@ -1050,7 +942,7 @@
             </w:r>
             <w:r>
               <w:rPr>
-                <w:rFonts w:cs="Times New Roman" w:ascii="Times New Roman" w:hAnsi="Times New Roman"/>
+                <w:rFonts w:ascii="Times New Roman" w:hAnsi="Times New Roman"/>
                 <w:b/>
                 <w:bCs/>
                 <w:sz w:val="24"/>
@@ -1060,101 +952,315 @@
             </w:r>
             <w:r>
               <w:rPr>
-                <w:rFonts w:cs="Times New Roman" w:ascii="Times New Roman" w:hAnsi="Times New Roman"/>
-                <w:b/>
-                <w:bCs/>
-                <w:color w:val="C9211E"/>
-                <w:sz w:val="24"/>
-                <w:szCs w:val="24"/>
-              </w:rPr>
-              <w:t>Фамилия</w:t>
-            </w:r>
-            <w:r>
-              <w:rPr>
-                <w:rFonts w:eastAsia="Calibri" w:cs="Times New Roman" w:ascii="Times New Roman" w:hAnsi="Times New Roman"/>
-                <w:b/>
-                <w:bCs/>
-                <w:iCs/>
-                <w:color w:val="C9211E"/>
-                <w:spacing w:val="-2"/>
-                <w:sz w:val="24"/>
-                <w:szCs w:val="24"/>
+                <w:rFonts w:ascii="Times New Roman" w:hAnsi="Times New Roman"/>
+                <w:b/>
+                <w:bCs/>
+                <w:sz w:val="24"/>
+                <w:szCs w:val="24"/>
+              </w:rPr>
+              <w:t xml:space="preserve">{{ </w:t>
+            </w:r>
+            <w:r>
+              <w:rPr>
+                <w:rFonts w:ascii="Times New Roman" w:hAnsi="Times New Roman"/>
+                <w:b/>
+                <w:bCs/>
+                <w:sz w:val="24"/>
+                <w:szCs w:val="24"/>
+                <w:lang w:val="en-US"/>
+              </w:rPr>
+              <w:t>authors</w:t>
+            </w:r>
+            <w:r>
+              <w:rPr>
+                <w:rFonts w:ascii="Times New Roman" w:hAnsi="Times New Roman"/>
+                <w:b/>
+                <w:bCs/>
+                <w:sz w:val="24"/>
+                <w:szCs w:val="24"/>
+              </w:rPr>
+              <w:t>_</w:t>
+            </w:r>
+            <w:r>
+              <w:rPr>
+                <w:rFonts w:ascii="Times New Roman" w:hAnsi="Times New Roman"/>
+                <w:b/>
+                <w:bCs/>
+                <w:sz w:val="24"/>
+                <w:szCs w:val="24"/>
+                <w:lang w:val="en-US"/>
+              </w:rPr>
+              <w:t>name</w:t>
+            </w:r>
+            <w:r>
+              <w:rPr>
+                <w:rFonts w:ascii="Times New Roman" w:hAnsi="Times New Roman"/>
+                <w:b/>
+                <w:bCs/>
+                <w:sz w:val="24"/>
+                <w:szCs w:val="24"/>
+              </w:rPr>
+              <w:t xml:space="preserve"> }}</w:t>
+            </w:r>
+          </w:p>
+          <w:p>
+            <w:pPr>
+              <w:widowControl w:val="0"/>
+              <w:spacing w:after="0" w:line="360" w:lineRule="auto"/>
+              <w:ind w:firstLine="72"/>
+              <w:rPr>
+                <w:rFonts w:ascii="Times New Roman" w:eastAsia="Calibri" w:hAnsi="Times New Roman"/>
+                <w:b/>
+                <w:bCs/>
+                <w:sz w:val="18"/>
+                <w:szCs w:val="18"/>
+                <w:lang w:eastAsia="ru-RU"/>
+              </w:rPr>
+            </w:pPr>
+            <w:r>
+              <w:rPr>
+                <w:rFonts w:ascii="Times New Roman" w:eastAsia="Calibri" w:hAnsi="Times New Roman"/>
+                <w:i/>
+                <w:sz w:val="20"/>
+                <w:szCs w:val="20"/>
+                <w:lang w:eastAsia="ru-RU"/>
+              </w:rPr>
+              <w:t>Дата рождения:  число:</w:t>
+            </w:r>
+            <w:r>
+              <w:rPr>
+                <w:rFonts w:ascii="Times New Roman" w:eastAsia="Calibri" w:hAnsi="Times New Roman"/>
+                <w:b/>
+                <w:bCs/>
+                <w:sz w:val="18"/>
+                <w:szCs w:val="18"/>
                 <w:lang w:eastAsia="ru-RU"/>
               </w:rPr>
               <w:t xml:space="preserve"> </w:t>
             </w:r>
             <w:r>
               <w:rPr>
-                <w:rFonts w:eastAsia="Calibri" w:cs="Times New Roman" w:ascii="Times New Roman" w:hAnsi="Times New Roman"/>
-                <w:b/>
-                <w:bCs/>
-                <w:iCs/>
-                <w:color w:val="C9211E"/>
-                <w:spacing w:val="-2"/>
-                <w:sz w:val="24"/>
-                <w:szCs w:val="24"/>
-                <w:lang w:eastAsia="ru-RU"/>
-              </w:rPr>
-              <w:t>Имя</w:t>
-            </w:r>
-            <w:r>
-              <w:rPr>
-                <w:rFonts w:eastAsia="Calibri" w:cs="Times New Roman" w:ascii="Times New Roman" w:hAnsi="Times New Roman"/>
-                <w:b/>
-                <w:bCs/>
-                <w:iCs/>
-                <w:color w:val="C9211E"/>
-                <w:spacing w:val="-2"/>
-                <w:sz w:val="24"/>
-                <w:szCs w:val="24"/>
+                <w:rFonts w:ascii="Times New Roman" w:eastAsia="Calibri" w:hAnsi="Times New Roman"/>
+                <w:b/>
+                <w:bCs/>
+                <w:sz w:val="20"/>
+                <w:szCs w:val="20"/>
+                <w:u w:val="single"/>
+                <w:lang w:eastAsia="ru-RU"/>
+              </w:rPr>
+              <w:t>__</w:t>
+            </w:r>
+            <w:r>
+              <w:rPr>
+                <w:rFonts w:ascii="Times New Roman" w:eastAsia="Calibri" w:hAnsi="Times New Roman"/>
+                <w:b/>
+                <w:bCs/>
+                <w:sz w:val="20"/>
+                <w:szCs w:val="20"/>
+                <w:u w:val="single"/>
+                <w:lang w:eastAsia="ru-RU"/>
+              </w:rPr>
+              <w:t xml:space="preserve">{{ </w:t>
+            </w:r>
+            <w:r>
+              <w:rPr>
+                <w:rFonts w:ascii="Times New Roman" w:eastAsia="Calibri" w:hAnsi="Times New Roman"/>
+                <w:b/>
+                <w:bCs/>
+                <w:sz w:val="20"/>
+                <w:szCs w:val="20"/>
+                <w:u w:val="single"/>
+                <w:lang w:val="en-US" w:eastAsia="ru-RU"/>
+              </w:rPr>
+              <w:t>born</w:t>
+            </w:r>
+            <w:r>
+              <w:rPr>
+                <w:rFonts w:ascii="Times New Roman" w:eastAsia="Calibri" w:hAnsi="Times New Roman"/>
+                <w:b/>
+                <w:bCs/>
+                <w:sz w:val="20"/>
+                <w:szCs w:val="20"/>
+                <w:u w:val="single"/>
+                <w:lang w:eastAsia="ru-RU"/>
+              </w:rPr>
+              <w:t>_</w:t>
+            </w:r>
+            <w:r>
+              <w:rPr>
+                <w:rFonts w:ascii="Times New Roman" w:eastAsia="Calibri" w:hAnsi="Times New Roman"/>
+                <w:b/>
+                <w:bCs/>
+                <w:sz w:val="20"/>
+                <w:szCs w:val="20"/>
+                <w:u w:val="single"/>
+                <w:lang w:val="en-US" w:eastAsia="ru-RU"/>
+              </w:rPr>
+              <w:t>data</w:t>
+            </w:r>
+            <w:r>
+              <w:rPr>
+                <w:rFonts w:ascii="Times New Roman" w:eastAsia="Calibri" w:hAnsi="Times New Roman"/>
+                <w:b/>
+                <w:bCs/>
+                <w:sz w:val="20"/>
+                <w:szCs w:val="20"/>
+                <w:u w:val="single"/>
+                <w:lang w:eastAsia="ru-RU"/>
+              </w:rPr>
+              <w:t xml:space="preserve"> }}</w:t>
+            </w:r>
+            <w:r>
+              <w:rPr>
+                <w:rFonts w:ascii="Times New Roman" w:eastAsia="Calibri" w:hAnsi="Times New Roman"/>
+                <w:b/>
+                <w:bCs/>
+                <w:sz w:val="20"/>
+                <w:szCs w:val="20"/>
+                <w:u w:val="single"/>
+                <w:lang w:eastAsia="ru-RU"/>
+              </w:rPr>
+              <w:t>_</w:t>
+            </w:r>
+            <w:r>
+              <w:rPr>
+                <w:rFonts w:ascii="Times New Roman" w:eastAsia="Calibri" w:hAnsi="Times New Roman"/>
+                <w:i/>
+                <w:sz w:val="20"/>
+                <w:szCs w:val="20"/>
+                <w:lang w:eastAsia="ru-RU"/>
+              </w:rPr>
+              <w:t xml:space="preserve"> Гражданство:</w:t>
+            </w:r>
+            <w:r>
+              <w:rPr>
+                <w:rFonts w:ascii="Times New Roman" w:eastAsia="Calibri" w:hAnsi="Times New Roman"/>
+                <w:b/>
+                <w:bCs/>
+                <w:sz w:val="18"/>
+                <w:szCs w:val="18"/>
                 <w:lang w:eastAsia="ru-RU"/>
               </w:rPr>
               <w:t xml:space="preserve"> </w:t>
             </w:r>
             <w:r>
               <w:rPr>
-                <w:rFonts w:eastAsia="Calibri" w:cs="Times New Roman" w:ascii="Times New Roman" w:hAnsi="Times New Roman"/>
-                <w:b/>
-                <w:bCs/>
-                <w:iCs/>
-                <w:color w:val="C9211E"/>
-                <w:spacing w:val="-2"/>
-                <w:sz w:val="24"/>
-                <w:szCs w:val="24"/>
-                <w:lang w:eastAsia="ru-RU"/>
-              </w:rPr>
-              <w:t>Отчество</w:t>
-            </w:r>
-          </w:p>
-          <w:p>
-            <w:pPr>
-              <w:pStyle w:val="Normal"/>
-              <w:widowControl w:val="false"/>
-              <w:spacing w:lineRule="auto" w:line="360" w:before="0" w:after="0"/>
-              <w:ind w:firstLine="72"/>
-              <w:rPr>
-                <w:rFonts w:ascii="Times New Roman" w:hAnsi="Times New Roman" w:eastAsia="Calibri" w:cs="Times New Roman"/>
-                <w:b/>
-                <w:b/>
-                <w:bCs/>
-                <w:sz w:val="18"/>
-                <w:szCs w:val="18"/>
-                <w:lang w:eastAsia="ru-RU"/>
-              </w:rPr>
-            </w:pPr>
-            <w:r>
-              <w:rPr>
-                <w:rFonts w:eastAsia="Calibri" w:cs="Times New Roman" w:ascii="Times New Roman" w:hAnsi="Times New Roman"/>
+                <w:rFonts w:ascii="Times New Roman" w:eastAsia="Calibri" w:hAnsi="Times New Roman"/>
+                <w:b/>
+                <w:bCs/>
+                <w:sz w:val="20"/>
+                <w:szCs w:val="20"/>
+                <w:u w:val="single"/>
+                <w:lang w:eastAsia="ru-RU"/>
+              </w:rPr>
+              <w:t>_</w:t>
+            </w:r>
+            <w:r>
+              <w:rPr>
+                <w:rFonts w:ascii="Times New Roman" w:eastAsia="Calibri" w:hAnsi="Times New Roman"/>
+                <w:b/>
+                <w:bCs/>
+                <w:sz w:val="20"/>
+                <w:szCs w:val="20"/>
+                <w:u w:val="single"/>
+                <w:lang w:eastAsia="ru-RU"/>
+              </w:rPr>
+              <w:t xml:space="preserve">{{ </w:t>
+            </w:r>
+            <w:r>
+              <w:rPr>
+                <w:rFonts w:ascii="Times New Roman" w:eastAsia="Calibri" w:hAnsi="Times New Roman"/>
+                <w:b/>
+                <w:bCs/>
+                <w:sz w:val="20"/>
+                <w:szCs w:val="20"/>
+                <w:u w:val="single"/>
+                <w:lang w:val="en-US" w:eastAsia="ru-RU"/>
+              </w:rPr>
+              <w:t>citizenship</w:t>
+            </w:r>
+            <w:r>
+              <w:rPr>
+                <w:rFonts w:ascii="Times New Roman" w:eastAsia="Calibri" w:hAnsi="Times New Roman"/>
+                <w:b/>
+                <w:bCs/>
+                <w:sz w:val="20"/>
+                <w:szCs w:val="20"/>
+                <w:u w:val="single"/>
+                <w:lang w:eastAsia="ru-RU"/>
+              </w:rPr>
+              <w:t xml:space="preserve"> }}</w:t>
+            </w:r>
+            <w:r>
+              <w:rPr>
+                <w:rFonts w:ascii="Times New Roman" w:eastAsia="Calibri" w:hAnsi="Times New Roman"/>
+                <w:b/>
+                <w:bCs/>
+                <w:sz w:val="20"/>
+                <w:szCs w:val="20"/>
+                <w:u w:val="single"/>
+                <w:lang w:eastAsia="ru-RU"/>
+              </w:rPr>
+              <w:t>_</w:t>
+            </w:r>
+          </w:p>
+          <w:p>
+            <w:pPr>
+              <w:widowControl w:val="0"/>
+              <w:tabs>
+                <w:tab w:val="left" w:pos="9570"/>
+              </w:tabs>
+              <w:spacing w:after="0" w:line="360" w:lineRule="auto"/>
+              <w:ind w:left="72" w:right="175"/>
+              <w:jc w:val="both"/>
+              <w:rPr>
+                <w:rFonts w:ascii="Times New Roman" w:eastAsia="Calibri" w:hAnsi="Times New Roman"/>
+                <w:b/>
+                <w:bCs/>
+                <w:sz w:val="20"/>
+                <w:szCs w:val="20"/>
+                <w:lang w:eastAsia="ru-RU"/>
+              </w:rPr>
+            </w:pPr>
+            <w:r>
+              <w:rPr>
+                <w:rFonts w:ascii="Times New Roman" w:hAnsi="Times New Roman"/>
+                <w:b/>
+                <w:bCs/>
+                <w:spacing w:val="-4"/>
+                <w:sz w:val="20"/>
+                <w:szCs w:val="20"/>
+              </w:rPr>
+              <w:t>Автор согласен с обработкой указанных персональных данных, необходимой для исполнения полномочий федеральных органов исполнительной власти, участвующих в предоставлении государственных услуг, предусмотренных Федеральным законом от 27 июля 2010 года № 210-ФЗ «Об организации предоставления государственных и муниципальных услуг», включая регистрацию субъекта персональных данных на едином портале государственных и муниципальных услуг и (или) региональных порталах государственных и муниципальных услуг и в течение срока действия исключительного права на регистрируемый объект.</w:t>
+            </w:r>
+          </w:p>
+          <w:p>
+            <w:pPr>
+              <w:widowControl w:val="0"/>
+              <w:spacing w:after="0" w:line="240" w:lineRule="auto"/>
+              <w:ind w:left="72"/>
+              <w:rPr>
+                <w:rFonts w:ascii="Times New Roman" w:eastAsia="Calibri" w:hAnsi="Times New Roman"/>
+                <w:b/>
+                <w:bCs/>
+                <w:sz w:val="18"/>
+                <w:szCs w:val="18"/>
+                <w:lang w:eastAsia="ru-RU"/>
+              </w:rPr>
+            </w:pPr>
+            <w:r>
+              <w:rPr>
+                <w:rFonts w:ascii="Times New Roman" w:eastAsia="Calibri" w:hAnsi="Times New Roman"/>
                 <w:i/>
                 <w:sz w:val="20"/>
                 <w:szCs w:val="20"/>
                 <w:lang w:eastAsia="ru-RU"/>
               </w:rPr>
-              <w:t>Дата рождения:  число:</w:t>
-            </w:r>
-            <w:r>
-              <w:rPr>
-                <w:rFonts w:eastAsia="Calibri" w:cs="Times New Roman" w:ascii="Times New Roman" w:hAnsi="Times New Roman"/>
+              <w:t>Место постоянного жительства, включая указание страны:</w:t>
+            </w:r>
+            <w:r>
+              <w:rPr>
+                <w:rFonts w:ascii="Times New Roman" w:eastAsia="Calibri" w:hAnsi="Times New Roman"/>
                 <w:b/>
                 <w:bCs/>
                 <w:sz w:val="18"/>
@@ -1163,308 +1269,40 @@
               </w:rPr>
               <w:t xml:space="preserve"> </w:t>
             </w:r>
-            <w:r>
-              <w:rPr>
-                <w:rFonts w:eastAsia="Calibri" w:cs="Times New Roman" w:ascii="Times New Roman" w:hAnsi="Times New Roman"/>
-                <w:b/>
-                <w:bCs/>
-                <w:sz w:val="20"/>
-                <w:szCs w:val="20"/>
-                <w:u w:val="single"/>
-                <w:lang w:eastAsia="ru-RU"/>
-              </w:rPr>
-              <w:t>__</w:t>
-            </w:r>
-            <w:r>
-              <w:rPr>
-                <w:rFonts w:eastAsia="Calibri" w:cs="Times New Roman" w:ascii="Times New Roman" w:hAnsi="Times New Roman"/>
-                <w:b/>
-                <w:bCs/>
-                <w:color w:val="C9211E"/>
-                <w:sz w:val="20"/>
-                <w:szCs w:val="20"/>
-                <w:u w:val="single"/>
-                <w:lang w:eastAsia="ru-RU"/>
-              </w:rPr>
-              <w:t>11</w:t>
-            </w:r>
-            <w:r>
-              <w:rPr>
-                <w:rFonts w:eastAsia="Calibri" w:cs="Times New Roman" w:ascii="Times New Roman" w:hAnsi="Times New Roman"/>
-                <w:b/>
-                <w:bCs/>
-                <w:sz w:val="20"/>
-                <w:szCs w:val="20"/>
-                <w:u w:val="single"/>
-                <w:lang w:eastAsia="ru-RU"/>
-              </w:rPr>
-              <w:t>____</w:t>
-            </w:r>
-            <w:r>
-              <w:rPr>
-                <w:rFonts w:eastAsia="Calibri" w:cs="Times New Roman" w:ascii="Times New Roman" w:hAnsi="Times New Roman"/>
-                <w:i/>
-                <w:sz w:val="20"/>
-                <w:szCs w:val="20"/>
-                <w:u w:val="single"/>
-                <w:lang w:eastAsia="ru-RU"/>
-              </w:rPr>
-              <w:t xml:space="preserve">  месяц:</w:t>
-            </w:r>
-            <w:r>
-              <w:rPr>
-                <w:rFonts w:eastAsia="Calibri" w:cs="Times New Roman" w:ascii="Times New Roman" w:hAnsi="Times New Roman"/>
-                <w:b/>
-                <w:bCs/>
-                <w:sz w:val="20"/>
-                <w:szCs w:val="20"/>
-                <w:u w:val="single"/>
-                <w:lang w:eastAsia="ru-RU"/>
-              </w:rPr>
-              <w:t xml:space="preserve"> __</w:t>
-            </w:r>
-            <w:r>
-              <w:rPr>
-                <w:rFonts w:eastAsia="Calibri" w:cs="Times New Roman" w:ascii="Times New Roman" w:hAnsi="Times New Roman"/>
-                <w:b/>
-                <w:bCs/>
-                <w:color w:val="C9211E"/>
-                <w:sz w:val="20"/>
-                <w:szCs w:val="20"/>
-                <w:u w:val="single"/>
-                <w:lang w:eastAsia="ru-RU"/>
-              </w:rPr>
-              <w:t>11</w:t>
-            </w:r>
-            <w:r>
-              <w:rPr>
-                <w:rFonts w:eastAsia="Calibri" w:cs="Times New Roman" w:ascii="Times New Roman" w:hAnsi="Times New Roman"/>
-                <w:b/>
-                <w:bCs/>
-                <w:sz w:val="20"/>
-                <w:szCs w:val="20"/>
-                <w:u w:val="single"/>
-                <w:lang w:eastAsia="ru-RU"/>
-              </w:rPr>
-              <w:t>____</w:t>
-            </w:r>
-            <w:r>
-              <w:rPr>
-                <w:rFonts w:eastAsia="Calibri" w:cs="Times New Roman" w:ascii="Times New Roman" w:hAnsi="Times New Roman"/>
-                <w:i/>
-                <w:sz w:val="20"/>
-                <w:szCs w:val="20"/>
-                <w:u w:val="single"/>
-                <w:lang w:eastAsia="ru-RU"/>
-              </w:rPr>
-              <w:t xml:space="preserve">  год:</w:t>
-            </w:r>
-            <w:r>
-              <w:rPr>
-                <w:rFonts w:eastAsia="Calibri" w:cs="Times New Roman" w:ascii="Times New Roman" w:hAnsi="Times New Roman"/>
-                <w:b/>
-                <w:bCs/>
-                <w:sz w:val="20"/>
-                <w:szCs w:val="20"/>
-                <w:u w:val="single"/>
-                <w:lang w:eastAsia="ru-RU"/>
-              </w:rPr>
-              <w:t xml:space="preserve"> _</w:t>
-            </w:r>
-            <w:r>
-              <w:rPr>
-                <w:rFonts w:eastAsia="Calibri" w:cs="Times New Roman" w:ascii="Times New Roman" w:hAnsi="Times New Roman"/>
-                <w:b/>
-                <w:bCs/>
-                <w:color w:val="C9211E"/>
-                <w:sz w:val="20"/>
-                <w:szCs w:val="20"/>
-                <w:u w:val="single"/>
-                <w:lang w:eastAsia="ru-RU"/>
-              </w:rPr>
-              <w:t>2001</w:t>
-            </w:r>
-            <w:r>
-              <w:rPr>
-                <w:rFonts w:eastAsia="Calibri" w:cs="Times New Roman" w:ascii="Times New Roman" w:hAnsi="Times New Roman"/>
-                <w:b/>
-                <w:bCs/>
-                <w:sz w:val="20"/>
-                <w:szCs w:val="20"/>
-                <w:u w:val="single"/>
-                <w:lang w:eastAsia="ru-RU"/>
-              </w:rPr>
-              <w:t>_____</w:t>
-            </w:r>
-            <w:r>
-              <w:rPr>
-                <w:rFonts w:eastAsia="Calibri" w:cs="Times New Roman" w:ascii="Times New Roman" w:hAnsi="Times New Roman"/>
-                <w:i/>
-                <w:sz w:val="20"/>
-                <w:szCs w:val="20"/>
-                <w:lang w:eastAsia="ru-RU"/>
-              </w:rPr>
-              <w:t xml:space="preserve"> Гражданство:</w:t>
-            </w:r>
-            <w:r>
-              <w:rPr>
-                <w:rFonts w:eastAsia="Calibri" w:cs="Times New Roman" w:ascii="Times New Roman" w:hAnsi="Times New Roman"/>
-                <w:b/>
-                <w:bCs/>
-                <w:sz w:val="18"/>
-                <w:szCs w:val="18"/>
-                <w:lang w:eastAsia="ru-RU"/>
-              </w:rPr>
-              <w:t xml:space="preserve"> </w:t>
-            </w:r>
-            <w:r>
-              <w:rPr>
-                <w:rFonts w:eastAsia="Calibri" w:cs="Times New Roman" w:ascii="Times New Roman" w:hAnsi="Times New Roman"/>
-                <w:b/>
-                <w:bCs/>
-                <w:sz w:val="20"/>
-                <w:szCs w:val="20"/>
-                <w:u w:val="single"/>
-                <w:lang w:eastAsia="ru-RU"/>
-              </w:rPr>
-              <w:t>_</w:t>
-            </w:r>
-            <w:r>
-              <w:rPr>
-                <w:rFonts w:eastAsia="Calibri" w:cs="Times New Roman" w:ascii="Times New Roman" w:hAnsi="Times New Roman"/>
-                <w:b/>
-                <w:bCs/>
-                <w:color w:val="C9211E"/>
-                <w:sz w:val="20"/>
-                <w:szCs w:val="20"/>
-                <w:u w:val="single"/>
-                <w:lang w:eastAsia="ru-RU"/>
-              </w:rPr>
-              <w:t>Гражданство</w:t>
-            </w:r>
-            <w:r>
-              <w:rPr>
-                <w:rFonts w:eastAsia="Calibri" w:cs="Times New Roman" w:ascii="Times New Roman" w:hAnsi="Times New Roman"/>
-                <w:b/>
-                <w:bCs/>
-                <w:sz w:val="20"/>
-                <w:szCs w:val="20"/>
-                <w:u w:val="single"/>
-                <w:lang w:eastAsia="ru-RU"/>
-              </w:rPr>
-              <w:t>_</w:t>
-            </w:r>
-          </w:p>
-          <w:p>
-            <w:pPr>
-              <w:pStyle w:val="Normal"/>
-              <w:widowControl w:val="false"/>
+          </w:p>
+          <w:p>
+            <w:pPr>
+              <w:widowControl w:val="0"/>
               <w:tabs>
-                <w:tab w:val="clear" w:pos="708"/>
-                <w:tab w:val="left" w:pos="9570" w:leader="none"/>
+                <w:tab w:val="left" w:pos="5550"/>
               </w:tabs>
-              <w:spacing w:lineRule="auto" w:line="360" w:before="0" w:after="0"/>
-              <w:ind w:left="72" w:right="175" w:hanging="0"/>
+              <w:spacing w:before="60" w:after="0" w:line="240" w:lineRule="auto"/>
+              <w:rPr>
+                <w:lang w:val="en-US"/>
+              </w:rPr>
+            </w:pPr>
+            <w:r>
+              <w:rPr>
+                <w:rFonts w:ascii="Times New Roman" w:hAnsi="Times New Roman"/>
+                <w:b/>
+                <w:bCs/>
+                <w:sz w:val="24"/>
+                <w:szCs w:val="24"/>
+                <w:lang w:val="en-US" w:eastAsia="ru-RU"/>
+              </w:rPr>
+              <w:t>{{ place_of_life }}</w:t>
+            </w:r>
+          </w:p>
+          <w:p>
+            <w:pPr>
+              <w:widowControl w:val="0"/>
+              <w:spacing w:before="60" w:after="0" w:line="240" w:lineRule="auto"/>
+              <w:ind w:left="72"/>
               <w:jc w:val="both"/>
-              <w:rPr>
-                <w:rFonts w:ascii="Times New Roman" w:hAnsi="Times New Roman" w:eastAsia="Calibri" w:cs="Times New Roman"/>
-                <w:b/>
-                <w:b/>
-                <w:bCs/>
-                <w:sz w:val="20"/>
-                <w:szCs w:val="20"/>
-                <w:lang w:eastAsia="ru-RU"/>
-              </w:rPr>
-            </w:pPr>
-            <w:r>
-              <w:rPr>
-                <w:rFonts w:cs="Times New Roman" w:ascii="Times New Roman" w:hAnsi="Times New Roman"/>
-                <w:b/>
-                <w:bCs/>
-                <w:spacing w:val="-4"/>
-                <w:sz w:val="20"/>
-                <w:szCs w:val="20"/>
-              </w:rPr>
-              <w:t>Автор согласен с обработкой указанных персональных данных, необходимой для исполнения полномочий федеральных органов исполнительной власти, участвующих в предоставлении государственных услуг, предусмотренных Федеральным законом от 27 июля 2010 года № 210-ФЗ «Об организации предоставления государственных и муниципальных услуг», включая регистрацию субъекта персональных данных на едином портале государственных и муниципальных услуг и (или) региональных порталах государственных и муниципальных услуг и в течение срока действия исключительного права на регистрируемый объект.</w:t>
-            </w:r>
-          </w:p>
-          <w:p>
-            <w:pPr>
-              <w:pStyle w:val="Normal"/>
-              <w:widowControl w:val="false"/>
-              <w:spacing w:lineRule="auto" w:line="240" w:before="0" w:after="0"/>
-              <w:ind w:left="72" w:hanging="0"/>
-              <w:rPr>
-                <w:rFonts w:ascii="Times New Roman" w:hAnsi="Times New Roman" w:eastAsia="Calibri" w:cs="Times New Roman"/>
-                <w:b/>
-                <w:b/>
-                <w:bCs/>
-                <w:sz w:val="18"/>
-                <w:szCs w:val="18"/>
-                <w:lang w:eastAsia="ru-RU"/>
-              </w:rPr>
-            </w:pPr>
-            <w:r>
-              <w:rPr>
-                <w:rFonts w:eastAsia="Calibri" w:cs="Times New Roman" w:ascii="Times New Roman" w:hAnsi="Times New Roman"/>
-                <w:i/>
-                <w:sz w:val="20"/>
-                <w:szCs w:val="20"/>
-                <w:lang w:eastAsia="ru-RU"/>
-              </w:rPr>
-              <w:t>Место постоянного жительства, включая указание страны:</w:t>
-            </w:r>
-            <w:r>
-              <w:rPr>
-                <w:rFonts w:eastAsia="Calibri" w:cs="Times New Roman" w:ascii="Times New Roman" w:hAnsi="Times New Roman"/>
-                <w:b/>
-                <w:bCs/>
-                <w:sz w:val="18"/>
-                <w:szCs w:val="18"/>
-                <w:lang w:eastAsia="ru-RU"/>
-              </w:rPr>
-              <w:t xml:space="preserve"> </w:t>
-            </w:r>
-          </w:p>
-          <w:p>
-            <w:pPr>
-              <w:pStyle w:val="Normal"/>
-              <w:widowControl w:val="false"/>
-              <w:tabs>
-                <w:tab w:val="clear" w:pos="708"/>
-                <w:tab w:val="left" w:pos="5550" w:leader="none"/>
-              </w:tabs>
-              <w:spacing w:lineRule="auto" w:line="240" w:before="60" w:after="0"/>
-              <w:rPr>
-                <w:color w:val="C9211E"/>
-                <w:lang w:val="ru-RU"/>
-              </w:rPr>
-            </w:pPr>
-            <w:r>
-              <w:rPr>
-                <w:rFonts w:cs="Times New Roman" w:ascii="Times New Roman" w:hAnsi="Times New Roman"/>
-                <w:b/>
-                <w:bCs/>
-                <w:color w:val="C9211E"/>
-                <w:sz w:val="24"/>
-                <w:szCs w:val="24"/>
-                <w:lang w:val="ru-RU" w:eastAsia="ru-RU"/>
-              </w:rPr>
-              <w:t>Место постоянного жительства</w:t>
-            </w:r>
-          </w:p>
-          <w:p>
-            <w:pPr>
-              <w:pStyle w:val="Normal"/>
-              <w:widowControl w:val="false"/>
-              <w:spacing w:lineRule="auto" w:line="240" w:before="60" w:after="0"/>
-              <w:ind w:left="72" w:hanging="0"/>
-              <w:jc w:val="both"/>
-              <w:rPr/>
-            </w:pPr>
-            <w:r>
-              <w:rPr>
-                <w:rFonts w:eastAsia="Calibri" w:cs="Times New Roman" w:ascii="Times New Roman" w:hAnsi="Times New Roman"/>
+            </w:pPr>
+            <w:r>
+              <w:rPr>
+                <w:rFonts w:ascii="Times New Roman" w:eastAsia="Calibri" w:hAnsi="Times New Roman"/>
                 <w:i/>
                 <w:spacing w:val="-6"/>
                 <w:sz w:val="20"/>
@@ -1476,20 +1314,18 @@
           </w:p>
           <w:p>
             <w:pPr>
-              <w:pStyle w:val="Normal"/>
-              <w:widowControl w:val="false"/>
-              <w:spacing w:lineRule="auto" w:line="240" w:before="0" w:after="0"/>
-              <w:rPr>
-                <w:rFonts w:ascii="Times New Roman" w:hAnsi="Times New Roman" w:eastAsia="Calibri" w:cs="Times New Roman"/>
-                <w:b/>
-                <w:b/>
-                <w:bCs/>
-                <w:lang w:eastAsia="ru-RU"/>
-              </w:rPr>
-            </w:pPr>
-            <w:r>
-              <w:rPr>
-                <w:rFonts w:eastAsia="Calibri" w:cs="Times New Roman" w:ascii="Times New Roman" w:hAnsi="Times New Roman"/>
+              <w:widowControl w:val="0"/>
+              <w:spacing w:after="0" w:line="240" w:lineRule="auto"/>
+              <w:rPr>
+                <w:rFonts w:ascii="Times New Roman" w:eastAsia="Calibri" w:hAnsi="Times New Roman"/>
+                <w:b/>
+                <w:bCs/>
+                <w:lang w:eastAsia="ru-RU"/>
+              </w:rPr>
+            </w:pPr>
+            <w:r>
+              <w:rPr>
+                <w:rFonts w:ascii="Times New Roman" w:eastAsia="Calibri" w:hAnsi="Times New Roman"/>
                 <w:b/>
                 <w:bCs/>
                 <w:lang w:eastAsia="ru-RU"/>
@@ -1498,85 +1334,94 @@
             </w:r>
             <w:r>
               <w:rPr>
-                <w:rFonts w:eastAsia="Calibri" w:cs="Times New Roman" w:ascii="Times New Roman" w:hAnsi="Times New Roman"/>
-                <w:b/>
-                <w:bCs/>
-                <w:color w:val="C9211E"/>
-                <w:lang w:eastAsia="ru-RU"/>
-              </w:rPr>
-              <w:t>0</w:t>
-            </w:r>
-            <w:r>
-              <w:rPr>
-                <w:rFonts w:eastAsia="Calibri" w:cs="Times New Roman" w:ascii="Times New Roman" w:hAnsi="Times New Roman"/>
-                <w:b/>
-                <w:bCs/>
-                <w:color w:val="C9211E"/>
-                <w:lang w:eastAsia="ru-RU"/>
-              </w:rPr>
-              <w:t xml:space="preserve"> %</w:t>
-            </w:r>
-          </w:p>
-          <w:p>
-            <w:pPr>
-              <w:pStyle w:val="Normal"/>
-              <w:widowControl w:val="false"/>
-              <w:spacing w:lineRule="auto" w:line="240" w:before="60" w:after="0"/>
+                <w:rFonts w:ascii="Times New Roman" w:eastAsia="Calibri" w:hAnsi="Times New Roman"/>
+                <w:b/>
+                <w:bCs/>
+                <w:lang w:eastAsia="ru-RU"/>
+              </w:rPr>
+              <w:t xml:space="preserve">{{ </w:t>
+            </w:r>
+            <w:r>
+              <w:rPr>
+                <w:rFonts w:ascii="Times New Roman" w:eastAsia="Calibri" w:hAnsi="Times New Roman"/>
+                <w:b/>
+                <w:bCs/>
+                <w:lang w:val="en-US" w:eastAsia="ru-RU"/>
+              </w:rPr>
+              <w:t>src</w:t>
+            </w:r>
+            <w:r>
+              <w:rPr>
+                <w:rFonts w:ascii="Times New Roman" w:eastAsia="Calibri" w:hAnsi="Times New Roman"/>
+                <w:b/>
+                <w:bCs/>
+                <w:lang w:eastAsia="ru-RU"/>
+              </w:rPr>
+              <w:t>_</w:t>
+            </w:r>
+            <w:r>
+              <w:rPr>
+                <w:rFonts w:ascii="Times New Roman" w:eastAsia="Calibri" w:hAnsi="Times New Roman"/>
+                <w:b/>
+                <w:bCs/>
+                <w:lang w:val="en-US" w:eastAsia="ru-RU"/>
+              </w:rPr>
+              <w:t>percent</w:t>
+            </w:r>
+            <w:r>
+              <w:rPr>
+                <w:rFonts w:ascii="Times New Roman" w:eastAsia="Calibri" w:hAnsi="Times New Roman"/>
+                <w:b/>
+                <w:bCs/>
+                <w:lang w:eastAsia="ru-RU"/>
+              </w:rPr>
+              <w:t xml:space="preserve"> }}</w:t>
+            </w:r>
+          </w:p>
+          <w:p>
+            <w:pPr>
+              <w:widowControl w:val="0"/>
+              <w:spacing w:before="60" w:after="0" w:line="240" w:lineRule="auto"/>
               <w:jc w:val="both"/>
               <w:rPr>
-                <w:rFonts w:ascii="Times New Roman" w:hAnsi="Times New Roman" w:eastAsia="Calibri" w:cs="Times New Roman"/>
-                <w:b/>
-                <w:b/>
-                <w:bCs/>
-                <w:sz w:val="20"/>
-                <w:szCs w:val="20"/>
-                <w:lang w:eastAsia="ru-RU"/>
-              </w:rPr>
-            </w:pPr>
-            <w:r>
-              <w:rPr>
-                <w:rFonts w:eastAsia="Calibri" w:cs="Times New Roman" w:ascii="Times New Roman" w:hAnsi="Times New Roman"/>
-                <w:b/>
-                <w:bCs/>
-                <w:sz w:val="20"/>
-                <w:szCs w:val="20"/>
-                <w:lang w:eastAsia="ru-RU"/>
-              </w:rPr>
-            </w:r>
-          </w:p>
-          <w:p>
-            <w:pPr>
-              <w:pStyle w:val="Normal"/>
-              <w:widowControl w:val="false"/>
-              <w:spacing w:lineRule="auto" w:line="240" w:before="0" w:after="0"/>
-              <w:ind w:left="72" w:hanging="0"/>
-              <w:rPr>
-                <w:rFonts w:ascii="Times New Roman" w:hAnsi="Times New Roman" w:eastAsia="Calibri" w:cs="Times New Roman"/>
+                <w:rFonts w:ascii="Times New Roman" w:eastAsia="Calibri" w:hAnsi="Times New Roman"/>
+                <w:b/>
+                <w:bCs/>
+                <w:sz w:val="20"/>
+                <w:szCs w:val="20"/>
+                <w:lang w:eastAsia="ru-RU"/>
+              </w:rPr>
+            </w:pPr>
+          </w:p>
+          <w:p>
+            <w:pPr>
+              <w:widowControl w:val="0"/>
+              <w:spacing w:after="0" w:line="240" w:lineRule="auto"/>
+              <w:ind w:left="72"/>
+              <w:rPr>
+                <w:rFonts w:ascii="Times New Roman" w:eastAsia="Calibri" w:hAnsi="Times New Roman"/>
                 <w:i/>
+                <w:sz w:val="20"/>
+                <w:szCs w:val="20"/>
+                <w:lang w:eastAsia="ru-RU"/>
+              </w:rPr>
+            </w:pPr>
+            <w:r>
+              <w:rPr>
+                <w:rFonts w:ascii="Times New Roman" w:eastAsia="Calibri" w:hAnsi="Times New Roman"/>
                 <w:i/>
                 <w:sz w:val="20"/>
                 <w:szCs w:val="20"/>
                 <w:lang w:eastAsia="ru-RU"/>
               </w:rPr>
-            </w:pPr>
-            <w:r>
-              <w:rPr>
-                <w:rFonts w:eastAsia="Calibri" w:cs="Times New Roman" w:ascii="Times New Roman" w:hAnsi="Times New Roman"/>
-                <w:i/>
-                <w:sz w:val="20"/>
-                <w:szCs w:val="20"/>
-                <w:lang w:eastAsia="ru-RU"/>
-              </w:rPr>
               <w:t>При  публикации сведений о государственной регистрации программы для ЭВМ или базы данных автор просит: (отметить [X])</w:t>
             </w:r>
           </w:p>
           <w:p>
             <w:pPr>
-              <w:pStyle w:val="Normal"/>
-              <w:widowControl w:val="false"/>
-              <w:spacing w:lineRule="auto" w:line="240" w:before="60" w:after="0"/>
+              <w:widowControl w:val="0"/>
+              <w:spacing w:before="60" w:after="0" w:line="240" w:lineRule="auto"/>
               <w:ind w:firstLine="72"/>
-              <w:rPr/>
             </w:pPr>
             <w:r>
               <w:fldChar w:fldCharType="begin">
@@ -1586,6 +1431,7 @@
                   <w:calcOnExit w:val="0"/>
                   <w:checkBox>
                     <w:sizeAuto/>
+                    <w:default w:val="0"/>
                     <w:checked/>
                   </w:checkBox>
                 </w:ffData>
@@ -1593,57 +1439,56 @@
             </w:r>
             <w:r>
               <w:rPr>
-                <w:sz w:val="18"/>
-                <w:szCs w:val="18"/>
                 <w:rFonts w:ascii="Times New Roman" w:hAnsi="Times New Roman"/>
+                <w:sz w:val="18"/>
+                <w:szCs w:val="18"/>
               </w:rPr>
               <w:instrText xml:space="preserve"> FORMCHECKBOX </w:instrText>
             </w:r>
             <w:r>
               <w:rPr>
-                <w:sz w:val="18"/>
-                <w:szCs w:val="18"/>
                 <w:rFonts w:ascii="Times New Roman" w:hAnsi="Times New Roman"/>
+                <w:sz w:val="18"/>
+                <w:szCs w:val="18"/>
+              </w:rPr>
+            </w:r>
+            <w:r>
+              <w:rPr>
+                <w:rFonts w:ascii="Times New Roman" w:hAnsi="Times New Roman"/>
+                <w:sz w:val="18"/>
+                <w:szCs w:val="18"/>
               </w:rPr>
               <w:fldChar w:fldCharType="separate"/>
             </w:r>
-            <w:bookmarkStart w:id="30" w:name="__Fieldmark__2622_1251897936"/>
-            <w:bookmarkStart w:id="31" w:name="__Fieldmark__2622_1251897936"/>
+            <w:bookmarkStart w:id="27" w:name="__Fieldmark__2622_1251897936"/>
+            <w:bookmarkEnd w:id="27"/>
+            <w:r>
+              <w:rPr>
+                <w:rFonts w:ascii="Times New Roman" w:hAnsi="Times New Roman"/>
+                <w:sz w:val="18"/>
+                <w:szCs w:val="18"/>
+              </w:rPr>
+              <w:fldChar w:fldCharType="end"/>
+            </w:r>
+            <w:bookmarkStart w:id="28" w:name="__Fieldmark__31524_2792455965"/>
+            <w:bookmarkStart w:id="29" w:name="__Fieldmark__5440_297578859623112"/>
+            <w:bookmarkStart w:id="30" w:name="__Fieldmark__856_339904930923112"/>
+            <w:bookmarkStart w:id="31" w:name="__Fieldmark__11302_306065192612111113311"/>
+            <w:bookmarkStart w:id="32" w:name="__Fieldmark__80500_317773220112111113311"/>
+            <w:bookmarkStart w:id="33" w:name="__Fieldmark__1311_297578859623112"/>
+            <w:bookmarkStart w:id="34" w:name="__Fieldmark__10176_2792455965"/>
+            <w:bookmarkStart w:id="35" w:name="__Fieldmark__7692_444835609"/>
+            <w:bookmarkEnd w:id="28"/>
+            <w:bookmarkEnd w:id="29"/>
+            <w:bookmarkEnd w:id="30"/>
             <w:bookmarkEnd w:id="31"/>
-            <w:r>
-              <w:rPr>
-                <w:rFonts w:ascii="Times New Roman" w:hAnsi="Times New Roman"/>
-                <w:sz w:val="18"/>
-                <w:szCs w:val="18"/>
-              </w:rPr>
-            </w:r>
-            <w:r>
-              <w:rPr>
-                <w:sz w:val="18"/>
-                <w:szCs w:val="18"/>
-                <w:rFonts w:ascii="Times New Roman" w:hAnsi="Times New Roman"/>
-              </w:rPr>
-              <w:fldChar w:fldCharType="end"/>
-            </w:r>
-            <w:bookmarkStart w:id="32" w:name="__Fieldmark__31524_2792455965"/>
-            <w:bookmarkStart w:id="33" w:name="__Fieldmark__5440_297578859623112"/>
-            <w:bookmarkStart w:id="34" w:name="__Fieldmark__856_339904930923112"/>
-            <w:bookmarkStart w:id="35" w:name="__Fieldmark__11302_306065192612111113311"/>
-            <w:bookmarkStart w:id="36" w:name="__Fieldmark__80500_317773220112111113311"/>
-            <w:bookmarkStart w:id="37" w:name="__Fieldmark__1311_297578859623112"/>
-            <w:bookmarkStart w:id="38" w:name="__Fieldmark__10176_2792455965"/>
-            <w:bookmarkStart w:id="39" w:name="__Fieldmark__7692_444835609"/>
             <w:bookmarkEnd w:id="32"/>
             <w:bookmarkEnd w:id="33"/>
             <w:bookmarkEnd w:id="34"/>
             <w:bookmarkEnd w:id="35"/>
-            <w:bookmarkEnd w:id="36"/>
-            <w:bookmarkEnd w:id="37"/>
-            <w:bookmarkEnd w:id="38"/>
-            <w:bookmarkEnd w:id="39"/>
-            <w:r>
-              <w:rPr>
-                <w:rFonts w:eastAsia="Calibri" w:cs="Times New Roman" w:ascii="Times New Roman" w:hAnsi="Times New Roman"/>
+            <w:r>
+              <w:rPr>
+                <w:rFonts w:ascii="Times New Roman" w:eastAsia="Calibri" w:hAnsi="Times New Roman"/>
                 <w:b/>
                 <w:bCs/>
                 <w:sz w:val="18"/>
@@ -1660,75 +1505,75 @@
                   <w:calcOnExit w:val="0"/>
                   <w:checkBox>
                     <w:sizeAuto/>
+                    <w:default w:val="0"/>
                   </w:checkBox>
                 </w:ffData>
               </w:fldChar>
             </w:r>
             <w:r>
               <w:rPr>
-                <w:sz w:val="18"/>
-                <w:b/>
-                <w:szCs w:val="18"/>
-                <w:bCs/>
-                <w:rFonts w:eastAsia="Calibri" w:cs="Times New Roman" w:ascii="Times New Roman" w:hAnsi="Times New Roman"/>
+                <w:rFonts w:ascii="Times New Roman" w:eastAsia="Calibri" w:hAnsi="Times New Roman"/>
+                <w:b/>
+                <w:bCs/>
+                <w:sz w:val="18"/>
+                <w:szCs w:val="18"/>
                 <w:lang w:eastAsia="ru-RU"/>
               </w:rPr>
               <w:instrText xml:space="preserve"> FORMCHECKBOX </w:instrText>
             </w:r>
             <w:r>
               <w:rPr>
-                <w:sz w:val="18"/>
-                <w:b/>
-                <w:szCs w:val="18"/>
-                <w:bCs/>
-                <w:rFonts w:eastAsia="Calibri" w:cs="Times New Roman" w:ascii="Times New Roman" w:hAnsi="Times New Roman"/>
+                <w:rFonts w:ascii="Times New Roman" w:eastAsia="Calibri" w:hAnsi="Times New Roman"/>
+                <w:b/>
+                <w:bCs/>
+                <w:sz w:val="18"/>
+                <w:szCs w:val="18"/>
+                <w:lang w:eastAsia="ru-RU"/>
+              </w:rPr>
+            </w:r>
+            <w:r>
+              <w:rPr>
+                <w:rFonts w:ascii="Times New Roman" w:eastAsia="Calibri" w:hAnsi="Times New Roman"/>
+                <w:b/>
+                <w:bCs/>
+                <w:sz w:val="18"/>
+                <w:szCs w:val="18"/>
                 <w:lang w:eastAsia="ru-RU"/>
               </w:rPr>
               <w:fldChar w:fldCharType="separate"/>
             </w:r>
-            <w:bookmarkStart w:id="40" w:name="__Fieldmark__2650_1251897936"/>
-            <w:bookmarkStart w:id="41" w:name="__Fieldmark__2650_1251897936"/>
+            <w:bookmarkStart w:id="36" w:name="__Fieldmark__2650_1251897936"/>
+            <w:bookmarkEnd w:id="36"/>
+            <w:r>
+              <w:rPr>
+                <w:rFonts w:ascii="Times New Roman" w:eastAsia="Calibri" w:hAnsi="Times New Roman"/>
+                <w:b/>
+                <w:bCs/>
+                <w:sz w:val="18"/>
+                <w:szCs w:val="18"/>
+                <w:lang w:eastAsia="ru-RU"/>
+              </w:rPr>
+              <w:fldChar w:fldCharType="end"/>
+            </w:r>
+            <w:bookmarkStart w:id="37" w:name="__Fieldmark__31546_2792455965"/>
+            <w:bookmarkStart w:id="38" w:name="__Fieldmark__5456_297578859623112"/>
+            <w:bookmarkStart w:id="39" w:name="__Fieldmark__859_339904930923112"/>
+            <w:bookmarkStart w:id="40" w:name="__Fieldmark__11300_306065192612111113311"/>
+            <w:bookmarkStart w:id="41" w:name="__Fieldmark__80501_317773220112111113311"/>
+            <w:bookmarkStart w:id="42" w:name="__Fieldmark__1324_297578859623112"/>
+            <w:bookmarkStart w:id="43" w:name="__Fieldmark__10182_2792455965"/>
+            <w:bookmarkStart w:id="44" w:name="__Fieldmark__7717_444835609"/>
+            <w:bookmarkEnd w:id="37"/>
+            <w:bookmarkEnd w:id="38"/>
+            <w:bookmarkEnd w:id="39"/>
+            <w:bookmarkEnd w:id="40"/>
             <w:bookmarkEnd w:id="41"/>
-            <w:r>
-              <w:rPr>
-                <w:rFonts w:eastAsia="Calibri" w:cs="Times New Roman" w:ascii="Times New Roman" w:hAnsi="Times New Roman"/>
-                <w:b/>
-                <w:bCs/>
-                <w:sz w:val="18"/>
-                <w:szCs w:val="18"/>
-                <w:lang w:eastAsia="ru-RU"/>
-              </w:rPr>
-            </w:r>
-            <w:r>
-              <w:rPr>
-                <w:sz w:val="18"/>
-                <w:b/>
-                <w:szCs w:val="18"/>
-                <w:bCs/>
-                <w:rFonts w:eastAsia="Calibri" w:cs="Times New Roman" w:ascii="Times New Roman" w:hAnsi="Times New Roman"/>
-                <w:lang w:eastAsia="ru-RU"/>
-              </w:rPr>
-              <w:fldChar w:fldCharType="end"/>
-            </w:r>
-            <w:bookmarkStart w:id="42" w:name="__Fieldmark__31546_2792455965"/>
-            <w:bookmarkStart w:id="43" w:name="__Fieldmark__5456_297578859623112"/>
-            <w:bookmarkStart w:id="44" w:name="__Fieldmark__859_339904930923112"/>
-            <w:bookmarkStart w:id="45" w:name="__Fieldmark__11300_306065192612111113311"/>
-            <w:bookmarkStart w:id="46" w:name="__Fieldmark__80501_317773220112111113311"/>
-            <w:bookmarkStart w:id="47" w:name="__Fieldmark__1324_297578859623112"/>
-            <w:bookmarkStart w:id="48" w:name="__Fieldmark__10182_2792455965"/>
-            <w:bookmarkStart w:id="49" w:name="__Fieldmark__7717_444835609"/>
             <w:bookmarkEnd w:id="42"/>
             <w:bookmarkEnd w:id="43"/>
             <w:bookmarkEnd w:id="44"/>
-            <w:bookmarkEnd w:id="45"/>
-            <w:bookmarkEnd w:id="46"/>
-            <w:bookmarkEnd w:id="47"/>
-            <w:bookmarkEnd w:id="48"/>
-            <w:bookmarkEnd w:id="49"/>
-            <w:r>
-              <w:rPr>
-                <w:rFonts w:eastAsia="Calibri" w:cs="Times New Roman" w:ascii="Times New Roman" w:hAnsi="Times New Roman"/>
+            <w:r>
+              <w:rPr>
+                <w:rFonts w:ascii="Times New Roman" w:eastAsia="Calibri" w:hAnsi="Times New Roman"/>
                 <w:b/>
                 <w:bCs/>
                 <w:sz w:val="18"/>
@@ -1740,12 +1585,11 @@
           </w:p>
           <w:p>
             <w:pPr>
-              <w:pStyle w:val="Normal"/>
-              <w:widowControl w:val="false"/>
-              <w:spacing w:lineRule="auto" w:line="240" w:before="120" w:after="60"/>
+              <w:widowControl w:val="0"/>
+              <w:spacing w:before="120" w:after="60" w:line="240" w:lineRule="auto"/>
               <w:ind w:firstLine="72"/>
               <w:rPr>
-                <w:rFonts w:ascii="Times New Roman" w:hAnsi="Times New Roman" w:eastAsia="Calibri" w:cs="Times New Roman"/>
+                <w:rFonts w:ascii="Times New Roman" w:eastAsia="Calibri" w:hAnsi="Times New Roman"/>
                 <w:lang w:eastAsia="ru-RU"/>
               </w:rPr>
             </w:pPr>
@@ -1757,63 +1601,63 @@
                   <w:calcOnExit w:val="0"/>
                   <w:checkBox>
                     <w:sizeAuto/>
+                    <w:default w:val="0"/>
                   </w:checkBox>
                 </w:ffData>
               </w:fldChar>
             </w:r>
             <w:r>
               <w:rPr>
-                <w:sz w:val="18"/>
-                <w:szCs w:val="18"/>
                 <w:rFonts w:ascii="Times New Roman" w:hAnsi="Times New Roman"/>
+                <w:sz w:val="18"/>
+                <w:szCs w:val="18"/>
               </w:rPr>
               <w:instrText xml:space="preserve"> FORMCHECKBOX </w:instrText>
             </w:r>
             <w:r>
               <w:rPr>
-                <w:sz w:val="18"/>
-                <w:szCs w:val="18"/>
                 <w:rFonts w:ascii="Times New Roman" w:hAnsi="Times New Roman"/>
+                <w:sz w:val="18"/>
+                <w:szCs w:val="18"/>
+              </w:rPr>
+            </w:r>
+            <w:r>
+              <w:rPr>
+                <w:rFonts w:ascii="Times New Roman" w:hAnsi="Times New Roman"/>
+                <w:sz w:val="18"/>
+                <w:szCs w:val="18"/>
               </w:rPr>
               <w:fldChar w:fldCharType="separate"/>
             </w:r>
-            <w:bookmarkStart w:id="50" w:name="__Fieldmark__2679_1251897936"/>
-            <w:bookmarkStart w:id="51" w:name="__Fieldmark__2679_1251897936"/>
+            <w:bookmarkStart w:id="45" w:name="__Fieldmark__2679_1251897936"/>
+            <w:bookmarkEnd w:id="45"/>
+            <w:r>
+              <w:rPr>
+                <w:rFonts w:ascii="Times New Roman" w:hAnsi="Times New Roman"/>
+                <w:sz w:val="18"/>
+                <w:szCs w:val="18"/>
+              </w:rPr>
+              <w:fldChar w:fldCharType="end"/>
+            </w:r>
+            <w:bookmarkStart w:id="46" w:name="__Fieldmark__31569_2792455965"/>
+            <w:bookmarkStart w:id="47" w:name="__Fieldmark__5473_297578859623112"/>
+            <w:bookmarkStart w:id="48" w:name="__Fieldmark__862_339904930923112"/>
+            <w:bookmarkStart w:id="49" w:name="__Fieldmark__11298_306065192612111113311"/>
+            <w:bookmarkStart w:id="50" w:name="__Fieldmark__80502_317773220112111113311"/>
+            <w:bookmarkStart w:id="51" w:name="__Fieldmark__1338_297578859623112"/>
+            <w:bookmarkStart w:id="52" w:name="__Fieldmark__10188_2792455965"/>
+            <w:bookmarkStart w:id="53" w:name="__Fieldmark__7743_444835609"/>
+            <w:bookmarkEnd w:id="46"/>
+            <w:bookmarkEnd w:id="47"/>
+            <w:bookmarkEnd w:id="48"/>
+            <w:bookmarkEnd w:id="49"/>
+            <w:bookmarkEnd w:id="50"/>
             <w:bookmarkEnd w:id="51"/>
-            <w:r>
-              <w:rPr>
-                <w:rFonts w:ascii="Times New Roman" w:hAnsi="Times New Roman"/>
-                <w:sz w:val="18"/>
-                <w:szCs w:val="18"/>
-              </w:rPr>
-            </w:r>
-            <w:r>
-              <w:rPr>
-                <w:sz w:val="18"/>
-                <w:szCs w:val="18"/>
-                <w:rFonts w:ascii="Times New Roman" w:hAnsi="Times New Roman"/>
-              </w:rPr>
-              <w:fldChar w:fldCharType="end"/>
-            </w:r>
-            <w:bookmarkStart w:id="52" w:name="__Fieldmark__31569_2792455965"/>
-            <w:bookmarkStart w:id="53" w:name="__Fieldmark__5473_297578859623112"/>
-            <w:bookmarkStart w:id="54" w:name="__Fieldmark__862_339904930923112"/>
-            <w:bookmarkStart w:id="55" w:name="__Fieldmark__11298_306065192612111113311"/>
-            <w:bookmarkStart w:id="56" w:name="__Fieldmark__80502_317773220112111113311"/>
-            <w:bookmarkStart w:id="57" w:name="__Fieldmark__1338_297578859623112"/>
-            <w:bookmarkStart w:id="58" w:name="__Fieldmark__10188_2792455965"/>
-            <w:bookmarkStart w:id="59" w:name="__Fieldmark__7743_444835609"/>
             <w:bookmarkEnd w:id="52"/>
             <w:bookmarkEnd w:id="53"/>
-            <w:bookmarkEnd w:id="54"/>
-            <w:bookmarkEnd w:id="55"/>
-            <w:bookmarkEnd w:id="56"/>
-            <w:bookmarkEnd w:id="57"/>
-            <w:bookmarkEnd w:id="58"/>
-            <w:bookmarkEnd w:id="59"/>
-            <w:r>
-              <w:rPr>
-                <w:rFonts w:eastAsia="Calibri" w:cs="Times New Roman" w:ascii="Times New Roman" w:hAnsi="Times New Roman"/>
+            <w:r>
+              <w:rPr>
+                <w:rFonts w:ascii="Times New Roman" w:eastAsia="Calibri" w:hAnsi="Times New Roman"/>
                 <w:b/>
                 <w:bCs/>
                 <w:sz w:val="18"/>
@@ -1824,7 +1668,7 @@
             </w:r>
             <w:r>
               <w:rPr>
-                <w:rFonts w:eastAsia="Calibri" w:cs="Times New Roman" w:ascii="Times New Roman" w:hAnsi="Times New Roman"/>
+                <w:rFonts w:ascii="Times New Roman" w:eastAsia="Calibri" w:hAnsi="Times New Roman"/>
                 <w:b/>
                 <w:bCs/>
                 <w:sz w:val="20"/>
@@ -1839,7 +1683,7 @@
       </w:tr>
       <w:tr>
         <w:trPr>
-          <w:trHeight w:val="636" w:hRule="atLeast"/>
+          <w:trHeight w:val="636"/>
         </w:trPr>
         <w:tc>
           <w:tcPr>
@@ -1854,20 +1698,19 @@
           </w:tcPr>
           <w:p>
             <w:pPr>
-              <w:pStyle w:val="Normal"/>
-              <w:widowControl w:val="false"/>
-              <w:spacing w:lineRule="auto" w:line="240" w:before="0" w:after="0"/>
+              <w:widowControl w:val="0"/>
+              <w:spacing w:after="0" w:line="240" w:lineRule="auto"/>
               <w:ind w:firstLine="72"/>
               <w:rPr>
-                <w:rFonts w:ascii="Times New Roman" w:hAnsi="Times New Roman" w:eastAsia="Calibri" w:cs="Times New Roman"/>
-                <w:sz w:val="24"/>
-                <w:szCs w:val="24"/>
-                <w:lang w:eastAsia="ru-RU"/>
-              </w:rPr>
-            </w:pPr>
-            <w:r>
-              <w:rPr>
-                <w:rFonts w:eastAsia="Calibri" w:cs="Times New Roman" w:ascii="Times New Roman" w:hAnsi="Times New Roman"/>
+                <w:rFonts w:ascii="Times New Roman" w:eastAsia="Calibri" w:hAnsi="Times New Roman"/>
+                <w:sz w:val="24"/>
+                <w:szCs w:val="24"/>
+                <w:lang w:val="en-US" w:eastAsia="ru-RU"/>
+              </w:rPr>
+            </w:pPr>
+            <w:r>
+              <w:rPr>
+                <w:rFonts w:ascii="Times New Roman" w:eastAsia="Calibri" w:hAnsi="Times New Roman"/>
                 <w:sz w:val="24"/>
                 <w:szCs w:val="24"/>
                 <w:lang w:eastAsia="ru-RU"/>
@@ -1876,112 +1719,62 @@
             </w:r>
             <w:r>
               <w:rPr>
-                <w:rFonts w:eastAsia="Calibri" w:cs="Times New Roman" w:ascii="Times New Roman" w:hAnsi="Times New Roman"/>
+                <w:rFonts w:ascii="Times New Roman" w:eastAsia="Calibri" w:hAnsi="Times New Roman"/>
                 <w:b/>
                 <w:iCs/>
                 <w:color w:val="C9211E"/>
                 <w:spacing w:val="-2"/>
                 <w:sz w:val="24"/>
                 <w:szCs w:val="24"/>
-                <w:lang w:eastAsia="ru-RU"/>
-              </w:rPr>
-              <w:t>И</w:t>
-            </w:r>
-            <w:r>
-              <w:rPr>
-                <w:rFonts w:eastAsia="Calibri" w:cs="Times New Roman" w:ascii="Times New Roman" w:hAnsi="Times New Roman"/>
+                <w:lang w:val="en-US" w:eastAsia="ru-RU"/>
+              </w:rPr>
+              <w:t>{{ authors_name</w:t>
+            </w:r>
+            <w:bookmarkStart w:id="54" w:name="_GoBack"/>
+            <w:bookmarkEnd w:id="54"/>
+            <w:r>
+              <w:rPr>
+                <w:rFonts w:ascii="Times New Roman" w:eastAsia="Calibri" w:hAnsi="Times New Roman"/>
                 <w:b/>
                 <w:iCs/>
                 <w:color w:val="C9211E"/>
                 <w:spacing w:val="-2"/>
                 <w:sz w:val="24"/>
                 <w:szCs w:val="24"/>
-                <w:lang w:eastAsia="ru-RU"/>
-              </w:rPr>
-              <w:t>.</w:t>
-            </w:r>
-            <w:r>
-              <w:rPr>
-                <w:rFonts w:eastAsia="Calibri" w:cs="Times New Roman" w:ascii="Times New Roman" w:hAnsi="Times New Roman"/>
-                <w:b/>
-                <w:iCs/>
-                <w:color w:val="C9211E"/>
-                <w:spacing w:val="-2"/>
-                <w:sz w:val="24"/>
-                <w:szCs w:val="24"/>
-                <w:lang w:eastAsia="ru-RU"/>
-              </w:rPr>
-              <w:t>О</w:t>
-            </w:r>
-            <w:r>
-              <w:rPr>
-                <w:rFonts w:eastAsia="Calibri" w:cs="Times New Roman" w:ascii="Times New Roman" w:hAnsi="Times New Roman"/>
-                <w:b/>
-                <w:iCs/>
-                <w:color w:val="C9211E"/>
-                <w:spacing w:val="-2"/>
-                <w:sz w:val="24"/>
-                <w:szCs w:val="24"/>
-                <w:lang w:eastAsia="ru-RU"/>
-              </w:rPr>
-              <w:t xml:space="preserve">. </w:t>
-            </w:r>
-            <w:r>
-              <w:rPr>
-                <w:rFonts w:eastAsia="Calibri" w:cs="Times New Roman" w:ascii="Times New Roman" w:hAnsi="Times New Roman"/>
-                <w:b/>
-                <w:iCs/>
-                <w:color w:val="C9211E"/>
-                <w:spacing w:val="-2"/>
-                <w:sz w:val="24"/>
-                <w:szCs w:val="24"/>
-                <w:lang w:eastAsia="ru-RU"/>
-              </w:rPr>
-              <w:t>Фамилия</w:t>
-            </w:r>
-          </w:p>
-          <w:p>
-            <w:pPr>
-              <w:pStyle w:val="Normal"/>
-              <w:widowControl w:val="false"/>
-              <w:spacing w:lineRule="auto" w:line="240" w:before="0" w:after="0"/>
-              <w:rPr>
-                <w:rFonts w:ascii="Times New Roman" w:hAnsi="Times New Roman" w:eastAsia="Calibri" w:cs="Times New Roman"/>
-                <w:b/>
-                <w:b/>
-                <w:sz w:val="20"/>
-                <w:szCs w:val="20"/>
-                <w:lang w:eastAsia="ru-RU"/>
-              </w:rPr>
-            </w:pPr>
-            <w:r>
-              <w:rPr>
-                <w:rFonts w:eastAsia="Calibri" w:cs="Times New Roman" w:ascii="Times New Roman" w:hAnsi="Times New Roman"/>
-                <w:b/>
-                <w:sz w:val="20"/>
-                <w:szCs w:val="20"/>
-                <w:lang w:eastAsia="ru-RU"/>
-              </w:rPr>
-            </w:r>
-          </w:p>
-          <w:p>
-            <w:pPr>
-              <w:pStyle w:val="Normal"/>
-              <w:widowControl w:val="false"/>
-              <w:spacing w:lineRule="auto" w:line="240" w:before="0" w:after="0"/>
+                <w:lang w:val="en-US" w:eastAsia="ru-RU"/>
+              </w:rPr>
+              <w:t xml:space="preserve"> }}</w:t>
+            </w:r>
+          </w:p>
+          <w:p>
+            <w:pPr>
+              <w:widowControl w:val="0"/>
+              <w:spacing w:after="0" w:line="240" w:lineRule="auto"/>
+              <w:rPr>
+                <w:rFonts w:ascii="Times New Roman" w:eastAsia="Calibri" w:hAnsi="Times New Roman"/>
+                <w:b/>
+                <w:sz w:val="20"/>
+                <w:szCs w:val="20"/>
+                <w:lang w:eastAsia="ru-RU"/>
+              </w:rPr>
+            </w:pPr>
+          </w:p>
+          <w:p>
+            <w:pPr>
+              <w:widowControl w:val="0"/>
+              <w:spacing w:after="0" w:line="240" w:lineRule="auto"/>
               <w:ind w:firstLine="72"/>
               <w:rPr>
-                <w:rFonts w:ascii="Times New Roman" w:hAnsi="Times New Roman" w:eastAsia="Calibri" w:cs="Times New Roman"/>
-                <w:b/>
-                <w:b/>
-                <w:sz w:val="24"/>
-                <w:szCs w:val="24"/>
-                <w:lang w:eastAsia="ru-RU"/>
-              </w:rPr>
-            </w:pPr>
-            <w:r>
-              <w:rPr>
-                <w:rFonts w:eastAsia="Calibri" w:cs="Times New Roman" w:ascii="Times New Roman" w:hAnsi="Times New Roman"/>
+                <w:rFonts w:ascii="Times New Roman" w:eastAsia="Calibri" w:hAnsi="Times New Roman"/>
+                <w:b/>
+                <w:sz w:val="24"/>
+                <w:szCs w:val="24"/>
+                <w:lang w:eastAsia="ru-RU"/>
+              </w:rPr>
+            </w:pPr>
+            <w:r>
+              <w:rPr>
+                <w:rFonts w:ascii="Times New Roman" w:eastAsia="Calibri" w:hAnsi="Times New Roman"/>
                 <w:i/>
                 <w:iCs/>
                 <w:sz w:val="18"/>
@@ -1995,7 +1788,7 @@
       </w:tr>
       <w:tr>
         <w:trPr>
-          <w:trHeight w:val="1637" w:hRule="atLeast"/>
+          <w:trHeight w:val="1637"/>
         </w:trPr>
         <w:tc>
           <w:tcPr>
@@ -2010,20 +1803,19 @@
           </w:tcPr>
           <w:p>
             <w:pPr>
-              <w:pStyle w:val="Normal"/>
-              <w:widowControl w:val="false"/>
-              <w:spacing w:lineRule="auto" w:line="240" w:before="0" w:after="0"/>
+              <w:widowControl w:val="0"/>
+              <w:spacing w:after="0" w:line="240" w:lineRule="auto"/>
               <w:ind w:firstLine="72"/>
               <w:rPr>
-                <w:rFonts w:ascii="Times New Roman" w:hAnsi="Times New Roman" w:eastAsia="Calibri"/>
-                <w:sz w:val="24"/>
-                <w:szCs w:val="24"/>
-                <w:lang w:eastAsia="ru-RU"/>
-              </w:rPr>
-            </w:pPr>
-            <w:r>
-              <w:rPr>
-                <w:rFonts w:eastAsia="Calibri" w:ascii="Times New Roman" w:hAnsi="Times New Roman"/>
+                <w:rFonts w:ascii="Times New Roman" w:eastAsia="Calibri" w:hAnsi="Times New Roman"/>
+                <w:sz w:val="24"/>
+                <w:szCs w:val="24"/>
+                <w:lang w:eastAsia="ru-RU"/>
+              </w:rPr>
+            </w:pPr>
+            <w:r>
+              <w:rPr>
+                <w:rFonts w:ascii="Times New Roman" w:eastAsia="Calibri" w:hAnsi="Times New Roman"/>
                 <w:sz w:val="24"/>
                 <w:szCs w:val="24"/>
                 <w:lang w:eastAsia="ru-RU"/>
@@ -2033,32 +1825,22 @@
           </w:p>
           <w:p>
             <w:pPr>
-              <w:pStyle w:val="Normal"/>
-              <w:widowControl w:val="false"/>
-              <w:spacing w:lineRule="auto" w:line="240" w:before="0" w:after="0"/>
+              <w:widowControl w:val="0"/>
+              <w:spacing w:after="0" w:line="240" w:lineRule="auto"/>
               <w:ind w:firstLine="72"/>
               <w:rPr>
-                <w:rFonts w:ascii="Times New Roman" w:hAnsi="Times New Roman" w:eastAsia="Calibri"/>
-                <w:sz w:val="24"/>
-                <w:szCs w:val="24"/>
-                <w:lang w:eastAsia="ru-RU"/>
-              </w:rPr>
-            </w:pPr>
-            <w:r>
-              <w:rPr>
-                <w:rFonts w:eastAsia="Calibri" w:ascii="Times New Roman" w:hAnsi="Times New Roman"/>
-                <w:sz w:val="24"/>
-                <w:szCs w:val="24"/>
-                <w:lang w:eastAsia="ru-RU"/>
-              </w:rPr>
-            </w:r>
+                <w:rFonts w:ascii="Times New Roman" w:eastAsia="Calibri" w:hAnsi="Times New Roman"/>
+                <w:sz w:val="24"/>
+                <w:szCs w:val="24"/>
+                <w:lang w:eastAsia="ru-RU"/>
+              </w:rPr>
+            </w:pPr>
           </w:p>
           <w:p>
             <w:pPr>
               <w:pStyle w:val="1"/>
-              <w:widowControl w:val="false"/>
-              <w:ind w:left="101" w:hanging="0"/>
-              <w:rPr/>
+              <w:widowControl w:val="0"/>
+              <w:ind w:left="101"/>
             </w:pPr>
             <w:r>
               <w:rPr>
@@ -2077,11 +1859,11 @@
             <w:r>
               <w:rPr>
                 <w:b/>
-                <w:color w:val="C9211E"/>
                 <w:sz w:val="22"/>
                 <w:u w:val="single"/>
-              </w:rPr>
-              <w:t>Должность</w:t>
+                <w:lang w:val="en-US"/>
+              </w:rPr>
+              <w:t>{{ role }}</w:t>
             </w:r>
             <w:r>
               <w:rPr>
@@ -2094,67 +1876,47 @@
             <w:r>
               <w:rPr>
                 <w:b/>
-                <w:color w:val="C9211E"/>
                 <w:sz w:val="22"/>
                 <w:u w:val="single"/>
-              </w:rPr>
-              <w:t>И</w:t>
-            </w:r>
-            <w:r>
-              <w:rPr>
-                <w:b/>
-                <w:color w:val="C9211E"/>
+                <w:lang w:val="en-US"/>
+              </w:rPr>
+              <w:t>{{</w:t>
+            </w:r>
+            <w:r>
+              <w:rPr>
+                <w:b/>
                 <w:sz w:val="22"/>
                 <w:u w:val="single"/>
-              </w:rPr>
-              <w:t>.</w:t>
-            </w:r>
-            <w:r>
-              <w:rPr>
-                <w:b/>
-                <w:color w:val="C9211E"/>
+                <w:lang w:val="en-US"/>
+              </w:rPr>
+              <w:t xml:space="preserve"> copyright_holder_name </w:t>
+            </w:r>
+            <w:r>
+              <w:rPr>
+                <w:b/>
                 <w:sz w:val="22"/>
                 <w:u w:val="single"/>
-              </w:rPr>
-              <w:t>О</w:t>
-            </w:r>
-            <w:r>
-              <w:rPr>
-                <w:b/>
-                <w:color w:val="C9211E"/>
+                <w:lang w:val="en-US"/>
+              </w:rPr>
+              <w:t>}}</w:t>
+            </w:r>
+            <w:r>
+              <w:rPr>
+                <w:b/>
                 <w:sz w:val="22"/>
                 <w:u w:val="single"/>
               </w:rPr>
-              <w:t xml:space="preserve">. </w:t>
-            </w:r>
-            <w:r>
-              <w:rPr>
-                <w:b/>
-                <w:color w:val="C9211E"/>
-                <w:sz w:val="22"/>
-                <w:u w:val="single"/>
-              </w:rPr>
-              <w:t>Фамилия</w:t>
-            </w:r>
-            <w:r>
-              <w:rPr>
-                <w:b/>
-                <w:sz w:val="22"/>
-                <w:u w:val="single"/>
-              </w:rPr>
               <w:t>_______________</w:t>
             </w:r>
           </w:p>
           <w:p>
             <w:pPr>
-              <w:pStyle w:val="Normal"/>
-              <w:widowControl w:val="false"/>
-              <w:spacing w:lineRule="auto" w:line="240" w:before="0" w:after="0"/>
-              <w:ind w:right="175" w:hanging="0"/>
+              <w:widowControl w:val="0"/>
+              <w:spacing w:after="0" w:line="240" w:lineRule="auto"/>
+              <w:ind w:right="175"/>
               <w:jc w:val="both"/>
               <w:rPr>
-                <w:rFonts w:ascii="Times New Roman" w:hAnsi="Times New Roman" w:eastAsia="Calibri"/>
-                <w:i/>
+                <w:rFonts w:ascii="Times New Roman" w:eastAsia="Calibri" w:hAnsi="Times New Roman"/>
                 <w:i/>
                 <w:sz w:val="14"/>
                 <w:szCs w:val="14"/>
@@ -2173,7 +1935,7 @@
             </w:r>
             <w:r>
               <w:rPr>
-                <w:rFonts w:eastAsia="Calibri" w:ascii="Times New Roman" w:hAnsi="Times New Roman"/>
+                <w:rFonts w:ascii="Times New Roman" w:eastAsia="Calibri" w:hAnsi="Times New Roman"/>
                 <w:i/>
                 <w:sz w:val="14"/>
                 <w:szCs w:val="14"/>
@@ -2185,35 +1947,24 @@
         </w:tc>
       </w:tr>
     </w:tbl>
-    <w:p>
-      <w:pPr>
-        <w:pStyle w:val="Normal"/>
-        <w:spacing w:before="0" w:after="160"/>
-        <w:rPr/>
-      </w:pPr>
-      <w:r>
-        <w:rPr/>
-      </w:r>
-    </w:p>
+    <w:p/>
     <w:sectPr>
-      <w:type w:val="nextPage"/>
       <w:pgSz w:w="11906" w:h="16838"/>
-      <w:pgMar w:left="1304" w:right="794" w:gutter="0" w:header="0" w:top="964" w:footer="0" w:bottom="624"/>
-      <w:pgNumType w:fmt="decimal"/>
-      <w:formProt w:val="false"/>
-      <w:textDirection w:val="lrTb"/>
-      <w:docGrid w:type="default" w:linePitch="360" w:charSpace="0"/>
+      <w:pgMar w:top="964" w:right="794" w:bottom="624" w:left="1304" w:header="0" w:footer="0" w:gutter="0"/>
+      <w:cols w:space="720"/>
+      <w:formProt w:val="0"/>
+      <w:docGrid w:linePitch="360"/>
     </w:sectPr>
   </w:body>
 </w:document>
 </file>
 
 <file path=word/styles.xml><?xml version="1.0" encoding="utf-8"?>
-<w:styles xmlns:w="http://schemas.openxmlformats.org/wordprocessingml/2006/main" xmlns:w14="http://schemas.microsoft.com/office/word/2010/wordml" xmlns:mc="http://schemas.openxmlformats.org/markup-compatibility/2006" mc:Ignorable="w14">
+<w:styles xmlns:mc="http://schemas.openxmlformats.org/markup-compatibility/2006" xmlns:r="http://schemas.openxmlformats.org/officeDocument/2006/relationships" xmlns:w="http://schemas.openxmlformats.org/wordprocessingml/2006/main" xmlns:w14="http://schemas.microsoft.com/office/word/2010/wordml" xmlns:w15="http://schemas.microsoft.com/office/word/2012/wordml" xmlns:w16cex="http://schemas.microsoft.com/office/word/2018/wordml/cex" xmlns:w16cid="http://schemas.microsoft.com/office/word/2016/wordml/cid" xmlns:w16="http://schemas.microsoft.com/office/word/2018/wordml" xmlns:w16se="http://schemas.microsoft.com/office/word/2015/wordml/symex" mc:Ignorable="w14 w15 w16se w16cid w16 w16cex">
   <w:docDefaults>
     <w:rPrDefault>
       <w:rPr>
-        <w:rFonts w:ascii="Times New Roman" w:hAnsi="Times New Roman" w:eastAsia="DejaVu Sans" w:cs="DejaVu Sans"/>
+        <w:rFonts w:ascii="Times New Roman" w:eastAsia="DejaVu Sans" w:hAnsi="Times New Roman" w:cs="DejaVu Sans"/>
         <w:sz w:val="24"/>
         <w:szCs w:val="24"/>
         <w:lang w:val="en-US" w:eastAsia="zh-CN" w:bidi="hi-IN"/>
@@ -2221,21 +1972,21 @@
     </w:rPrDefault>
     <w:pPrDefault>
       <w:pPr>
-        <w:suppressAutoHyphens w:val="true"/>
+        <w:suppressAutoHyphens/>
       </w:pPr>
     </w:pPrDefault>
   </w:docDefaults>
   <w:latentStyles w:defLockedState="0" w:defUIPriority="99" w:defSemiHidden="0" w:defUnhideWhenUsed="0" w:defQFormat="0" w:count="376">
     <w:lsdException w:name="Normal" w:uiPriority="0" w:qFormat="1"/>
     <w:lsdException w:name="heading 1" w:uiPriority="9" w:qFormat="1"/>
-    <w:lsdException w:name="heading 2" w:uiPriority="9" w:semiHidden="1" w:unhideWhenUsed="1" w:qFormat="1"/>
-    <w:lsdException w:name="heading 3" w:uiPriority="9" w:semiHidden="1" w:unhideWhenUsed="1" w:qFormat="1"/>
-    <w:lsdException w:name="heading 4" w:uiPriority="9" w:semiHidden="1" w:unhideWhenUsed="1" w:qFormat="1"/>
-    <w:lsdException w:name="heading 5" w:uiPriority="9" w:semiHidden="1" w:unhideWhenUsed="1" w:qFormat="1"/>
-    <w:lsdException w:name="heading 6" w:uiPriority="9" w:semiHidden="1" w:unhideWhenUsed="1" w:qFormat="1"/>
-    <w:lsdException w:name="heading 7" w:uiPriority="9" w:semiHidden="1" w:unhideWhenUsed="1" w:qFormat="1"/>
-    <w:lsdException w:name="heading 8" w:uiPriority="9" w:semiHidden="1" w:unhideWhenUsed="1" w:qFormat="1"/>
-    <w:lsdException w:name="heading 9" w:uiPriority="9" w:semiHidden="1" w:unhideWhenUsed="1" w:qFormat="1"/>
+    <w:lsdException w:name="heading 2" w:semiHidden="1" w:uiPriority="9" w:unhideWhenUsed="1" w:qFormat="1"/>
+    <w:lsdException w:name="heading 3" w:semiHidden="1" w:uiPriority="9" w:unhideWhenUsed="1" w:qFormat="1"/>
+    <w:lsdException w:name="heading 4" w:semiHidden="1" w:uiPriority="9" w:unhideWhenUsed="1" w:qFormat="1"/>
+    <w:lsdException w:name="heading 5" w:semiHidden="1" w:uiPriority="9" w:unhideWhenUsed="1" w:qFormat="1"/>
+    <w:lsdException w:name="heading 6" w:semiHidden="1" w:uiPriority="9" w:unhideWhenUsed="1" w:qFormat="1"/>
+    <w:lsdException w:name="heading 7" w:semiHidden="1" w:uiPriority="9" w:unhideWhenUsed="1" w:qFormat="1"/>
+    <w:lsdException w:name="heading 8" w:semiHidden="1" w:uiPriority="9" w:unhideWhenUsed="1" w:qFormat="1"/>
+    <w:lsdException w:name="heading 9" w:semiHidden="1" w:uiPriority="9" w:unhideWhenUsed="1" w:qFormat="1"/>
     <w:lsdException w:name="index 1" w:semiHidden="1" w:unhideWhenUsed="1"/>
     <w:lsdException w:name="index 2" w:semiHidden="1" w:unhideWhenUsed="1"/>
     <w:lsdException w:name="index 3" w:semiHidden="1" w:unhideWhenUsed="1"/>
@@ -2245,22 +1996,22 @@
     <w:lsdException w:name="index 7" w:semiHidden="1" w:unhideWhenUsed="1"/>
     <w:lsdException w:name="index 8" w:semiHidden="1" w:unhideWhenUsed="1"/>
     <w:lsdException w:name="index 9" w:semiHidden="1" w:unhideWhenUsed="1"/>
-    <w:lsdException w:name="toc 1" w:uiPriority="39" w:semiHidden="1" w:unhideWhenUsed="1"/>
-    <w:lsdException w:name="toc 2" w:uiPriority="39" w:semiHidden="1" w:unhideWhenUsed="1"/>
-    <w:lsdException w:name="toc 3" w:uiPriority="39" w:semiHidden="1" w:unhideWhenUsed="1"/>
-    <w:lsdException w:name="toc 4" w:uiPriority="39" w:semiHidden="1" w:unhideWhenUsed="1"/>
-    <w:lsdException w:name="toc 5" w:uiPriority="39" w:semiHidden="1" w:unhideWhenUsed="1"/>
-    <w:lsdException w:name="toc 6" w:uiPriority="39" w:semiHidden="1" w:unhideWhenUsed="1"/>
-    <w:lsdException w:name="toc 7" w:uiPriority="39" w:semiHidden="1" w:unhideWhenUsed="1"/>
-    <w:lsdException w:name="toc 8" w:uiPriority="39" w:semiHidden="1" w:unhideWhenUsed="1"/>
-    <w:lsdException w:name="toc 9" w:uiPriority="39" w:semiHidden="1" w:unhideWhenUsed="1"/>
+    <w:lsdException w:name="toc 1" w:semiHidden="1" w:uiPriority="39" w:unhideWhenUsed="1"/>
+    <w:lsdException w:name="toc 2" w:semiHidden="1" w:uiPriority="39" w:unhideWhenUsed="1"/>
+    <w:lsdException w:name="toc 3" w:semiHidden="1" w:uiPriority="39" w:unhideWhenUsed="1"/>
+    <w:lsdException w:name="toc 4" w:semiHidden="1" w:uiPriority="39" w:unhideWhenUsed="1"/>
+    <w:lsdException w:name="toc 5" w:semiHidden="1" w:uiPriority="39" w:unhideWhenUsed="1"/>
+    <w:lsdException w:name="toc 6" w:semiHidden="1" w:uiPriority="39" w:unhideWhenUsed="1"/>
+    <w:lsdException w:name="toc 7" w:semiHidden="1" w:uiPriority="39" w:unhideWhenUsed="1"/>
+    <w:lsdException w:name="toc 8" w:semiHidden="1" w:uiPriority="39" w:unhideWhenUsed="1"/>
+    <w:lsdException w:name="toc 9" w:semiHidden="1" w:uiPriority="39" w:unhideWhenUsed="1"/>
     <w:lsdException w:name="Normal Indent" w:semiHidden="1" w:unhideWhenUsed="1"/>
     <w:lsdException w:name="footnote text" w:semiHidden="1" w:unhideWhenUsed="1"/>
     <w:lsdException w:name="annotation text" w:semiHidden="1" w:unhideWhenUsed="1"/>
     <w:lsdException w:name="header" w:semiHidden="1" w:unhideWhenUsed="1"/>
     <w:lsdException w:name="footer" w:semiHidden="1" w:unhideWhenUsed="1"/>
     <w:lsdException w:name="index heading" w:semiHidden="1" w:unhideWhenUsed="1"/>
-    <w:lsdException w:name="caption" w:uiPriority="35" w:semiHidden="1" w:unhideWhenUsed="1" w:qFormat="1"/>
+    <w:lsdException w:name="caption" w:semiHidden="1" w:uiPriority="35" w:unhideWhenUsed="1" w:qFormat="1"/>
     <w:lsdException w:name="table of figures" w:semiHidden="1" w:unhideWhenUsed="1"/>
     <w:lsdException w:name="envelope address" w:semiHidden="1" w:unhideWhenUsed="1"/>
     <w:lsdException w:name="envelope return" w:semiHidden="1" w:unhideWhenUsed="1"/>
@@ -2291,7 +2042,7 @@
     <w:lsdException w:name="Title" w:uiPriority="10" w:qFormat="1"/>
     <w:lsdException w:name="Closing" w:semiHidden="1" w:unhideWhenUsed="1"/>
     <w:lsdException w:name="Signature" w:semiHidden="1" w:unhideWhenUsed="1"/>
-    <w:lsdException w:name="Default Paragraph Font" w:uiPriority="1" w:semiHidden="1" w:unhideWhenUsed="1"/>
+    <w:lsdException w:name="Default Paragraph Font" w:semiHidden="1" w:uiPriority="1" w:unhideWhenUsed="1"/>
     <w:lsdException w:name="Body Text" w:semiHidden="1" w:unhideWhenUsed="1"/>
     <w:lsdException w:name="Body Text Indent" w:semiHidden="1" w:unhideWhenUsed="1"/>
     <w:lsdException w:name="List Continue" w:semiHidden="1" w:unhideWhenUsed="1"/>
@@ -2491,8 +2242,8 @@
     <w:lsdException w:name="Subtle Reference" w:uiPriority="31" w:qFormat="1"/>
     <w:lsdException w:name="Intense Reference" w:uiPriority="32" w:qFormat="1"/>
     <w:lsdException w:name="Book Title" w:uiPriority="33" w:qFormat="1"/>
-    <w:lsdException w:name="Bibliography" w:uiPriority="37" w:semiHidden="1" w:unhideWhenUsed="1"/>
-    <w:lsdException w:name="TOC Heading" w:uiPriority="39" w:semiHidden="1" w:unhideWhenUsed="1" w:qFormat="1"/>
+    <w:lsdException w:name="Bibliography" w:semiHidden="1" w:uiPriority="37" w:unhideWhenUsed="1"/>
+    <w:lsdException w:name="TOC Heading" w:semiHidden="1" w:uiPriority="39" w:unhideWhenUsed="1" w:qFormat="1"/>
     <w:lsdException w:name="Plain Table 1" w:uiPriority="41"/>
     <w:lsdException w:name="Plain Table 2" w:uiPriority="42"/>
     <w:lsdException w:name="Plain Table 3" w:uiPriority="43"/>
@@ -2603,43 +2354,56 @@
     <w:lsdException w:name="Unresolved Mention" w:semiHidden="1" w:unhideWhenUsed="1"/>
     <w:lsdException w:name="Smart Link" w:semiHidden="1" w:unhideWhenUsed="1"/>
   </w:latentStyles>
-  <w:style w:type="paragraph" w:styleId="Normal" w:default="1">
+  <w:style w:type="paragraph" w:default="1" w:styleId="a">
     <w:name w:val="Normal"/>
     <w:qFormat/>
     <w:pPr>
-      <w:widowControl/>
-      <w:suppressAutoHyphens w:val="true"/>
-      <w:bidi w:val="0"/>
-      <w:spacing w:lineRule="auto" w:line="252" w:before="0" w:after="160"/>
-      <w:jc w:val="left"/>
+      <w:spacing w:after="160" w:line="252" w:lineRule="auto"/>
     </w:pPr>
     <w:rPr>
-      <w:rFonts w:ascii="Calibri" w:hAnsi="Calibri" w:eastAsia="Times New Roman" w:cs="Times New Roman"/>
-      <w:color w:val="auto"/>
-      <w:kern w:val="0"/>
+      <w:rFonts w:ascii="Calibri" w:eastAsia="Times New Roman" w:hAnsi="Calibri" w:cs="Times New Roman"/>
       <w:sz w:val="22"/>
       <w:szCs w:val="22"/>
-      <w:lang w:val="ru-RU" w:eastAsia="zh-CN" w:bidi="ar-SA"/>
+      <w:lang w:val="ru-RU" w:bidi="ar-SA"/>
     </w:rPr>
   </w:style>
-  <w:style w:type="character" w:styleId="DefaultParagraphFont" w:default="1">
+  <w:style w:type="character" w:default="1" w:styleId="a0">
     <w:name w:val="Default Paragraph Font"/>
     <w:uiPriority w:val="1"/>
     <w:semiHidden/>
     <w:unhideWhenUsed/>
-    <w:qFormat/>
-    <w:rPr/>
   </w:style>
-  <w:style w:type="character" w:styleId="Style14" w:customStyle="1">
+  <w:style w:type="table" w:default="1" w:styleId="a1">
+    <w:name w:val="Normal Table"/>
+    <w:uiPriority w:val="99"/>
+    <w:semiHidden/>
+    <w:unhideWhenUsed/>
+    <w:tblPr>
+      <w:tblInd w:w="0" w:type="dxa"/>
+      <w:tblCellMar>
+        <w:top w:w="0" w:type="dxa"/>
+        <w:left w:w="108" w:type="dxa"/>
+        <w:bottom w:w="0" w:type="dxa"/>
+        <w:right w:w="108" w:type="dxa"/>
+      </w:tblCellMar>
+    </w:tblPr>
+  </w:style>
+  <w:style w:type="numbering" w:default="1" w:styleId="a2">
+    <w:name w:val="No List"/>
+    <w:uiPriority w:val="99"/>
+    <w:semiHidden/>
+    <w:unhideWhenUsed/>
+  </w:style>
+  <w:style w:type="character" w:customStyle="1" w:styleId="a3">
     <w:name w:val="Текст выноски Знак"/>
     <w:qFormat/>
     <w:rPr>
-      <w:rFonts w:ascii="Segoe UI" w:hAnsi="Segoe UI" w:eastAsia="Times New Roman" w:cs="Segoe UI"/>
+      <w:rFonts w:ascii="Segoe UI" w:eastAsia="Times New Roman" w:hAnsi="Segoe UI" w:cs="Segoe UI"/>
       <w:sz w:val="18"/>
       <w:szCs w:val="18"/>
     </w:rPr>
   </w:style>
-  <w:style w:type="character" w:styleId="Style15" w:customStyle="1">
+  <w:style w:type="character" w:customStyle="1" w:styleId="a4">
     <w:name w:val="Верхний колонтитул Знак"/>
     <w:qFormat/>
     <w:rPr>
@@ -2648,7 +2412,7 @@
       <w:szCs w:val="22"/>
     </w:rPr>
   </w:style>
-  <w:style w:type="character" w:styleId="Style16" w:customStyle="1">
+  <w:style w:type="character" w:customStyle="1" w:styleId="a5">
     <w:name w:val="Нижний колонтитул Знак"/>
     <w:qFormat/>
     <w:rPr>
@@ -2657,84 +2421,39 @@
       <w:szCs w:val="22"/>
     </w:rPr>
   </w:style>
-  <w:style w:type="paragraph" w:styleId="Style17">
-    <w:name w:val="Заголовок"/>
-    <w:basedOn w:val="Normal"/>
-    <w:next w:val="Style18"/>
+  <w:style w:type="paragraph" w:styleId="a6">
+    <w:name w:val="Title"/>
+    <w:basedOn w:val="a"/>
+    <w:next w:val="a7"/>
+    <w:uiPriority w:val="10"/>
     <w:qFormat/>
     <w:pPr>
-      <w:keepNext w:val="true"/>
+      <w:keepNext/>
       <w:spacing w:before="240" w:after="120"/>
     </w:pPr>
     <w:rPr>
-      <w:rFonts w:ascii="Liberation Sans" w:hAnsi="Liberation Sans" w:eastAsia="Microsoft YaHei" w:cs="Arial"/>
+      <w:rFonts w:ascii="Arial" w:eastAsia="DejaVu Sans" w:hAnsi="Arial" w:cs="DejaVu Sans"/>
       <w:sz w:val="28"/>
       <w:szCs w:val="28"/>
     </w:rPr>
   </w:style>
-  <w:style w:type="paragraph" w:styleId="Style18">
+  <w:style w:type="paragraph" w:styleId="a7">
     <w:name w:val="Body Text"/>
-    <w:basedOn w:val="Normal"/>
+    <w:basedOn w:val="a"/>
     <w:pPr>
-      <w:spacing w:lineRule="auto" w:line="276" w:before="0" w:after="140"/>
+      <w:spacing w:after="140" w:line="276" w:lineRule="auto"/>
     </w:pPr>
-    <w:rPr/>
   </w:style>
-  <w:style w:type="paragraph" w:styleId="Style19">
+  <w:style w:type="paragraph" w:styleId="a8">
     <w:name w:val="List"/>
-    <w:basedOn w:val="Style18"/>
-    <w:pPr/>
+    <w:basedOn w:val="a7"/>
     <w:rPr>
       <w:rFonts w:eastAsia="DejaVu Sans"/>
     </w:rPr>
   </w:style>
-  <w:style w:type="paragraph" w:styleId="Style20">
-    <w:name w:val="Caption"/>
-    <w:basedOn w:val="Normal"/>
-    <w:qFormat/>
-    <w:pPr>
-      <w:suppressLineNumbers/>
-      <w:spacing w:before="120" w:after="120"/>
-    </w:pPr>
-    <w:rPr>
-      <w:rFonts w:cs="Arial"/>
-      <w:i/>
-      <w:iCs/>
-      <w:sz w:val="24"/>
-      <w:szCs w:val="24"/>
-    </w:rPr>
-  </w:style>
-  <w:style w:type="paragraph" w:styleId="Style21">
-    <w:name w:val="Указатель"/>
-    <w:basedOn w:val="Normal"/>
-    <w:qFormat/>
-    <w:pPr>
-      <w:suppressLineNumbers/>
-    </w:pPr>
-    <w:rPr>
-      <w:rFonts w:cs="Arial"/>
-      <w:lang w:val="zxx" w:eastAsia="zxx" w:bidi="zxx"/>
-    </w:rPr>
-  </w:style>
-  <w:style w:type="paragraph" w:styleId="Style22">
-    <w:name w:val="Title"/>
-    <w:basedOn w:val="Normal"/>
-    <w:next w:val="Style18"/>
-    <w:uiPriority w:val="10"/>
-    <w:qFormat/>
-    <w:pPr>
-      <w:keepNext w:val="true"/>
-      <w:spacing w:before="240" w:after="120"/>
-    </w:pPr>
-    <w:rPr>
-      <w:rFonts w:ascii="Arial" w:hAnsi="Arial" w:eastAsia="DejaVu Sans" w:cs="DejaVu Sans"/>
-      <w:sz w:val="28"/>
-      <w:szCs w:val="28"/>
-    </w:rPr>
-  </w:style>
-  <w:style w:type="paragraph" w:styleId="Caption">
+  <w:style w:type="paragraph" w:styleId="a9">
     <w:name w:val="caption"/>
-    <w:basedOn w:val="Normal"/>
+    <w:basedOn w:val="a"/>
     <w:qFormat/>
     <w:pPr>
       <w:suppressLineNumbers/>
@@ -2748,9 +2467,9 @@
       <w:szCs w:val="24"/>
     </w:rPr>
   </w:style>
-  <w:style w:type="paragraph" w:styleId="Indexheading">
+  <w:style w:type="paragraph" w:styleId="aa">
     <w:name w:val="index heading"/>
-    <w:basedOn w:val="Normal"/>
+    <w:basedOn w:val="a"/>
     <w:qFormat/>
     <w:pPr>
       <w:suppressLineNumbers/>
@@ -2759,31 +2478,22 @@
       <w:rFonts w:eastAsia="DejaVu Sans"/>
     </w:rPr>
   </w:style>
-  <w:style w:type="paragraph" w:styleId="1" w:customStyle="1">
+  <w:style w:type="paragraph" w:customStyle="1" w:styleId="1">
     <w:name w:val="Обычный1"/>
     <w:qFormat/>
-    <w:pPr>
-      <w:widowControl/>
-      <w:suppressAutoHyphens w:val="true"/>
-      <w:bidi w:val="0"/>
-      <w:spacing w:before="0" w:after="0"/>
-      <w:jc w:val="left"/>
-    </w:pPr>
     <w:rPr>
-      <w:rFonts w:ascii="Times New Roman CYR" w:hAnsi="Times New Roman CYR" w:eastAsia="Times New Roman" w:cs="Times New Roman CYR"/>
-      <w:color w:val="auto"/>
-      <w:kern w:val="0"/>
+      <w:rFonts w:ascii="Times New Roman CYR" w:eastAsia="Times New Roman" w:hAnsi="Times New Roman CYR" w:cs="Times New Roman CYR"/>
       <w:sz w:val="20"/>
       <w:szCs w:val="20"/>
-      <w:lang w:val="ru-RU" w:eastAsia="zh-CN" w:bidi="ar-SA"/>
+      <w:lang w:val="ru-RU" w:bidi="ar-SA"/>
     </w:rPr>
   </w:style>
-  <w:style w:type="paragraph" w:styleId="BalloonText">
+  <w:style w:type="paragraph" w:styleId="ab">
     <w:name w:val="Balloon Text"/>
-    <w:basedOn w:val="Normal"/>
+    <w:basedOn w:val="a"/>
     <w:qFormat/>
     <w:pPr>
-      <w:spacing w:lineRule="auto" w:line="240" w:before="0" w:after="0"/>
+      <w:spacing w:after="0" w:line="240" w:lineRule="auto"/>
     </w:pPr>
     <w:rPr>
       <w:rFonts w:ascii="Segoe UI" w:hAnsi="Segoe UI" w:cs="Segoe UI"/>
@@ -2791,57 +2501,50 @@
       <w:szCs w:val="18"/>
     </w:rPr>
   </w:style>
-  <w:style w:type="paragraph" w:styleId="Style23" w:customStyle="1">
+  <w:style w:type="paragraph" w:customStyle="1" w:styleId="ac">
     <w:name w:val="Колонтитул"/>
-    <w:basedOn w:val="Normal"/>
+    <w:basedOn w:val="a"/>
     <w:qFormat/>
     <w:pPr>
       <w:suppressLineNumbers/>
       <w:tabs>
-        <w:tab w:val="clear" w:pos="708"/>
-        <w:tab w:val="center" w:pos="4819" w:leader="none"/>
-        <w:tab w:val="right" w:pos="9638" w:leader="none"/>
+        <w:tab w:val="center" w:pos="4819"/>
+        <w:tab w:val="right" w:pos="9638"/>
       </w:tabs>
     </w:pPr>
-    <w:rPr/>
   </w:style>
-  <w:style w:type="paragraph" w:styleId="Style24">
-    <w:name w:val="Header"/>
-    <w:basedOn w:val="Normal"/>
+  <w:style w:type="paragraph" w:styleId="ad">
+    <w:name w:val="header"/>
+    <w:basedOn w:val="a"/>
     <w:pPr>
       <w:tabs>
-        <w:tab w:val="clear" w:pos="708"/>
-        <w:tab w:val="center" w:pos="4677" w:leader="none"/>
-        <w:tab w:val="right" w:pos="9355" w:leader="none"/>
+        <w:tab w:val="center" w:pos="4677"/>
+        <w:tab w:val="right" w:pos="9355"/>
       </w:tabs>
     </w:pPr>
-    <w:rPr/>
   </w:style>
-  <w:style w:type="paragraph" w:styleId="Style25">
-    <w:name w:val="Footer"/>
-    <w:basedOn w:val="Normal"/>
+  <w:style w:type="paragraph" w:styleId="ae">
+    <w:name w:val="footer"/>
+    <w:basedOn w:val="a"/>
     <w:pPr>
       <w:tabs>
-        <w:tab w:val="clear" w:pos="708"/>
-        <w:tab w:val="center" w:pos="4677" w:leader="none"/>
-        <w:tab w:val="right" w:pos="9355" w:leader="none"/>
+        <w:tab w:val="center" w:pos="4677"/>
+        <w:tab w:val="right" w:pos="9355"/>
       </w:tabs>
     </w:pPr>
-    <w:rPr/>
   </w:style>
-  <w:style w:type="paragraph" w:styleId="Style26" w:customStyle="1">
+  <w:style w:type="paragraph" w:customStyle="1" w:styleId="af">
     <w:name w:val="Содержимое таблицы"/>
-    <w:basedOn w:val="Normal"/>
+    <w:basedOn w:val="a"/>
     <w:qFormat/>
     <w:pPr>
-      <w:widowControl w:val="false"/>
+      <w:widowControl w:val="0"/>
       <w:suppressLineNumbers/>
     </w:pPr>
-    <w:rPr/>
   </w:style>
-  <w:style w:type="paragraph" w:styleId="Style27" w:customStyle="1">
+  <w:style w:type="paragraph" w:customStyle="1" w:styleId="af0">
     <w:name w:val="Заголовок таблицы"/>
-    <w:basedOn w:val="Style26"/>
+    <w:basedOn w:val="af"/>
     <w:qFormat/>
     <w:pPr>
       <w:jc w:val="center"/>
@@ -2850,27 +2553,6 @@
       <w:b/>
       <w:bCs/>
     </w:rPr>
-  </w:style>
-  <w:style w:type="numbering" w:styleId="NoList" w:default="1">
-    <w:name w:val="No List"/>
-    <w:uiPriority w:val="99"/>
-    <w:semiHidden/>
-    <w:unhideWhenUsed/>
-    <w:qFormat/>
-  </w:style>
-  <w:style w:type="table" w:default="1" w:styleId="a1">
-    <w:name w:val="Normal Table"/>
-    <w:uiPriority w:val="99"/>
-    <w:semiHidden/>
-    <w:unhideWhenUsed/>
-    <w:tblPr>
-      <w:tblCellMar>
-        <w:top w:w="0" w:type="dxa"/>
-        <w:left w:w="108" w:type="dxa"/>
-        <w:bottom w:w="0" w:type="dxa"/>
-        <w:right w:w="108" w:type="dxa"/>
-      </w:tblCellMar>
-    </w:tblPr>
   </w:style>
 </w:styles>
 </file>

--- a/resources/documents/consent-to-provide-information-about-the-author.docx
+++ b/resources/documents/consent-to-provide-information-about-the-author.docx
@@ -83,7 +83,31 @@
                 <w:szCs w:val="18"/>
                 <w:lang w:eastAsia="ru-RU"/>
               </w:rPr>
-              <w:t>(заполняется Федеральной службой  по интеллектуальной собственности)</w:t>
+              <w:t xml:space="preserve">(заполняется Федеральной </w:t>
+            </w:r>
+            <w:proofErr w:type="gramStart"/>
+            <w:r>
+              <w:rPr>
+                <w:rFonts w:ascii="Times New Roman" w:eastAsia="Calibri" w:hAnsi="Times New Roman"/>
+                <w:i/>
+                <w:iCs/>
+                <w:sz w:val="18"/>
+                <w:szCs w:val="18"/>
+                <w:lang w:eastAsia="ru-RU"/>
+              </w:rPr>
+              <w:t>службой  по</w:t>
+            </w:r>
+            <w:proofErr w:type="gramEnd"/>
+            <w:r>
+              <w:rPr>
+                <w:rFonts w:ascii="Times New Roman" w:eastAsia="Calibri" w:hAnsi="Times New Roman"/>
+                <w:i/>
+                <w:iCs/>
+                <w:sz w:val="18"/>
+                <w:szCs w:val="18"/>
+                <w:lang w:eastAsia="ru-RU"/>
+              </w:rPr>
+              <w:t xml:space="preserve"> интеллектуальной собственности)</w:t>
             </w:r>
           </w:p>
         </w:tc>
@@ -155,14 +179,25 @@
               <w:spacing w:after="0" w:line="240" w:lineRule="auto"/>
               <w:jc w:val="center"/>
             </w:pPr>
-            <w:r>
-              <w:rPr>
-                <w:rFonts w:ascii="Times New Roman" w:eastAsia="Calibri" w:hAnsi="Times New Roman"/>
-                <w:sz w:val="18"/>
-                <w:szCs w:val="18"/>
-                <w:lang w:eastAsia="ru-RU"/>
-              </w:rPr>
-              <w:t>Бережковская наб., д. 30, корп. 1,</w:t>
+            <w:proofErr w:type="spellStart"/>
+            <w:r>
+              <w:rPr>
+                <w:rFonts w:ascii="Times New Roman" w:eastAsia="Calibri" w:hAnsi="Times New Roman"/>
+                <w:sz w:val="18"/>
+                <w:szCs w:val="18"/>
+                <w:lang w:eastAsia="ru-RU"/>
+              </w:rPr>
+              <w:t>Бережковская</w:t>
+            </w:r>
+            <w:proofErr w:type="spellEnd"/>
+            <w:r>
+              <w:rPr>
+                <w:rFonts w:ascii="Times New Roman" w:eastAsia="Calibri" w:hAnsi="Times New Roman"/>
+                <w:sz w:val="18"/>
+                <w:szCs w:val="18"/>
+                <w:lang w:eastAsia="ru-RU"/>
+              </w:rPr>
+              <w:t xml:space="preserve"> наб., д. 30, корп. 1,</w:t>
             </w:r>
           </w:p>
           <w:p>
@@ -268,14 +303,25 @@
                 <w:lang w:eastAsia="ru-RU"/>
               </w:rPr>
             </w:pPr>
-            <w:r>
-              <w:rPr>
-                <w:rFonts w:ascii="Times New Roman" w:eastAsia="Calibri" w:hAnsi="Times New Roman"/>
-                <w:sz w:val="24"/>
-                <w:szCs w:val="24"/>
-                <w:lang w:eastAsia="ru-RU"/>
-              </w:rPr>
-              <w:t>Заявка  №  ____________________________________________________________</w:t>
+            <w:proofErr w:type="gramStart"/>
+            <w:r>
+              <w:rPr>
+                <w:rFonts w:ascii="Times New Roman" w:eastAsia="Calibri" w:hAnsi="Times New Roman"/>
+                <w:sz w:val="24"/>
+                <w:szCs w:val="24"/>
+                <w:lang w:eastAsia="ru-RU"/>
+              </w:rPr>
+              <w:t>Заявка  №</w:t>
+            </w:r>
+            <w:proofErr w:type="gramEnd"/>
+            <w:r>
+              <w:rPr>
+                <w:rFonts w:ascii="Times New Roman" w:eastAsia="Calibri" w:hAnsi="Times New Roman"/>
+                <w:sz w:val="24"/>
+                <w:szCs w:val="24"/>
+                <w:lang w:eastAsia="ru-RU"/>
+              </w:rPr>
+              <w:t xml:space="preserve">  ____________________________________________________________</w:t>
             </w:r>
           </w:p>
           <w:p>
@@ -637,6 +683,7 @@
                 <w:lang w:eastAsia="ru-RU"/>
               </w:rPr>
             </w:pPr>
+            <w:proofErr w:type="gramStart"/>
             <w:r>
               <w:rPr>
                 <w:rFonts w:ascii="Times New Roman" w:eastAsia="Calibri" w:hAnsi="Times New Roman"/>
@@ -657,6 +704,7 @@
               </w:rPr>
               <w:t>:_</w:t>
             </w:r>
+            <w:proofErr w:type="gramEnd"/>
             <w:r>
               <w:rPr>
                 <w:rFonts w:ascii="Times New Roman" w:eastAsia="Calibri" w:hAnsi="Times New Roman"/>
@@ -682,6 +730,7 @@
               </w:rPr>
               <w:t xml:space="preserve">{{ </w:t>
             </w:r>
+            <w:proofErr w:type="spellStart"/>
             <w:r>
               <w:rPr>
                 <w:rFonts w:ascii="Times New Roman" w:eastAsia="Calibri" w:hAnsi="Times New Roman"/>
@@ -694,6 +743,7 @@
               </w:rPr>
               <w:t>ibm</w:t>
             </w:r>
+            <w:proofErr w:type="spellEnd"/>
             <w:r>
               <w:rPr>
                 <w:rFonts w:ascii="Times New Roman" w:eastAsia="Calibri" w:hAnsi="Times New Roman"/>
@@ -764,7 +814,29 @@
                 <w:szCs w:val="17"/>
                 <w:lang w:eastAsia="ru-RU"/>
               </w:rPr>
-              <w:t>(указывается в  соответствии с графой 1 заявления о государственной регистрации программы для ЭВМ или базы данных)</w:t>
+              <w:t xml:space="preserve">(указывается </w:t>
+            </w:r>
+            <w:proofErr w:type="gramStart"/>
+            <w:r>
+              <w:rPr>
+                <w:rFonts w:ascii="Times New Roman" w:eastAsia="Calibri" w:hAnsi="Times New Roman"/>
+                <w:i/>
+                <w:sz w:val="17"/>
+                <w:szCs w:val="17"/>
+                <w:lang w:eastAsia="ru-RU"/>
+              </w:rPr>
+              <w:t>в  соответствии</w:t>
+            </w:r>
+            <w:proofErr w:type="gramEnd"/>
+            <w:r>
+              <w:rPr>
+                <w:rFonts w:ascii="Times New Roman" w:eastAsia="Calibri" w:hAnsi="Times New Roman"/>
+                <w:i/>
+                <w:sz w:val="17"/>
+                <w:szCs w:val="17"/>
+                <w:lang w:eastAsia="ru-RU"/>
+              </w:rPr>
+              <w:t xml:space="preserve"> с графой 1 заявления о государственной регистрации программы для ЭВМ или базы данных)</w:t>
             </w:r>
           </w:p>
         </w:tc>
@@ -808,7 +880,29 @@
                 <w:szCs w:val="18"/>
                 <w:lang w:eastAsia="ru-RU"/>
               </w:rPr>
-              <w:t xml:space="preserve">(указываются фамилия, имя, отчество (последнее – при наличии), место жительства физического лица, наименование, место нахождения, основной государственный регистрационный номер (ОГРН)  и идентификационный номер налогоплательщика (ИНН) юридического лица) </w:t>
+              <w:t>(указываются фамилия, имя, отчество (последнее – при наличии), место жительства физического лица, наименование, место нахождения, основной государственный регистрационный номер (</w:t>
+            </w:r>
+            <w:proofErr w:type="gramStart"/>
+            <w:r>
+              <w:rPr>
+                <w:rFonts w:ascii="Times New Roman" w:eastAsia="Calibri" w:hAnsi="Times New Roman"/>
+                <w:i/>
+                <w:sz w:val="18"/>
+                <w:szCs w:val="18"/>
+                <w:lang w:eastAsia="ru-RU"/>
+              </w:rPr>
+              <w:t>ОГРН)  и</w:t>
+            </w:r>
+            <w:proofErr w:type="gramEnd"/>
+            <w:r>
+              <w:rPr>
+                <w:rFonts w:ascii="Times New Roman" w:eastAsia="Calibri" w:hAnsi="Times New Roman"/>
+                <w:i/>
+                <w:sz w:val="18"/>
+                <w:szCs w:val="18"/>
+                <w:lang w:eastAsia="ru-RU"/>
+              </w:rPr>
+              <w:t xml:space="preserve"> идентификационный номер налогоплательщика (ИНН) юридического лица) </w:t>
             </w:r>
           </w:p>
           <w:p>
@@ -823,6 +917,7 @@
                 <w:lang w:val="en-US"/>
               </w:rPr>
             </w:pPr>
+            <w:proofErr w:type="gramStart"/>
             <w:r>
               <w:rPr>
                 <w:rFonts w:ascii="Times New Roman CYR" w:hAnsi="Times New Roman CYR" w:cs="Times New Roman CYR"/>
@@ -832,7 +927,43 @@
                 <w:u w:val="single"/>
                 <w:lang w:val="en-US" w:eastAsia="ru-RU"/>
               </w:rPr>
-              <w:t>{{ physical_person_data }}</w:t>
+              <w:t xml:space="preserve">{{ </w:t>
+            </w:r>
+            <w:proofErr w:type="spellStart"/>
+            <w:r>
+              <w:rPr>
+                <w:rFonts w:ascii="Times New Roman CYR" w:hAnsi="Times New Roman CYR" w:cs="Times New Roman CYR"/>
+                <w:b/>
+                <w:sz w:val="24"/>
+                <w:szCs w:val="24"/>
+                <w:u w:val="single"/>
+                <w:lang w:val="en-US" w:eastAsia="ru-RU"/>
+              </w:rPr>
+              <w:t>physical</w:t>
+            </w:r>
+            <w:proofErr w:type="gramEnd"/>
+            <w:r>
+              <w:rPr>
+                <w:rFonts w:ascii="Times New Roman CYR" w:hAnsi="Times New Roman CYR" w:cs="Times New Roman CYR"/>
+                <w:b/>
+                <w:sz w:val="24"/>
+                <w:szCs w:val="24"/>
+                <w:u w:val="single"/>
+                <w:lang w:val="en-US" w:eastAsia="ru-RU"/>
+              </w:rPr>
+              <w:t>_person_data</w:t>
+            </w:r>
+            <w:proofErr w:type="spellEnd"/>
+            <w:r>
+              <w:rPr>
+                <w:rFonts w:ascii="Times New Roman CYR" w:hAnsi="Times New Roman CYR" w:cs="Times New Roman CYR"/>
+                <w:b/>
+                <w:sz w:val="24"/>
+                <w:szCs w:val="24"/>
+                <w:u w:val="single"/>
+                <w:lang w:val="en-US" w:eastAsia="ru-RU"/>
+              </w:rPr>
+              <w:t xml:space="preserve"> }}</w:t>
             </w:r>
           </w:p>
           <w:p>
@@ -851,6 +982,7 @@
                 <w:lang w:val="en-US"/>
               </w:rPr>
             </w:pPr>
+            <w:proofErr w:type="gramStart"/>
             <w:r>
               <w:rPr>
                 <w:rFonts w:ascii="Times New Roman CYR" w:hAnsi="Times New Roman CYR" w:cs="Times New Roman CYR"/>
@@ -860,7 +992,43 @@
                 <w:u w:val="single"/>
                 <w:lang w:val="en-US" w:eastAsia="ru-RU"/>
               </w:rPr>
-              <w:t>{{ juridical_person_data }}</w:t>
+              <w:t xml:space="preserve">{{ </w:t>
+            </w:r>
+            <w:proofErr w:type="spellStart"/>
+            <w:r>
+              <w:rPr>
+                <w:rFonts w:ascii="Times New Roman CYR" w:hAnsi="Times New Roman CYR" w:cs="Times New Roman CYR"/>
+                <w:b/>
+                <w:sz w:val="24"/>
+                <w:szCs w:val="24"/>
+                <w:u w:val="single"/>
+                <w:lang w:val="en-US" w:eastAsia="ru-RU"/>
+              </w:rPr>
+              <w:t>juridical</w:t>
+            </w:r>
+            <w:proofErr w:type="gramEnd"/>
+            <w:r>
+              <w:rPr>
+                <w:rFonts w:ascii="Times New Roman CYR" w:hAnsi="Times New Roman CYR" w:cs="Times New Roman CYR"/>
+                <w:b/>
+                <w:sz w:val="24"/>
+                <w:szCs w:val="24"/>
+                <w:u w:val="single"/>
+                <w:lang w:val="en-US" w:eastAsia="ru-RU"/>
+              </w:rPr>
+              <w:t>_person_data</w:t>
+            </w:r>
+            <w:proofErr w:type="spellEnd"/>
+            <w:r>
+              <w:rPr>
+                <w:rFonts w:ascii="Times New Roman CYR" w:hAnsi="Times New Roman CYR" w:cs="Times New Roman CYR"/>
+                <w:b/>
+                <w:sz w:val="24"/>
+                <w:szCs w:val="24"/>
+                <w:u w:val="single"/>
+                <w:lang w:val="en-US" w:eastAsia="ru-RU"/>
+              </w:rPr>
+              <w:t xml:space="preserve"> }}</w:t>
             </w:r>
             <w:r>
               <w:rPr>
@@ -938,11 +1106,22 @@
                 <w:sz w:val="20"/>
                 <w:szCs w:val="20"/>
               </w:rPr>
-              <w:t>Фамилия имя отчество:</w:t>
-            </w:r>
+              <w:t xml:space="preserve">Фамилия имя </w:t>
+            </w:r>
+            <w:proofErr w:type="gramStart"/>
             <w:r>
               <w:rPr>
                 <w:rFonts w:ascii="Times New Roman" w:hAnsi="Times New Roman"/>
+                <w:bCs/>
+                <w:i/>
+                <w:sz w:val="20"/>
+                <w:szCs w:val="20"/>
+              </w:rPr>
+              <w:t>отчество:</w:t>
+            </w:r>
+            <w:r>
+              <w:rPr>
+                <w:rFonts w:ascii="Times New Roman" w:hAnsi="Times New Roman"/>
                 <w:b/>
                 <w:bCs/>
                 <w:sz w:val="24"/>
@@ -958,248 +1137,438 @@
                 <w:sz w:val="24"/>
                 <w:szCs w:val="24"/>
               </w:rPr>
+              <w:t>{</w:t>
+            </w:r>
+            <w:proofErr w:type="gramEnd"/>
+            <w:r>
+              <w:rPr>
+                <w:rFonts w:ascii="Times New Roman" w:hAnsi="Times New Roman"/>
+                <w:b/>
+                <w:bCs/>
+                <w:sz w:val="24"/>
+                <w:szCs w:val="24"/>
+              </w:rPr>
+              <w:t xml:space="preserve">{ </w:t>
+            </w:r>
+            <w:r>
+              <w:rPr>
+                <w:rFonts w:ascii="Times New Roman" w:hAnsi="Times New Roman"/>
+                <w:b/>
+                <w:bCs/>
+                <w:sz w:val="24"/>
+                <w:szCs w:val="24"/>
+                <w:lang w:val="en-US"/>
+              </w:rPr>
+              <w:t>authors</w:t>
+            </w:r>
+            <w:r>
+              <w:rPr>
+                <w:rFonts w:ascii="Times New Roman" w:hAnsi="Times New Roman"/>
+                <w:b/>
+                <w:bCs/>
+                <w:sz w:val="24"/>
+                <w:szCs w:val="24"/>
+              </w:rPr>
+              <w:t>_</w:t>
+            </w:r>
+            <w:r>
+              <w:rPr>
+                <w:rFonts w:ascii="Times New Roman" w:hAnsi="Times New Roman"/>
+                <w:b/>
+                <w:bCs/>
+                <w:sz w:val="24"/>
+                <w:szCs w:val="24"/>
+                <w:lang w:val="en-US"/>
+              </w:rPr>
+              <w:t>name</w:t>
+            </w:r>
+            <w:r>
+              <w:rPr>
+                <w:rFonts w:ascii="Times New Roman" w:hAnsi="Times New Roman"/>
+                <w:b/>
+                <w:bCs/>
+                <w:sz w:val="24"/>
+                <w:szCs w:val="24"/>
+              </w:rPr>
+              <w:t xml:space="preserve"> }}</w:t>
+            </w:r>
+          </w:p>
+          <w:p>
+            <w:pPr>
+              <w:pStyle w:val="western"/>
+            </w:pPr>
+            <w:r>
+              <w:rPr>
+                <w:rFonts w:eastAsia="Calibri"/>
+                <w:i/>
+                <w:sz w:val="20"/>
+                <w:szCs w:val="20"/>
+              </w:rPr>
+              <w:t xml:space="preserve">Дата </w:t>
+            </w:r>
+            <w:proofErr w:type="gramStart"/>
+            <w:r>
+              <w:rPr>
+                <w:rFonts w:eastAsia="Calibri"/>
+                <w:i/>
+                <w:sz w:val="20"/>
+                <w:szCs w:val="20"/>
+              </w:rPr>
+              <w:t>рождения:  число</w:t>
+            </w:r>
+            <w:proofErr w:type="gramEnd"/>
+            <w:r>
+              <w:rPr>
+                <w:rFonts w:eastAsia="Calibri"/>
+                <w:i/>
+                <w:sz w:val="20"/>
+                <w:szCs w:val="20"/>
+              </w:rPr>
+              <w:t>:</w:t>
+            </w:r>
+            <w:r>
+              <w:rPr>
+                <w:rFonts w:eastAsia="Calibri"/>
+                <w:b/>
+                <w:bCs/>
+                <w:sz w:val="18"/>
+                <w:szCs w:val="18"/>
+              </w:rPr>
+              <w:t xml:space="preserve"> </w:t>
+            </w:r>
+            <w:r>
+              <w:rPr>
+                <w:b/>
+                <w:bCs/>
+                <w:sz w:val="20"/>
+                <w:szCs w:val="20"/>
+                <w:u w:val="single"/>
+              </w:rPr>
+              <w:t>__</w:t>
+            </w:r>
+            <w:r>
+              <w:rPr>
+                <w:b/>
+                <w:bCs/>
+                <w:color w:val="000000" w:themeColor="text1"/>
+                <w:sz w:val="20"/>
+                <w:szCs w:val="20"/>
+                <w:u w:val="single"/>
+              </w:rPr>
+              <w:t>{{</w:t>
+            </w:r>
+            <w:r>
+              <w:rPr>
+                <w:b/>
+                <w:bCs/>
+                <w:color w:val="000000" w:themeColor="text1"/>
+                <w:sz w:val="20"/>
+                <w:szCs w:val="20"/>
+                <w:u w:val="single"/>
+                <w:lang w:val="en-US"/>
+              </w:rPr>
+              <w:t>born</w:t>
+            </w:r>
+            <w:r>
+              <w:rPr>
+                <w:b/>
+                <w:bCs/>
+                <w:color w:val="000000" w:themeColor="text1"/>
+                <w:sz w:val="20"/>
+                <w:szCs w:val="20"/>
+                <w:u w:val="single"/>
+              </w:rPr>
+              <w:t>_</w:t>
+            </w:r>
+            <w:r>
+              <w:rPr>
+                <w:b/>
+                <w:bCs/>
+                <w:color w:val="000000" w:themeColor="text1"/>
+                <w:sz w:val="20"/>
+                <w:szCs w:val="20"/>
+                <w:u w:val="single"/>
+                <w:lang w:val="en-US"/>
+              </w:rPr>
+              <w:t>day</w:t>
+            </w:r>
+            <w:r>
+              <w:rPr>
+                <w:b/>
+                <w:bCs/>
+                <w:color w:val="000000" w:themeColor="text1"/>
+                <w:sz w:val="20"/>
+                <w:szCs w:val="20"/>
+                <w:u w:val="single"/>
+              </w:rPr>
+              <w:t>}}</w:t>
+            </w:r>
+            <w:r>
+              <w:rPr>
+                <w:b/>
+                <w:bCs/>
+                <w:sz w:val="20"/>
+                <w:szCs w:val="20"/>
+                <w:u w:val="single"/>
+              </w:rPr>
+              <w:t>____</w:t>
+            </w:r>
+            <w:r>
+              <w:rPr>
+                <w:i/>
+                <w:iCs/>
+                <w:sz w:val="20"/>
+                <w:szCs w:val="20"/>
+                <w:u w:val="single"/>
+              </w:rPr>
+              <w:t xml:space="preserve"> месяц:</w:t>
+            </w:r>
+            <w:r>
+              <w:rPr>
+                <w:b/>
+                <w:bCs/>
+                <w:sz w:val="20"/>
+                <w:szCs w:val="20"/>
+                <w:u w:val="single"/>
+              </w:rPr>
+              <w:t xml:space="preserve"> __</w:t>
+            </w:r>
+            <w:r>
+              <w:rPr>
+                <w:b/>
+                <w:bCs/>
+                <w:color w:val="000000" w:themeColor="text1"/>
+                <w:sz w:val="20"/>
+                <w:szCs w:val="20"/>
+                <w:u w:val="single"/>
+              </w:rPr>
+              <w:t>{{</w:t>
+            </w:r>
+            <w:r>
+              <w:rPr>
+                <w:b/>
+                <w:bCs/>
+                <w:color w:val="000000" w:themeColor="text1"/>
+                <w:sz w:val="20"/>
+                <w:szCs w:val="20"/>
+                <w:u w:val="single"/>
+                <w:lang w:val="en-US"/>
+              </w:rPr>
+              <w:t>born</w:t>
+            </w:r>
+            <w:r>
+              <w:rPr>
+                <w:b/>
+                <w:bCs/>
+                <w:color w:val="000000" w:themeColor="text1"/>
+                <w:sz w:val="20"/>
+                <w:szCs w:val="20"/>
+                <w:u w:val="single"/>
+              </w:rPr>
+              <w:t>_</w:t>
+            </w:r>
+            <w:r>
+              <w:rPr>
+                <w:b/>
+                <w:bCs/>
+                <w:color w:val="000000" w:themeColor="text1"/>
+                <w:sz w:val="20"/>
+                <w:szCs w:val="20"/>
+                <w:u w:val="single"/>
+                <w:lang w:val="en-US"/>
+              </w:rPr>
+              <w:t>month</w:t>
+            </w:r>
+            <w:r>
+              <w:rPr>
+                <w:b/>
+                <w:bCs/>
+                <w:color w:val="000000" w:themeColor="text1"/>
+                <w:sz w:val="20"/>
+                <w:szCs w:val="20"/>
+                <w:u w:val="single"/>
+              </w:rPr>
+              <w:t>}}</w:t>
+            </w:r>
+            <w:r>
+              <w:rPr>
+                <w:b/>
+                <w:bCs/>
+                <w:sz w:val="20"/>
+                <w:szCs w:val="20"/>
+                <w:u w:val="single"/>
+              </w:rPr>
+              <w:t>____</w:t>
+            </w:r>
+            <w:r>
+              <w:rPr>
+                <w:i/>
+                <w:iCs/>
+                <w:sz w:val="20"/>
+                <w:szCs w:val="20"/>
+                <w:u w:val="single"/>
+              </w:rPr>
+              <w:t xml:space="preserve"> год:</w:t>
+            </w:r>
+            <w:r>
+              <w:rPr>
+                <w:b/>
+                <w:bCs/>
+                <w:sz w:val="20"/>
+                <w:szCs w:val="20"/>
+                <w:u w:val="single"/>
+              </w:rPr>
+              <w:t xml:space="preserve"> _</w:t>
+            </w:r>
+            <w:r>
+              <w:rPr>
+                <w:b/>
+                <w:bCs/>
+                <w:color w:val="000000" w:themeColor="text1"/>
+                <w:sz w:val="20"/>
+                <w:szCs w:val="20"/>
+                <w:u w:val="single"/>
+              </w:rPr>
+              <w:t>{{</w:t>
+            </w:r>
+            <w:r>
+              <w:rPr>
+                <w:b/>
+                <w:bCs/>
+                <w:color w:val="000000" w:themeColor="text1"/>
+                <w:sz w:val="20"/>
+                <w:szCs w:val="20"/>
+                <w:u w:val="single"/>
+                <w:lang w:val="en-US"/>
+              </w:rPr>
+              <w:t>born</w:t>
+            </w:r>
+            <w:r>
+              <w:rPr>
+                <w:b/>
+                <w:bCs/>
+                <w:color w:val="000000" w:themeColor="text1"/>
+                <w:sz w:val="20"/>
+                <w:szCs w:val="20"/>
+                <w:u w:val="single"/>
+              </w:rPr>
+              <w:t>_</w:t>
+            </w:r>
+            <w:r>
+              <w:rPr>
+                <w:b/>
+                <w:bCs/>
+                <w:color w:val="000000" w:themeColor="text1"/>
+                <w:sz w:val="20"/>
+                <w:szCs w:val="20"/>
+                <w:u w:val="single"/>
+                <w:lang w:val="en-US"/>
+              </w:rPr>
+              <w:t>year</w:t>
+            </w:r>
+            <w:r>
+              <w:rPr>
+                <w:b/>
+                <w:bCs/>
+                <w:color w:val="000000" w:themeColor="text1"/>
+                <w:sz w:val="20"/>
+                <w:szCs w:val="20"/>
+                <w:u w:val="single"/>
+              </w:rPr>
+              <w:t>}}</w:t>
+            </w:r>
+            <w:r>
+              <w:rPr>
+                <w:b/>
+                <w:bCs/>
+                <w:sz w:val="20"/>
+                <w:szCs w:val="20"/>
+                <w:u w:val="single"/>
+              </w:rPr>
+              <w:t>____</w:t>
+            </w:r>
+            <w:r>
+              <w:rPr>
+                <w:b/>
+                <w:bCs/>
+                <w:sz w:val="20"/>
+                <w:szCs w:val="20"/>
+                <w:u w:val="single"/>
+              </w:rPr>
+              <w:t xml:space="preserve"> </w:t>
+            </w:r>
+            <w:r>
+              <w:rPr>
+                <w:rFonts w:eastAsia="Calibri"/>
+                <w:i/>
+                <w:sz w:val="20"/>
+                <w:szCs w:val="20"/>
+              </w:rPr>
+              <w:t xml:space="preserve"> Гражданство:</w:t>
+            </w:r>
+            <w:r>
+              <w:rPr>
+                <w:rFonts w:eastAsia="Calibri"/>
+                <w:b/>
+                <w:bCs/>
+                <w:sz w:val="18"/>
+                <w:szCs w:val="18"/>
+              </w:rPr>
+              <w:t xml:space="preserve"> </w:t>
+            </w:r>
+            <w:r>
+              <w:rPr>
+                <w:rFonts w:eastAsia="Calibri"/>
+                <w:b/>
+                <w:bCs/>
+                <w:sz w:val="20"/>
+                <w:szCs w:val="20"/>
+                <w:u w:val="single"/>
+              </w:rPr>
+              <w:t>_</w:t>
+            </w:r>
+            <w:r>
+              <w:rPr>
+                <w:rFonts w:eastAsia="Calibri"/>
+                <w:b/>
+                <w:bCs/>
+                <w:sz w:val="20"/>
+                <w:szCs w:val="20"/>
+                <w:u w:val="single"/>
+              </w:rPr>
               <w:t xml:space="preserve">{{ </w:t>
             </w:r>
             <w:r>
               <w:rPr>
-                <w:rFonts w:ascii="Times New Roman" w:hAnsi="Times New Roman"/>
-                <w:b/>
-                <w:bCs/>
-                <w:sz w:val="24"/>
-                <w:szCs w:val="24"/>
+                <w:rFonts w:eastAsia="Calibri"/>
+                <w:b/>
+                <w:bCs/>
+                <w:sz w:val="20"/>
+                <w:szCs w:val="20"/>
+                <w:u w:val="single"/>
                 <w:lang w:val="en-US"/>
               </w:rPr>
-              <w:t>authors</w:t>
-            </w:r>
-            <w:r>
-              <w:rPr>
-                <w:rFonts w:ascii="Times New Roman" w:hAnsi="Times New Roman"/>
-                <w:b/>
-                <w:bCs/>
-                <w:sz w:val="24"/>
-                <w:szCs w:val="24"/>
-              </w:rPr>
-              <w:t>_</w:t>
-            </w:r>
-            <w:r>
-              <w:rPr>
-                <w:rFonts w:ascii="Times New Roman" w:hAnsi="Times New Roman"/>
-                <w:b/>
-                <w:bCs/>
-                <w:sz w:val="24"/>
-                <w:szCs w:val="24"/>
-                <w:lang w:val="en-US"/>
-              </w:rPr>
-              <w:t>name</w:t>
-            </w:r>
-            <w:r>
-              <w:rPr>
-                <w:rFonts w:ascii="Times New Roman" w:hAnsi="Times New Roman"/>
-                <w:b/>
-                <w:bCs/>
-                <w:sz w:val="24"/>
-                <w:szCs w:val="24"/>
+              <w:t>citizenship</w:t>
+            </w:r>
+            <w:r>
+              <w:rPr>
+                <w:rFonts w:eastAsia="Calibri"/>
+                <w:b/>
+                <w:bCs/>
+                <w:sz w:val="20"/>
+                <w:szCs w:val="20"/>
+                <w:u w:val="single"/>
               </w:rPr>
               <w:t xml:space="preserve"> }}</w:t>
             </w:r>
-          </w:p>
-          <w:p>
-            <w:pPr>
-              <w:widowControl w:val="0"/>
-              <w:spacing w:after="0" w:line="360" w:lineRule="auto"/>
-              <w:ind w:firstLine="72"/>
-              <w:rPr>
-                <w:rFonts w:ascii="Times New Roman" w:eastAsia="Calibri" w:hAnsi="Times New Roman"/>
-                <w:b/>
-                <w:bCs/>
-                <w:sz w:val="18"/>
-                <w:szCs w:val="18"/>
-                <w:lang w:eastAsia="ru-RU"/>
-              </w:rPr>
-            </w:pPr>
-            <w:r>
-              <w:rPr>
-                <w:rFonts w:ascii="Times New Roman" w:eastAsia="Calibri" w:hAnsi="Times New Roman"/>
-                <w:i/>
-                <w:sz w:val="20"/>
-                <w:szCs w:val="20"/>
-                <w:lang w:eastAsia="ru-RU"/>
-              </w:rPr>
-              <w:t>Дата рождения:  число:</w:t>
-            </w:r>
-            <w:r>
-              <w:rPr>
-                <w:rFonts w:ascii="Times New Roman" w:eastAsia="Calibri" w:hAnsi="Times New Roman"/>
-                <w:b/>
-                <w:bCs/>
-                <w:sz w:val="18"/>
-                <w:szCs w:val="18"/>
-                <w:lang w:eastAsia="ru-RU"/>
-              </w:rPr>
-              <w:t xml:space="preserve"> </w:t>
-            </w:r>
-            <w:r>
-              <w:rPr>
-                <w:rFonts w:ascii="Times New Roman" w:eastAsia="Calibri" w:hAnsi="Times New Roman"/>
-                <w:b/>
-                <w:bCs/>
-                <w:sz w:val="20"/>
-                <w:szCs w:val="20"/>
-                <w:u w:val="single"/>
-                <w:lang w:eastAsia="ru-RU"/>
-              </w:rPr>
-              <w:t>__</w:t>
-            </w:r>
-            <w:r>
-              <w:rPr>
-                <w:rFonts w:ascii="Times New Roman" w:eastAsia="Calibri" w:hAnsi="Times New Roman"/>
-                <w:b/>
-                <w:bCs/>
-                <w:sz w:val="20"/>
-                <w:szCs w:val="20"/>
-                <w:u w:val="single"/>
-                <w:lang w:eastAsia="ru-RU"/>
-              </w:rPr>
-              <w:t xml:space="preserve">{{ </w:t>
-            </w:r>
-            <w:r>
-              <w:rPr>
-                <w:rFonts w:ascii="Times New Roman" w:eastAsia="Calibri" w:hAnsi="Times New Roman"/>
-                <w:b/>
-                <w:bCs/>
-                <w:sz w:val="20"/>
-                <w:szCs w:val="20"/>
-                <w:u w:val="single"/>
-                <w:lang w:val="en-US" w:eastAsia="ru-RU"/>
-              </w:rPr>
-              <w:t>born</w:t>
-            </w:r>
-            <w:r>
-              <w:rPr>
-                <w:rFonts w:ascii="Times New Roman" w:eastAsia="Calibri" w:hAnsi="Times New Roman"/>
-                <w:b/>
-                <w:bCs/>
-                <w:sz w:val="20"/>
-                <w:szCs w:val="20"/>
-                <w:u w:val="single"/>
-                <w:lang w:eastAsia="ru-RU"/>
-              </w:rPr>
-              <w:t>_</w:t>
-            </w:r>
-            <w:r>
-              <w:rPr>
-                <w:rFonts w:ascii="Times New Roman" w:eastAsia="Calibri" w:hAnsi="Times New Roman"/>
-                <w:b/>
-                <w:bCs/>
-                <w:sz w:val="20"/>
-                <w:szCs w:val="20"/>
-                <w:u w:val="single"/>
-                <w:lang w:val="en-US" w:eastAsia="ru-RU"/>
-              </w:rPr>
-              <w:t>data</w:t>
-            </w:r>
-            <w:r>
-              <w:rPr>
-                <w:rFonts w:ascii="Times New Roman" w:eastAsia="Calibri" w:hAnsi="Times New Roman"/>
-                <w:b/>
-                <w:bCs/>
-                <w:sz w:val="20"/>
-                <w:szCs w:val="20"/>
-                <w:u w:val="single"/>
-                <w:lang w:eastAsia="ru-RU"/>
-              </w:rPr>
-              <w:t xml:space="preserve"> }}</w:t>
-            </w:r>
-            <w:r>
-              <w:rPr>
-                <w:rFonts w:ascii="Times New Roman" w:eastAsia="Calibri" w:hAnsi="Times New Roman"/>
-                <w:b/>
-                <w:bCs/>
-                <w:sz w:val="20"/>
-                <w:szCs w:val="20"/>
-                <w:u w:val="single"/>
-                <w:lang w:eastAsia="ru-RU"/>
-              </w:rPr>
-              <w:t>_</w:t>
-            </w:r>
-            <w:r>
-              <w:rPr>
-                <w:rFonts w:ascii="Times New Roman" w:eastAsia="Calibri" w:hAnsi="Times New Roman"/>
-                <w:i/>
-                <w:sz w:val="20"/>
-                <w:szCs w:val="20"/>
-                <w:lang w:eastAsia="ru-RU"/>
-              </w:rPr>
-              <w:t xml:space="preserve"> Гражданство:</w:t>
-            </w:r>
-            <w:r>
-              <w:rPr>
-                <w:rFonts w:ascii="Times New Roman" w:eastAsia="Calibri" w:hAnsi="Times New Roman"/>
-                <w:b/>
-                <w:bCs/>
-                <w:sz w:val="18"/>
-                <w:szCs w:val="18"/>
-                <w:lang w:eastAsia="ru-RU"/>
-              </w:rPr>
-              <w:t xml:space="preserve"> </w:t>
-            </w:r>
-            <w:r>
-              <w:rPr>
-                <w:rFonts w:ascii="Times New Roman" w:eastAsia="Calibri" w:hAnsi="Times New Roman"/>
-                <w:b/>
-                <w:bCs/>
-                <w:sz w:val="20"/>
-                <w:szCs w:val="20"/>
-                <w:u w:val="single"/>
-                <w:lang w:eastAsia="ru-RU"/>
-              </w:rPr>
-              <w:t>_</w:t>
-            </w:r>
-            <w:r>
-              <w:rPr>
-                <w:rFonts w:ascii="Times New Roman" w:eastAsia="Calibri" w:hAnsi="Times New Roman"/>
-                <w:b/>
-                <w:bCs/>
-                <w:sz w:val="20"/>
-                <w:szCs w:val="20"/>
-                <w:u w:val="single"/>
-                <w:lang w:eastAsia="ru-RU"/>
-              </w:rPr>
-              <w:t xml:space="preserve">{{ </w:t>
-            </w:r>
-            <w:r>
-              <w:rPr>
-                <w:rFonts w:ascii="Times New Roman" w:eastAsia="Calibri" w:hAnsi="Times New Roman"/>
-                <w:b/>
-                <w:bCs/>
-                <w:sz w:val="20"/>
-                <w:szCs w:val="20"/>
-                <w:u w:val="single"/>
-                <w:lang w:val="en-US" w:eastAsia="ru-RU"/>
-              </w:rPr>
-              <w:t>citizenship</w:t>
-            </w:r>
-            <w:r>
-              <w:rPr>
-                <w:rFonts w:ascii="Times New Roman" w:eastAsia="Calibri" w:hAnsi="Times New Roman"/>
-                <w:b/>
-                <w:bCs/>
-                <w:sz w:val="20"/>
-                <w:szCs w:val="20"/>
-                <w:u w:val="single"/>
-                <w:lang w:eastAsia="ru-RU"/>
-              </w:rPr>
-              <w:t xml:space="preserve"> }}</w:t>
-            </w:r>
-            <w:r>
-              <w:rPr>
-                <w:rFonts w:ascii="Times New Roman" w:eastAsia="Calibri" w:hAnsi="Times New Roman"/>
-                <w:b/>
-                <w:bCs/>
-                <w:sz w:val="20"/>
-                <w:szCs w:val="20"/>
-                <w:u w:val="single"/>
-                <w:lang w:eastAsia="ru-RU"/>
+            <w:r>
+              <w:rPr>
+                <w:rFonts w:eastAsia="Calibri"/>
+                <w:b/>
+                <w:bCs/>
+                <w:sz w:val="20"/>
+                <w:szCs w:val="20"/>
+                <w:u w:val="single"/>
               </w:rPr>
               <w:t>_</w:t>
             </w:r>
@@ -1277,10 +1646,8 @@
                 <w:tab w:val="left" w:pos="5550"/>
               </w:tabs>
               <w:spacing w:before="60" w:after="0" w:line="240" w:lineRule="auto"/>
-              <w:rPr>
-                <w:lang w:val="en-US"/>
-              </w:rPr>
-            </w:pPr>
+            </w:pPr>
+            <w:proofErr w:type="gramStart"/>
             <w:r>
               <w:rPr>
                 <w:rFonts w:ascii="Times New Roman" w:hAnsi="Times New Roman"/>
@@ -1288,9 +1655,76 @@
                 <w:bCs/>
                 <w:sz w:val="24"/>
                 <w:szCs w:val="24"/>
+                <w:lang w:eastAsia="ru-RU"/>
+              </w:rPr>
+              <w:t xml:space="preserve">{{ </w:t>
+            </w:r>
+            <w:r>
+              <w:rPr>
+                <w:rFonts w:ascii="Times New Roman" w:hAnsi="Times New Roman"/>
+                <w:b/>
+                <w:bCs/>
+                <w:sz w:val="24"/>
+                <w:szCs w:val="24"/>
                 <w:lang w:val="en-US" w:eastAsia="ru-RU"/>
               </w:rPr>
-              <w:t>{{ place_of_life }}</w:t>
+              <w:t>place</w:t>
+            </w:r>
+            <w:proofErr w:type="gramEnd"/>
+            <w:r>
+              <w:rPr>
+                <w:rFonts w:ascii="Times New Roman" w:hAnsi="Times New Roman"/>
+                <w:b/>
+                <w:bCs/>
+                <w:sz w:val="24"/>
+                <w:szCs w:val="24"/>
+                <w:lang w:eastAsia="ru-RU"/>
+              </w:rPr>
+              <w:t>_</w:t>
+            </w:r>
+            <w:r>
+              <w:rPr>
+                <w:rFonts w:ascii="Times New Roman" w:hAnsi="Times New Roman"/>
+                <w:b/>
+                <w:bCs/>
+                <w:sz w:val="24"/>
+                <w:szCs w:val="24"/>
+                <w:lang w:val="en-US" w:eastAsia="ru-RU"/>
+              </w:rPr>
+              <w:t>of</w:t>
+            </w:r>
+            <w:r>
+              <w:rPr>
+                <w:rFonts w:ascii="Times New Roman" w:hAnsi="Times New Roman"/>
+                <w:b/>
+                <w:bCs/>
+                <w:sz w:val="24"/>
+                <w:szCs w:val="24"/>
+                <w:lang w:eastAsia="ru-RU"/>
+              </w:rPr>
+              <w:t>_</w:t>
+            </w:r>
+            <w:r>
+              <w:rPr>
+                <w:rFonts w:ascii="Times New Roman" w:hAnsi="Times New Roman"/>
+                <w:b/>
+                <w:bCs/>
+                <w:sz w:val="24"/>
+                <w:szCs w:val="24"/>
+                <w:lang w:val="en-US" w:eastAsia="ru-RU"/>
+              </w:rPr>
+              <w:t>life</w:t>
+            </w:r>
+            <w:r>
+              <w:rPr>
+                <w:rFonts w:ascii="Times New Roman" w:hAnsi="Times New Roman"/>
+                <w:b/>
+                <w:bCs/>
+                <w:sz w:val="24"/>
+                <w:szCs w:val="24"/>
+                <w:lang w:eastAsia="ru-RU"/>
+              </w:rPr>
+              <w:t xml:space="preserve"> }}</w:t>
             </w:r>
           </w:p>
           <w:p>
@@ -1332,6 +1766,7 @@
               </w:rPr>
               <w:t xml:space="preserve">Написание исходного текста программы – </w:t>
             </w:r>
+            <w:proofErr w:type="gramStart"/>
             <w:r>
               <w:rPr>
                 <w:rFonts w:ascii="Times New Roman" w:eastAsia="Calibri" w:hAnsi="Times New Roman"/>
@@ -1341,6 +1776,7 @@
               </w:rPr>
               <w:t xml:space="preserve">{{ </w:t>
             </w:r>
+            <w:proofErr w:type="spellStart"/>
             <w:r>
               <w:rPr>
                 <w:rFonts w:ascii="Times New Roman" w:eastAsia="Calibri" w:hAnsi="Times New Roman"/>
@@ -1350,6 +1786,8 @@
               </w:rPr>
               <w:t>src</w:t>
             </w:r>
+            <w:proofErr w:type="spellEnd"/>
+            <w:proofErr w:type="gramEnd"/>
             <w:r>
               <w:rPr>
                 <w:rFonts w:ascii="Times New Roman" w:eastAsia="Calibri" w:hAnsi="Times New Roman"/>
@@ -1406,6 +1844,7 @@
                 <w:lang w:eastAsia="ru-RU"/>
               </w:rPr>
             </w:pPr>
+            <w:proofErr w:type="gramStart"/>
             <w:r>
               <w:rPr>
                 <w:rFonts w:ascii="Times New Roman" w:eastAsia="Calibri" w:hAnsi="Times New Roman"/>
@@ -1414,7 +1853,18 @@
                 <w:szCs w:val="20"/>
                 <w:lang w:eastAsia="ru-RU"/>
               </w:rPr>
-              <w:t>При  публикации сведений о государственной регистрации программы для ЭВМ или базы данных автор просит: (отметить [X])</w:t>
+              <w:t>При  публикации</w:t>
+            </w:r>
+            <w:proofErr w:type="gramEnd"/>
+            <w:r>
+              <w:rPr>
+                <w:rFonts w:ascii="Times New Roman" w:eastAsia="Calibri" w:hAnsi="Times New Roman"/>
+                <w:i/>
+                <w:sz w:val="20"/>
+                <w:szCs w:val="20"/>
+                <w:lang w:eastAsia="ru-RU"/>
+              </w:rPr>
+              <w:t xml:space="preserve"> сведений о государственной регистрации программы для ЭВМ или базы данных автор просит: (отметить [X])</w:t>
             </w:r>
           </w:p>
           <w:p>
@@ -1680,6 +2130,8 @@
             </w:r>
           </w:p>
         </w:tc>
+        <w:bookmarkStart w:id="54" w:name="_GoBack"/>
+        <w:bookmarkEnd w:id="54"/>
       </w:tr>
       <w:tr>
         <w:trPr>
@@ -1705,17 +2157,37 @@
                 <w:rFonts w:ascii="Times New Roman" w:eastAsia="Calibri" w:hAnsi="Times New Roman"/>
                 <w:sz w:val="24"/>
                 <w:szCs w:val="24"/>
-                <w:lang w:val="en-US" w:eastAsia="ru-RU"/>
-              </w:rPr>
-            </w:pPr>
-            <w:r>
-              <w:rPr>
-                <w:rFonts w:ascii="Times New Roman" w:eastAsia="Calibri" w:hAnsi="Times New Roman"/>
-                <w:sz w:val="24"/>
-                <w:szCs w:val="24"/>
-                <w:lang w:eastAsia="ru-RU"/>
-              </w:rPr>
-              <w:t xml:space="preserve">Подпись автора:                                                                     </w:t>
+                <w:lang w:eastAsia="ru-RU"/>
+              </w:rPr>
+            </w:pPr>
+            <w:r>
+              <w:rPr>
+                <w:rFonts w:ascii="Times New Roman" w:eastAsia="Calibri" w:hAnsi="Times New Roman"/>
+                <w:sz w:val="24"/>
+                <w:szCs w:val="24"/>
+                <w:lang w:eastAsia="ru-RU"/>
+              </w:rPr>
+              <w:t xml:space="preserve">Подпись </w:t>
+            </w:r>
+            <w:proofErr w:type="gramStart"/>
+            <w:r>
+              <w:rPr>
+                <w:rFonts w:ascii="Times New Roman" w:eastAsia="Calibri" w:hAnsi="Times New Roman"/>
+                <w:sz w:val="24"/>
+                <w:szCs w:val="24"/>
+                <w:lang w:eastAsia="ru-RU"/>
+              </w:rPr>
+              <w:t xml:space="preserve">автора:   </w:t>
+            </w:r>
+            <w:proofErr w:type="gramEnd"/>
+            <w:r>
+              <w:rPr>
+                <w:rFonts w:ascii="Times New Roman" w:eastAsia="Calibri" w:hAnsi="Times New Roman"/>
+                <w:sz w:val="24"/>
+                <w:szCs w:val="24"/>
+                <w:lang w:eastAsia="ru-RU"/>
+              </w:rPr>
+              <w:t xml:space="preserve">                                                                  </w:t>
             </w:r>
             <w:r>
               <w:rPr>
@@ -1726,12 +2198,10 @@
                 <w:spacing w:val="-2"/>
                 <w:sz w:val="24"/>
                 <w:szCs w:val="24"/>
-                <w:lang w:val="en-US" w:eastAsia="ru-RU"/>
-              </w:rPr>
-              <w:t>{{ authors_name</w:t>
-            </w:r>
-            <w:bookmarkStart w:id="54" w:name="_GoBack"/>
-            <w:bookmarkEnd w:id="54"/>
+                <w:lang w:eastAsia="ru-RU"/>
+              </w:rPr>
+              <w:t xml:space="preserve">{{ </w:t>
+            </w:r>
             <w:r>
               <w:rPr>
                 <w:rFonts w:ascii="Times New Roman" w:eastAsia="Calibri" w:hAnsi="Times New Roman"/>
@@ -1742,6 +2212,45 @@
                 <w:sz w:val="24"/>
                 <w:szCs w:val="24"/>
                 <w:lang w:val="en-US" w:eastAsia="ru-RU"/>
+              </w:rPr>
+              <w:t>authors</w:t>
+            </w:r>
+            <w:r>
+              <w:rPr>
+                <w:rFonts w:ascii="Times New Roman" w:eastAsia="Calibri" w:hAnsi="Times New Roman"/>
+                <w:b/>
+                <w:iCs/>
+                <w:color w:val="C9211E"/>
+                <w:spacing w:val="-2"/>
+                <w:sz w:val="24"/>
+                <w:szCs w:val="24"/>
+                <w:lang w:eastAsia="ru-RU"/>
+              </w:rPr>
+              <w:t>_</w:t>
+            </w:r>
+            <w:r>
+              <w:rPr>
+                <w:rFonts w:ascii="Times New Roman" w:eastAsia="Calibri" w:hAnsi="Times New Roman"/>
+                <w:b/>
+                <w:iCs/>
+                <w:color w:val="C9211E"/>
+                <w:spacing w:val="-2"/>
+                <w:sz w:val="24"/>
+                <w:szCs w:val="24"/>
+                <w:lang w:val="en-US" w:eastAsia="ru-RU"/>
+              </w:rPr>
+              <w:t>name</w:t>
+            </w:r>
+            <w:r>
+              <w:rPr>
+                <w:rFonts w:ascii="Times New Roman" w:eastAsia="Calibri" w:hAnsi="Times New Roman"/>
+                <w:b/>
+                <w:iCs/>
+                <w:color w:val="C9211E"/>
+                <w:spacing w:val="-2"/>
+                <w:sz w:val="24"/>
+                <w:szCs w:val="24"/>
+                <w:lang w:eastAsia="ru-RU"/>
               </w:rPr>
               <w:t xml:space="preserve"> }}</w:t>
             </w:r>
@@ -1854,16 +2363,42 @@
                 <w:sz w:val="22"/>
                 <w:u w:val="single"/>
               </w:rPr>
-              <w:t>_______</w:t>
-            </w:r>
+              <w:t>______</w:t>
+            </w:r>
+            <w:proofErr w:type="gramStart"/>
             <w:r>
               <w:rPr>
                 <w:b/>
                 <w:sz w:val="22"/>
                 <w:u w:val="single"/>
+              </w:rPr>
+              <w:t>_</w:t>
+            </w:r>
+            <w:r>
+              <w:rPr>
+                <w:b/>
+                <w:sz w:val="22"/>
+                <w:u w:val="single"/>
+              </w:rPr>
+              <w:t>{</w:t>
+            </w:r>
+            <w:proofErr w:type="gramEnd"/>
+            <w:r>
+              <w:rPr>
+                <w:b/>
+                <w:sz w:val="22"/>
+                <w:u w:val="single"/>
+              </w:rPr>
+              <w:t xml:space="preserve">{ </w:t>
+            </w:r>
+            <w:r>
+              <w:rPr>
+                <w:b/>
+                <w:sz w:val="22"/>
+                <w:u w:val="single"/>
                 <w:lang w:val="en-US"/>
               </w:rPr>
-              <w:t>{{ role }}</w:t>
+              <w:t>role</w:t>
             </w:r>
             <w:r>
               <w:rPr>
@@ -1871,6 +2406,14 @@
                 <w:sz w:val="22"/>
                 <w:u w:val="single"/>
               </w:rPr>
+              <w:t xml:space="preserve"> }}</w:t>
+            </w:r>
+            <w:r>
+              <w:rPr>
+                <w:b/>
+                <w:sz w:val="22"/>
+                <w:u w:val="single"/>
+              </w:rPr>
               <w:t xml:space="preserve">    ________________________________</w:t>
             </w:r>
             <w:r>
@@ -1878,27 +2421,59 @@
                 <w:b/>
                 <w:sz w:val="22"/>
                 <w:u w:val="single"/>
+              </w:rPr>
+              <w:t xml:space="preserve">{{ </w:t>
+            </w:r>
+            <w:r>
+              <w:rPr>
+                <w:b/>
+                <w:sz w:val="22"/>
+                <w:u w:val="single"/>
                 <w:lang w:val="en-US"/>
               </w:rPr>
-              <w:t>{{</w:t>
+              <w:t>copyright</w:t>
             </w:r>
             <w:r>
               <w:rPr>
                 <w:b/>
                 <w:sz w:val="22"/>
                 <w:u w:val="single"/>
+              </w:rPr>
+              <w:t>_</w:t>
+            </w:r>
+            <w:r>
+              <w:rPr>
+                <w:b/>
+                <w:sz w:val="22"/>
+                <w:u w:val="single"/>
                 <w:lang w:val="en-US"/>
               </w:rPr>
-              <w:t xml:space="preserve"> copyright_holder_name </w:t>
+              <w:t>holder</w:t>
             </w:r>
             <w:r>
               <w:rPr>
                 <w:b/>
                 <w:sz w:val="22"/>
                 <w:u w:val="single"/>
+              </w:rPr>
+              <w:t>_</w:t>
+            </w:r>
+            <w:r>
+              <w:rPr>
+                <w:b/>
+                <w:sz w:val="22"/>
+                <w:u w:val="single"/>
                 <w:lang w:val="en-US"/>
               </w:rPr>
-              <w:t>}}</w:t>
+              <w:t>name</w:t>
+            </w:r>
+            <w:r>
+              <w:rPr>
+                <w:b/>
+                <w:sz w:val="22"/>
+                <w:u w:val="single"/>
+              </w:rPr>
+              <w:t xml:space="preserve"> }}</w:t>
             </w:r>
             <w:r>
               <w:rPr>
@@ -2554,6 +3129,21 @@
       <w:bCs/>
     </w:rPr>
   </w:style>
+  <w:style w:type="paragraph" w:customStyle="1" w:styleId="western">
+    <w:name w:val="western"/>
+    <w:basedOn w:val="a"/>
+    <w:rsid w:val="00BA4AD7"/>
+    <w:pPr>
+      <w:suppressAutoHyphens w:val="0"/>
+      <w:spacing w:before="100" w:beforeAutospacing="1" w:after="100" w:afterAutospacing="1" w:line="240" w:lineRule="auto"/>
+    </w:pPr>
+    <w:rPr>
+      <w:rFonts w:ascii="Times New Roman" w:hAnsi="Times New Roman"/>
+      <w:sz w:val="24"/>
+      <w:szCs w:val="24"/>
+      <w:lang w:eastAsia="ru-RU"/>
+    </w:rPr>
+  </w:style>
 </w:styles>
 </file>
 
